--- a/Lab/02-S1-2025-SEDQ/salida/probabilidad_condicional_tabla_contingencia_razonamiento_nivel3_v2_1.docx
+++ b/Lab/02-S1-2025-SEDQ/salida/probabilidad_condicional_tabla_contingencia_razonamiento_nivel3_v2_1.docx
@@ -53,7 +53,7 @@
         <w:br/>
       </w:r>
       <w:r>
-        <w:t xml:space="preserve">En el diagrama se muestran los datos estadísticos de asistentes del grupo en un programa formativo, dependiendo del género y la edad.</w:t>
+        <w:t xml:space="preserve">En el cuadro se muestran los valores proporcionales de participantes en un curso de extensión, dependiendo del género y la edad.</w:t>
       </w:r>
     </w:p>
     <w:p>
@@ -66,7 +66,7 @@
       <w:r>
         <w:drawing>
           <wp:inline>
-            <wp:extent cx="2519999" cy="401142"/>
+            <wp:extent cx="2519999" cy="252647"/>
             <wp:effectExtent b="0" l="0" r="0" t="0"/>
             <wp:docPr descr="image" title="" id="21" name="Picture"/>
             <a:graphic>
@@ -96,7 +96,7 @@
                   <pic:spPr bwMode="auto">
                     <a:xfrm>
                       <a:off x="0" y="0"/>
-                      <a:ext cx="2519999" cy="401142"/>
+                      <a:ext cx="2519999" cy="252647"/>
                     </a:xfrm>
                     <a:prstGeom prst="rect">
                       <a:avLst/>
@@ -123,7 +123,7 @@
         </w:numPr>
       </w:pPr>
       <w:r>
-        <w:t xml:space="preserve">Por ejemplo, el 32.7% de los asistentes del grupo son hombres menores de 19 años. Según el diagrama, ¿cuál es la probabilidad de que al escoger una persona al azar pertenezca al grupo de los mayores de 19 años, si ya se sabe que hace parte del grupo de hombres?</w:t>
+        <w:t xml:space="preserve">Por ejemplo, el 17.7% de los participantes son estudiantes de género femenino mayores de 16 años. Según el cuadro, ¿cuál es la probabilidad de que al escoger una persona al azar pertenezca al grupo de los menores de 16 años, si ya se sabe que hace parte del grupo de hombres?</w:t>
       </w:r>
     </w:p>
     <w:p>
@@ -134,7 +134,7 @@
         </w:numPr>
       </w:pPr>
       <w:r>
-        <w:t xml:space="preserve">0.506/0.179</w:t>
+        <w:t xml:space="preserve">0.26/0.625</w:t>
       </w:r>
     </w:p>
     <w:p>
@@ -145,7 +145,7 @@
         </w:numPr>
       </w:pPr>
       <w:r>
-        <w:t xml:space="preserve">0.305/0.506</w:t>
+        <w:t xml:space="preserve">0.625/0.26</w:t>
       </w:r>
     </w:p>
     <w:p>
@@ -156,7 +156,7 @@
         </w:numPr>
       </w:pPr>
       <w:r>
-        <w:t xml:space="preserve">0.179/0.494</w:t>
+        <w:t xml:space="preserve">0.26/0.375</w:t>
       </w:r>
     </w:p>
     <w:p>
@@ -167,7 +167,7 @@
         </w:numPr>
       </w:pPr>
       <w:r>
-        <w:t xml:space="preserve">0.179/0.506</w:t>
+        <w:t xml:space="preserve">0.198/0.625</w:t>
       </w:r>
     </w:p>
     <w:p>
@@ -267,7 +267,7 @@
                   <m:nor/>
                   <m:sty m:val="p"/>
                 </m:rPr>
-                <m:t>mayores de 19 años</m:t>
+                <m:t>menores de 16 años</m:t>
               </m:r>
               <m:r>
                 <m:rPr>
@@ -418,7 +418,7 @@
         <w:t xml:space="preserve"> </w:t>
       </w:r>
       <w:r>
-        <w:t xml:space="preserve">= evento de interés: mayores de 19 años</w:t>
+        <w:t xml:space="preserve">= evento de interés: menores de 16 años</w:t>
       </w:r>
     </w:p>
     <w:p>
@@ -559,7 +559,7 @@
         </w:numPr>
       </w:pPr>
       <w:r>
-        <w:t xml:space="preserve">P(menores de 19 años</w:t>
+        <w:t xml:space="preserve">P(menores de 16 años</w:t>
       </w:r>
       <w:r>
         <w:t xml:space="preserve"> </w:t>
@@ -576,7 +576,7 @@
         <w:t xml:space="preserve"> </w:t>
       </w:r>
       <w:r>
-        <w:t xml:space="preserve">hombres) = 0.327</w:t>
+        <w:t xml:space="preserve">hombres) = 0.260</w:t>
       </w:r>
     </w:p>
     <w:p>
@@ -587,7 +587,7 @@
         </w:numPr>
       </w:pPr>
       <w:r>
-        <w:t xml:space="preserve">P(menores de 19 años</w:t>
+        <w:t xml:space="preserve">P(menores de 16 años</w:t>
       </w:r>
       <w:r>
         <w:t xml:space="preserve"> </w:t>
@@ -604,7 +604,7 @@
         <w:t xml:space="preserve"> </w:t>
       </w:r>
       <w:r>
-        <w:t xml:space="preserve">mujeres) = 0.305</w:t>
+        <w:t xml:space="preserve">estudiantes de género femenino) = 0.198</w:t>
       </w:r>
     </w:p>
     <w:p>
@@ -615,7 +615,7 @@
         </w:numPr>
       </w:pPr>
       <w:r>
-        <w:t xml:space="preserve">P(mayores de 19 años</w:t>
+        <w:t xml:space="preserve">P(mayores de 16 años</w:t>
       </w:r>
       <w:r>
         <w:t xml:space="preserve"> </w:t>
@@ -632,7 +632,7 @@
         <w:t xml:space="preserve"> </w:t>
       </w:r>
       <w:r>
-        <w:t xml:space="preserve">hombres) = 0.179</w:t>
+        <w:t xml:space="preserve">hombres) = 0.365</w:t>
       </w:r>
     </w:p>
     <w:p>
@@ -643,7 +643,7 @@
         </w:numPr>
       </w:pPr>
       <w:r>
-        <w:t xml:space="preserve">P(mayores de 19 años</w:t>
+        <w:t xml:space="preserve">P(mayores de 16 años</w:t>
       </w:r>
       <w:r>
         <w:t xml:space="preserve"> </w:t>
@@ -660,7 +660,7 @@
         <w:t xml:space="preserve"> </w:t>
       </w:r>
       <w:r>
-        <w:t xml:space="preserve">mujeres) = 0.189</w:t>
+        <w:t xml:space="preserve">estudiantes de género femenino) = 0.177</w:t>
       </w:r>
     </w:p>
     <w:p>
@@ -727,7 +727,7 @@
         </w:numPr>
       </w:pPr>
       <w:r>
-        <w:t xml:space="preserve">P(hombres) = 0.327 + 0.179 = 0.506</w:t>
+        <w:t xml:space="preserve">P(hombres) = 0.260 + 0.365 = 0.625</w:t>
       </w:r>
     </w:p>
     <w:p>
@@ -738,7 +738,7 @@
         </w:numPr>
       </w:pPr>
       <w:r>
-        <w:t xml:space="preserve">P(mujeres) = 0.305 + 0.189 = 0.494</w:t>
+        <w:t xml:space="preserve">P(estudiantes de género femenino) = 0.198 + 0.177 = 0.375</w:t>
       </w:r>
     </w:p>
     <w:p>
@@ -764,7 +764,7 @@
         </w:numPr>
       </w:pPr>
       <w:r>
-        <w:t xml:space="preserve">P(menores de 19 años) = 0.327 + 0.305 = 0.632</w:t>
+        <w:t xml:space="preserve">P(menores de 16 años) = 0.260 + 0.198 = 0.458</w:t>
       </w:r>
     </w:p>
     <w:p>
@@ -775,7 +775,7 @@
         </w:numPr>
       </w:pPr>
       <w:r>
-        <w:t xml:space="preserve">P(mayores de 19 años) = 0.179 + 0.189 = 0.368</w:t>
+        <w:t xml:space="preserve">P(mayores de 16 años) = 0.365 + 0.177 = 0.542</w:t>
       </w:r>
     </w:p>
     <w:p>
@@ -828,7 +828,7 @@
                   <m:nor/>
                   <m:sty m:val="p"/>
                 </m:rPr>
-                <m:t>mayores de 19 años</m:t>
+                <m:t>menores de 16 años</m:t>
               </m:r>
               <m:r>
                 <m:rPr>
@@ -872,7 +872,7 @@
                       <m:nor/>
                       <m:sty m:val="p"/>
                     </m:rPr>
-                    <m:t>mayores de 19 años</m:t>
+                    <m:t>menores de 16 años</m:t>
                   </m:r>
                   <m:r>
                     <m:rPr>
@@ -952,7 +952,7 @@
                   <m:nor/>
                   <m:sty m:val="p"/>
                 </m:rPr>
-                <m:t>mayores de 19 años</m:t>
+                <m:t>menores de 16 años</m:t>
               </m:r>
               <m:r>
                 <m:rPr>
@@ -981,12 +981,12 @@
             </m:fPr>
             <m:num>
               <m:r>
-                <m:t>0.179</m:t>
+                <m:t>0.260</m:t>
               </m:r>
             </m:num>
             <m:den>
               <m:r>
-                <m:t>0.506</m:t>
+                <m:t>0.625</m:t>
               </m:r>
             </m:den>
           </m:f>
@@ -1025,7 +1025,7 @@
         <w:t xml:space="preserve"> </w:t>
       </w:r>
       <w:r>
-        <w:t xml:space="preserve">0.179/0.506 = 0.354</w:t>
+        <w:t xml:space="preserve">0.26/0.625 = 0.416</w:t>
       </w:r>
     </w:p>
     <w:p>
@@ -1055,7 +1055,7 @@
           <w:b/>
           <w:bCs/>
         </w:rPr>
-        <w:t xml:space="preserve">0.179/0.494</w:t>
+        <w:t xml:space="preserve">0.26/0.375</w:t>
       </w:r>
       <w:r>
         <w:t xml:space="preserve">: Error de</w:t>
@@ -1089,7 +1089,7 @@
           <w:b/>
           <w:bCs/>
         </w:rPr>
-        <w:t xml:space="preserve">0.305/0.506</w:t>
+        <w:t xml:space="preserve">0.198/0.625</w:t>
       </w:r>
       <w:r>
         <w:t xml:space="preserve">: Error de</w:t>
@@ -1123,7 +1123,7 @@
           <w:b/>
           <w:bCs/>
         </w:rPr>
-        <w:t xml:space="preserve">0.506/0.179</w:t>
+        <w:t xml:space="preserve">0.625/0.26</w:t>
       </w:r>
       <w:r>
         <w:t xml:space="preserve">: Error de</w:t>
@@ -1167,17 +1167,17 @@
         </w:numPr>
       </w:pPr>
       <w:r>
-        <w:t xml:space="preserve">Por lo tanto, la probabilidad de que una persona pertenezca al grupo de mayores de 19 años, dado que es hombres, es</w:t>
-      </w:r>
-      <w:r>
-        <w:t xml:space="preserve"> </w:t>
-      </w:r>
-      <w:r>
-        <w:rPr>
-          <w:b/>
-          <w:bCs/>
-        </w:rPr>
-        <w:t xml:space="preserve">0.179/0.506</w:t>
+        <w:t xml:space="preserve">Por lo tanto, la probabilidad de que una persona pertenezca al grupo de menores de 16 años, dado que es hombres, es</w:t>
+      </w:r>
+      <w:r>
+        <w:t xml:space="preserve"> </w:t>
+      </w:r>
+      <w:r>
+        <w:rPr>
+          <w:b/>
+          <w:bCs/>
+        </w:rPr>
+        <w:t xml:space="preserve">0.26/0.625</w:t>
       </w:r>
       <w:r>
         <w:t xml:space="preserve">.</w:t>
@@ -1246,6 +1246,17 @@
         </w:numPr>
       </w:pPr>
       <w:r>
+        <w:t xml:space="preserve">Verdadero</w:t>
+      </w:r>
+    </w:p>
+    <w:p>
+      <w:pPr>
+        <w:numPr>
+          <w:ilvl w:val="1"/>
+          <w:numId w:val="1009"/>
+        </w:numPr>
+      </w:pPr>
+      <w:r>
         <w:t xml:space="preserve">Falso</w:t>
       </w:r>
     </w:p>
@@ -1274,17 +1285,6 @@
     <w:p>
       <w:pPr>
         <w:numPr>
-          <w:ilvl w:val="1"/>
-          <w:numId w:val="1009"/>
-        </w:numPr>
-      </w:pPr>
-      <w:r>
-        <w:t xml:space="preserve">Verdadero</w:t>
-      </w:r>
-    </w:p>
-    <w:p>
-      <w:pPr>
-        <w:numPr>
           <w:ilvl w:val="0"/>
           <w:numId w:val="1001"/>
         </w:numPr>
@@ -1300,7 +1300,7 @@
         <w:br/>
       </w:r>
       <w:r>
-        <w:t xml:space="preserve">En el diagrama se muestran los valores proporcionales de miembros en un programa de desarrollo, dependiendo del género y la edad.</w:t>
+        <w:t xml:space="preserve">En el diagrama se muestran los datos estadísticos de estudiantes en un diplomado especializado, dependiendo del género y la edad.</w:t>
       </w:r>
     </w:p>
     <w:p>
@@ -1313,7 +1313,7 @@
       <w:r>
         <w:drawing>
           <wp:inline>
-            <wp:extent cx="2519999" cy="393119"/>
+            <wp:extent cx="2519999" cy="311752"/>
             <wp:effectExtent b="0" l="0" r="0" t="0"/>
             <wp:docPr descr="image" title="" id="31" name="Picture"/>
             <a:graphic>
@@ -1343,7 +1343,7 @@
                   <pic:spPr bwMode="auto">
                     <a:xfrm>
                       <a:off x="0" y="0"/>
-                      <a:ext cx="2519999" cy="393119"/>
+                      <a:ext cx="2519999" cy="311752"/>
                     </a:xfrm>
                     <a:prstGeom prst="rect">
                       <a:avLst/>
@@ -1370,7 +1370,7 @@
         </w:numPr>
       </w:pPr>
       <w:r>
-        <w:t xml:space="preserve">Por ejemplo, el 23.4% de los miembros son mujeres menores de 22 años. Según el diagrama, ¿cuál es la probabilidad de que al escoger una persona al azar pertenezca al grupo de los hombres, si ya se sabe que hace parte del grupo de mayores de 22 años?</w:t>
+        <w:t xml:space="preserve">Por ejemplo, el 19.1% de los estudiantes son participantes de género femenino menores de 22 años. Según el diagrama, ¿cuál es la probabilidad de que al escoger una persona al azar pertenezca al grupo de los varones, si ya se sabe que hace parte del grupo de menores de 22 años?</w:t>
       </w:r>
     </w:p>
     <w:p>
@@ -1381,7 +1381,7 @@
         </w:numPr>
       </w:pPr>
       <w:r>
-        <w:t xml:space="preserve">0.234/0.532</w:t>
+        <w:t xml:space="preserve">0.427/0.236</w:t>
       </w:r>
     </w:p>
     <w:p>
@@ -1392,7 +1392,7 @@
         </w:numPr>
       </w:pPr>
       <w:r>
-        <w:t xml:space="preserve">0.532/0.262</w:t>
+        <w:t xml:space="preserve">0.236/0.427</w:t>
       </w:r>
     </w:p>
     <w:p>
@@ -1403,7 +1403,7 @@
         </w:numPr>
       </w:pPr>
       <w:r>
-        <w:t xml:space="preserve">0.262/0.532</w:t>
+        <w:t xml:space="preserve">0.264/0.427</w:t>
       </w:r>
     </w:p>
     <w:p>
@@ -1414,7 +1414,7 @@
         </w:numPr>
       </w:pPr>
       <w:r>
-        <w:t xml:space="preserve">0.262/0.504</w:t>
+        <w:t xml:space="preserve">0.236/0.455</w:t>
       </w:r>
     </w:p>
     <w:p>
@@ -1514,7 +1514,7 @@
                   <m:nor/>
                   <m:sty m:val="p"/>
                 </m:rPr>
-                <m:t>hombres</m:t>
+                <m:t>varones</m:t>
               </m:r>
               <m:r>
                 <m:rPr>
@@ -1527,7 +1527,7 @@
                   <m:nor/>
                   <m:sty m:val="p"/>
                 </m:rPr>
-                <m:t>mayores de 22 años</m:t>
+                <m:t>menores de 22 años</m:t>
               </m:r>
             </m:e>
           </m:d>
@@ -1665,7 +1665,7 @@
         <w:t xml:space="preserve"> </w:t>
       </w:r>
       <w:r>
-        <w:t xml:space="preserve">= evento de interés: hombres</w:t>
+        <w:t xml:space="preserve">= evento de interés: varones</w:t>
       </w:r>
     </w:p>
     <w:p>
@@ -1684,7 +1684,7 @@
         <w:t xml:space="preserve"> </w:t>
       </w:r>
       <w:r>
-        <w:t xml:space="preserve">= condición dada: mayores de 22 años</w:t>
+        <w:t xml:space="preserve">= condición dada: menores de 22 años</w:t>
       </w:r>
     </w:p>
     <w:p>
@@ -1823,7 +1823,7 @@
         <w:t xml:space="preserve"> </w:t>
       </w:r>
       <w:r>
-        <w:t xml:space="preserve">hombres) = 0.234</w:t>
+        <w:t xml:space="preserve">varones) = 0.236</w:t>
       </w:r>
     </w:p>
     <w:p>
@@ -1851,7 +1851,7 @@
         <w:t xml:space="preserve"> </w:t>
       </w:r>
       <w:r>
-        <w:t xml:space="preserve">mujeres) = 0.234</w:t>
+        <w:t xml:space="preserve">participantes de género femenino) = 0.191</w:t>
       </w:r>
     </w:p>
     <w:p>
@@ -1879,7 +1879,7 @@
         <w:t xml:space="preserve"> </w:t>
       </w:r>
       <w:r>
-        <w:t xml:space="preserve">hombres) = 0.262</w:t>
+        <w:t xml:space="preserve">varones) = 0.309</w:t>
       </w:r>
     </w:p>
     <w:p>
@@ -1907,7 +1907,7 @@
         <w:t xml:space="preserve"> </w:t>
       </w:r>
       <w:r>
-        <w:t xml:space="preserve">mujeres) = 0.270</w:t>
+        <w:t xml:space="preserve">participantes de género femenino) = 0.264</w:t>
       </w:r>
     </w:p>
     <w:p>
@@ -1974,7 +1974,7 @@
         </w:numPr>
       </w:pPr>
       <w:r>
-        <w:t xml:space="preserve">P(hombres) = 0.234 + 0.262 = 0.496</w:t>
+        <w:t xml:space="preserve">P(varones) = 0.236 + 0.309 = 0.545</w:t>
       </w:r>
     </w:p>
     <w:p>
@@ -1985,7 +1985,7 @@
         </w:numPr>
       </w:pPr>
       <w:r>
-        <w:t xml:space="preserve">P(mujeres) = 0.234 + 0.270 = 0.504</w:t>
+        <w:t xml:space="preserve">P(participantes de género femenino) = 0.191 + 0.264 = 0.455</w:t>
       </w:r>
     </w:p>
     <w:p>
@@ -2011,7 +2011,7 @@
         </w:numPr>
       </w:pPr>
       <w:r>
-        <w:t xml:space="preserve">P(menores de 22 años) = 0.234 + 0.234 = 0.468</w:t>
+        <w:t xml:space="preserve">P(menores de 22 años) = 0.236 + 0.191 = 0.427</w:t>
       </w:r>
     </w:p>
     <w:p>
@@ -2022,7 +2022,7 @@
         </w:numPr>
       </w:pPr>
       <w:r>
-        <w:t xml:space="preserve">P(mayores de 22 años) = 0.262 + 0.270 = 0.532</w:t>
+        <w:t xml:space="preserve">P(mayores de 22 años) = 0.309 + 0.264 = 0.573</w:t>
       </w:r>
     </w:p>
     <w:p>
@@ -2075,7 +2075,7 @@
                   <m:nor/>
                   <m:sty m:val="p"/>
                 </m:rPr>
-                <m:t>hombres</m:t>
+                <m:t>varones</m:t>
               </m:r>
               <m:r>
                 <m:rPr>
@@ -2088,7 +2088,7 @@
                   <m:nor/>
                   <m:sty m:val="p"/>
                 </m:rPr>
-                <m:t>mayores de 22 años</m:t>
+                <m:t>menores de 22 años</m:t>
               </m:r>
             </m:e>
           </m:d>
@@ -2119,7 +2119,7 @@
                       <m:nor/>
                       <m:sty m:val="p"/>
                     </m:rPr>
-                    <m:t>hombres</m:t>
+                    <m:t>varones</m:t>
                   </m:r>
                   <m:r>
                     <m:rPr>
@@ -2132,7 +2132,7 @@
                       <m:nor/>
                       <m:sty m:val="p"/>
                     </m:rPr>
-                    <m:t>mayores de 22 años</m:t>
+                    <m:t>menores de 22 años</m:t>
                   </m:r>
                 </m:e>
               </m:d>
@@ -2154,7 +2154,7 @@
                       <m:nor/>
                       <m:sty m:val="p"/>
                     </m:rPr>
-                    <m:t>mayores de 22 años</m:t>
+                    <m:t>menores de 22 años</m:t>
                   </m:r>
                 </m:e>
               </m:d>
@@ -2199,7 +2199,7 @@
                   <m:nor/>
                   <m:sty m:val="p"/>
                 </m:rPr>
-                <m:t>hombres</m:t>
+                <m:t>varones</m:t>
               </m:r>
               <m:r>
                 <m:rPr>
@@ -2212,7 +2212,7 @@
                   <m:nor/>
                   <m:sty m:val="p"/>
                 </m:rPr>
-                <m:t>mayores de 22 años</m:t>
+                <m:t>menores de 22 años</m:t>
               </m:r>
             </m:e>
           </m:d>
@@ -2228,12 +2228,12 @@
             </m:fPr>
             <m:num>
               <m:r>
-                <m:t>0.262</m:t>
+                <m:t>0.236</m:t>
               </m:r>
             </m:num>
             <m:den>
               <m:r>
-                <m:t>0.532</m:t>
+                <m:t>0.427</m:t>
               </m:r>
             </m:den>
           </m:f>
@@ -2272,7 +2272,7 @@
         <w:t xml:space="preserve"> </w:t>
       </w:r>
       <w:r>
-        <w:t xml:space="preserve">0.262/0.532 = 0.492</w:t>
+        <w:t xml:space="preserve">0.236/0.427 = 0.553</w:t>
       </w:r>
     </w:p>
     <w:p>
@@ -2302,7 +2302,7 @@
           <w:b/>
           <w:bCs/>
         </w:rPr>
-        <w:t xml:space="preserve">0.262/0.504</w:t>
+        <w:t xml:space="preserve">0.236/0.455</w:t>
       </w:r>
       <w:r>
         <w:t xml:space="preserve">: Error de</w:t>
@@ -2336,7 +2336,7 @@
           <w:b/>
           <w:bCs/>
         </w:rPr>
-        <w:t xml:space="preserve">0.234/0.532</w:t>
+        <w:t xml:space="preserve">0.264/0.427</w:t>
       </w:r>
       <w:r>
         <w:t xml:space="preserve">: Error de</w:t>
@@ -2370,7 +2370,7 @@
           <w:b/>
           <w:bCs/>
         </w:rPr>
-        <w:t xml:space="preserve">0.532/0.262</w:t>
+        <w:t xml:space="preserve">0.427/0.236</w:t>
       </w:r>
       <w:r>
         <w:t xml:space="preserve">: Error de</w:t>
@@ -2414,17 +2414,17 @@
         </w:numPr>
       </w:pPr>
       <w:r>
-        <w:t xml:space="preserve">Por lo tanto, la probabilidad de que una persona pertenezca al grupo de hombres, dado que es mayores de 22 años, es</w:t>
-      </w:r>
-      <w:r>
-        <w:t xml:space="preserve"> </w:t>
-      </w:r>
-      <w:r>
-        <w:rPr>
-          <w:b/>
-          <w:bCs/>
-        </w:rPr>
-        <w:t xml:space="preserve">0.262/0.532</w:t>
+        <w:t xml:space="preserve">Por lo tanto, la probabilidad de que una persona pertenezca al grupo de varones, dado que es menores de 22 años, es</w:t>
+      </w:r>
+      <w:r>
+        <w:t xml:space="preserve"> </w:t>
+      </w:r>
+      <w:r>
+        <w:rPr>
+          <w:b/>
+          <w:bCs/>
+        </w:rPr>
+        <w:t xml:space="preserve">0.236/0.427</w:t>
       </w:r>
       <w:r>
         <w:t xml:space="preserve">.</w:t>
@@ -2504,6 +2504,17 @@
         </w:numPr>
       </w:pPr>
       <w:r>
+        <w:t xml:space="preserve">Verdadero</w:t>
+      </w:r>
+    </w:p>
+    <w:p>
+      <w:pPr>
+        <w:numPr>
+          <w:ilvl w:val="1"/>
+          <w:numId w:val="1017"/>
+        </w:numPr>
+      </w:pPr>
+      <w:r>
         <w:t xml:space="preserve">Falso</w:t>
       </w:r>
     </w:p>
@@ -2515,17 +2526,6 @@
         </w:numPr>
       </w:pPr>
       <w:r>
-        <w:t xml:space="preserve">Verdadero</w:t>
-      </w:r>
-    </w:p>
-    <w:p>
-      <w:pPr>
-        <w:numPr>
-          <w:ilvl w:val="1"/>
-          <w:numId w:val="1017"/>
-        </w:numPr>
-      </w:pPr>
-      <w:r>
         <w:t xml:space="preserve">Falso</w:t>
       </w:r>
     </w:p>
@@ -2547,7 +2547,7 @@
         <w:br/>
       </w:r>
       <w:r>
-        <w:t xml:space="preserve">En el cuadro se muestran los valores proporcionales de participantes en un curso de extensión, dependiendo del género y la edad.</w:t>
+        <w:t xml:space="preserve">En el cuadro se muestran los valores proporcionales de miembros en un curso vacacional, dependiendo del género y la edad.</w:t>
       </w:r>
     </w:p>
     <w:p>
@@ -2560,7 +2560,7 @@
       <w:r>
         <w:drawing>
           <wp:inline>
-            <wp:extent cx="2519999" cy="311752"/>
+            <wp:extent cx="2519999" cy="259999"/>
             <wp:effectExtent b="0" l="0" r="0" t="0"/>
             <wp:docPr descr="image" title="" id="41" name="Picture"/>
             <a:graphic>
@@ -2590,7 +2590,7 @@
                   <pic:spPr bwMode="auto">
                     <a:xfrm>
                       <a:off x="0" y="0"/>
-                      <a:ext cx="2519999" cy="311752"/>
+                      <a:ext cx="2519999" cy="259999"/>
                     </a:xfrm>
                     <a:prstGeom prst="rect">
                       <a:avLst/>
@@ -2617,7 +2617,7 @@
         </w:numPr>
       </w:pPr>
       <w:r>
-        <w:t xml:space="preserve">Por ejemplo, el 24.5% de los participantes son participantes de género femenino menores de 25 años. Según el cuadro, ¿cuál es la probabilidad de que al escoger una persona al azar pertenezca al grupo de los varones, si ya se sabe que hace parte del grupo de menores de 25 años?</w:t>
+        <w:t xml:space="preserve">Por ejemplo, el 38.2% de los miembros son varones mayores de 20 años. Según el cuadro, ¿cuál es la probabilidad de que al escoger una persona al azar pertenezca al grupo de los mayores de 20 años, si ya se sabe que hace parte del grupo de estudiantes de género femenino?</w:t>
       </w:r>
     </w:p>
     <w:p>
@@ -2628,7 +2628,7 @@
         </w:numPr>
       </w:pPr>
       <w:r>
-        <w:t xml:space="preserve">0.436/0.191</w:t>
+        <w:t xml:space="preserve">0.35/0.175</w:t>
       </w:r>
     </w:p>
     <w:p>
@@ -2639,7 +2639,7 @@
         </w:numPr>
       </w:pPr>
       <w:r>
-        <w:t xml:space="preserve">0.287/0.436</w:t>
+        <w:t xml:space="preserve">0.175/0.35</w:t>
       </w:r>
     </w:p>
     <w:p>
@@ -2650,7 +2650,7 @@
         </w:numPr>
       </w:pPr>
       <w:r>
-        <w:t xml:space="preserve">0.191/0.522</w:t>
+        <w:t xml:space="preserve">0.382/0.35</w:t>
       </w:r>
     </w:p>
     <w:p>
@@ -2661,7 +2661,7 @@
         </w:numPr>
       </w:pPr>
       <w:r>
-        <w:t xml:space="preserve">0.191/0.436</w:t>
+        <w:t xml:space="preserve">0.175/0.443</w:t>
       </w:r>
     </w:p>
     <w:p>
@@ -2761,7 +2761,7 @@
                   <m:nor/>
                   <m:sty m:val="p"/>
                 </m:rPr>
-                <m:t>varones</m:t>
+                <m:t>mayores de 20 años</m:t>
               </m:r>
               <m:r>
                 <m:rPr>
@@ -2774,7 +2774,7 @@
                   <m:nor/>
                   <m:sty m:val="p"/>
                 </m:rPr>
-                <m:t>menores de 25 años</m:t>
+                <m:t>estudiantes de género femenino</m:t>
               </m:r>
             </m:e>
           </m:d>
@@ -2912,7 +2912,7 @@
         <w:t xml:space="preserve"> </w:t>
       </w:r>
       <w:r>
-        <w:t xml:space="preserve">= evento de interés: varones</w:t>
+        <w:t xml:space="preserve">= evento de interés: mayores de 20 años</w:t>
       </w:r>
     </w:p>
     <w:p>
@@ -2931,7 +2931,7 @@
         <w:t xml:space="preserve"> </w:t>
       </w:r>
       <w:r>
-        <w:t xml:space="preserve">= condición dada: menores de 25 años</w:t>
+        <w:t xml:space="preserve">= condición dada: estudiantes de género femenino</w:t>
       </w:r>
     </w:p>
     <w:p>
@@ -3053,7 +3053,7 @@
         </w:numPr>
       </w:pPr>
       <w:r>
-        <w:t xml:space="preserve">P(menores de 25 años</w:t>
+        <w:t xml:space="preserve">P(menores de 20 años</w:t>
       </w:r>
       <w:r>
         <w:t xml:space="preserve"> </w:t>
@@ -3070,7 +3070,7 @@
         <w:t xml:space="preserve"> </w:t>
       </w:r>
       <w:r>
-        <w:t xml:space="preserve">varones) = 0.191</w:t>
+        <w:t xml:space="preserve">varones) = 0.268</w:t>
       </w:r>
     </w:p>
     <w:p>
@@ -3081,7 +3081,7 @@
         </w:numPr>
       </w:pPr>
       <w:r>
-        <w:t xml:space="preserve">P(menores de 25 años</w:t>
+        <w:t xml:space="preserve">P(menores de 20 años</w:t>
       </w:r>
       <w:r>
         <w:t xml:space="preserve"> </w:t>
@@ -3098,7 +3098,7 @@
         <w:t xml:space="preserve"> </w:t>
       </w:r>
       <w:r>
-        <w:t xml:space="preserve">participantes de género femenino) = 0.245</w:t>
+        <w:t xml:space="preserve">estudiantes de género femenino) = 0.175</w:t>
       </w:r>
     </w:p>
     <w:p>
@@ -3109,7 +3109,7 @@
         </w:numPr>
       </w:pPr>
       <w:r>
-        <w:t xml:space="preserve">P(mayores de 25 años</w:t>
+        <w:t xml:space="preserve">P(mayores de 20 años</w:t>
       </w:r>
       <w:r>
         <w:t xml:space="preserve"> </w:t>
@@ -3126,7 +3126,7 @@
         <w:t xml:space="preserve"> </w:t>
       </w:r>
       <w:r>
-        <w:t xml:space="preserve">varones) = 0.287</w:t>
+        <w:t xml:space="preserve">varones) = 0.382</w:t>
       </w:r>
     </w:p>
     <w:p>
@@ -3137,7 +3137,7 @@
         </w:numPr>
       </w:pPr>
       <w:r>
-        <w:t xml:space="preserve">P(mayores de 25 años</w:t>
+        <w:t xml:space="preserve">P(mayores de 20 años</w:t>
       </w:r>
       <w:r>
         <w:t xml:space="preserve"> </w:t>
@@ -3154,7 +3154,7 @@
         <w:t xml:space="preserve"> </w:t>
       </w:r>
       <w:r>
-        <w:t xml:space="preserve">participantes de género femenino) = 0.277</w:t>
+        <w:t xml:space="preserve">estudiantes de género femenino) = 0.175</w:t>
       </w:r>
     </w:p>
     <w:p>
@@ -3221,7 +3221,7 @@
         </w:numPr>
       </w:pPr>
       <w:r>
-        <w:t xml:space="preserve">P(varones) = 0.191 + 0.287 = 0.478</w:t>
+        <w:t xml:space="preserve">P(varones) = 0.268 + 0.382 = 0.650</w:t>
       </w:r>
     </w:p>
     <w:p>
@@ -3232,7 +3232,7 @@
         </w:numPr>
       </w:pPr>
       <w:r>
-        <w:t xml:space="preserve">P(participantes de género femenino) = 0.245 + 0.277 = 0.522</w:t>
+        <w:t xml:space="preserve">P(estudiantes de género femenino) = 0.175 + 0.175 = 0.350</w:t>
       </w:r>
     </w:p>
     <w:p>
@@ -3258,7 +3258,7 @@
         </w:numPr>
       </w:pPr>
       <w:r>
-        <w:t xml:space="preserve">P(menores de 25 años) = 0.191 + 0.245 = 0.436</w:t>
+        <w:t xml:space="preserve">P(menores de 20 años) = 0.268 + 0.175 = 0.443</w:t>
       </w:r>
     </w:p>
     <w:p>
@@ -3269,7 +3269,7 @@
         </w:numPr>
       </w:pPr>
       <w:r>
-        <w:t xml:space="preserve">P(mayores de 25 años) = 0.287 + 0.277 = 0.564</w:t>
+        <w:t xml:space="preserve">P(mayores de 20 años) = 0.382 + 0.175 = 0.557</w:t>
       </w:r>
     </w:p>
     <w:p>
@@ -3322,7 +3322,7 @@
                   <m:nor/>
                   <m:sty m:val="p"/>
                 </m:rPr>
-                <m:t>varones</m:t>
+                <m:t>mayores de 20 años</m:t>
               </m:r>
               <m:r>
                 <m:rPr>
@@ -3335,7 +3335,7 @@
                   <m:nor/>
                   <m:sty m:val="p"/>
                 </m:rPr>
-                <m:t>menores de 25 años</m:t>
+                <m:t>estudiantes de género femenino</m:t>
               </m:r>
             </m:e>
           </m:d>
@@ -3366,7 +3366,7 @@
                       <m:nor/>
                       <m:sty m:val="p"/>
                     </m:rPr>
-                    <m:t>varones</m:t>
+                    <m:t>mayores de 20 años</m:t>
                   </m:r>
                   <m:r>
                     <m:rPr>
@@ -3379,7 +3379,7 @@
                       <m:nor/>
                       <m:sty m:val="p"/>
                     </m:rPr>
-                    <m:t>menores de 25 años</m:t>
+                    <m:t>estudiantes de género femenino</m:t>
                   </m:r>
                 </m:e>
               </m:d>
@@ -3401,7 +3401,7 @@
                       <m:nor/>
                       <m:sty m:val="p"/>
                     </m:rPr>
-                    <m:t>menores de 25 años</m:t>
+                    <m:t>estudiantes de género femenino</m:t>
                   </m:r>
                 </m:e>
               </m:d>
@@ -3446,7 +3446,7 @@
                   <m:nor/>
                   <m:sty m:val="p"/>
                 </m:rPr>
-                <m:t>varones</m:t>
+                <m:t>mayores de 20 años</m:t>
               </m:r>
               <m:r>
                 <m:rPr>
@@ -3459,7 +3459,7 @@
                   <m:nor/>
                   <m:sty m:val="p"/>
                 </m:rPr>
-                <m:t>menores de 25 años</m:t>
+                <m:t>estudiantes de género femenino</m:t>
               </m:r>
             </m:e>
           </m:d>
@@ -3475,12 +3475,12 @@
             </m:fPr>
             <m:num>
               <m:r>
-                <m:t>0.191</m:t>
+                <m:t>0.175</m:t>
               </m:r>
             </m:num>
             <m:den>
               <m:r>
-                <m:t>0.436</m:t>
+                <m:t>0.350</m:t>
               </m:r>
             </m:den>
           </m:f>
@@ -3519,7 +3519,7 @@
         <w:t xml:space="preserve"> </w:t>
       </w:r>
       <w:r>
-        <w:t xml:space="preserve">0.191/0.436 = 0.438</w:t>
+        <w:t xml:space="preserve">0.175/0.35 = 0.500</w:t>
       </w:r>
     </w:p>
     <w:p>
@@ -3549,7 +3549,7 @@
           <w:b/>
           <w:bCs/>
         </w:rPr>
-        <w:t xml:space="preserve">0.191/0.522</w:t>
+        <w:t xml:space="preserve">0.175/0.443</w:t>
       </w:r>
       <w:r>
         <w:t xml:space="preserve">: Error de</w:t>
@@ -3583,7 +3583,7 @@
           <w:b/>
           <w:bCs/>
         </w:rPr>
-        <w:t xml:space="preserve">0.287/0.436</w:t>
+        <w:t xml:space="preserve">0.382/0.35</w:t>
       </w:r>
       <w:r>
         <w:t xml:space="preserve">: Error de</w:t>
@@ -3617,7 +3617,7 @@
           <w:b/>
           <w:bCs/>
         </w:rPr>
-        <w:t xml:space="preserve">0.436/0.191</w:t>
+        <w:t xml:space="preserve">0.35/0.175</w:t>
       </w:r>
       <w:r>
         <w:t xml:space="preserve">: Error de</w:t>
@@ -3661,17 +3661,17 @@
         </w:numPr>
       </w:pPr>
       <w:r>
-        <w:t xml:space="preserve">Por lo tanto, la probabilidad de que una persona pertenezca al grupo de varones, dado que es menores de 25 años, es</w:t>
-      </w:r>
-      <w:r>
-        <w:t xml:space="preserve"> </w:t>
-      </w:r>
-      <w:r>
-        <w:rPr>
-          <w:b/>
-          <w:bCs/>
-        </w:rPr>
-        <w:t xml:space="preserve">0.191/0.436</w:t>
+        <w:t xml:space="preserve">Por lo tanto, la probabilidad de que una persona pertenezca al grupo de mayores de 20 años, dado que es estudiantes de género femenino, es</w:t>
+      </w:r>
+      <w:r>
+        <w:t xml:space="preserve"> </w:t>
+      </w:r>
+      <w:r>
+        <w:rPr>
+          <w:b/>
+          <w:bCs/>
+        </w:rPr>
+        <w:t xml:space="preserve">0.175/0.35</w:t>
       </w:r>
       <w:r>
         <w:t xml:space="preserve">.</w:t>
@@ -3751,6 +3751,17 @@
         </w:numPr>
       </w:pPr>
       <w:r>
+        <w:t xml:space="preserve">Verdadero</w:t>
+      </w:r>
+    </w:p>
+    <w:p>
+      <w:pPr>
+        <w:numPr>
+          <w:ilvl w:val="1"/>
+          <w:numId w:val="1025"/>
+        </w:numPr>
+      </w:pPr>
+      <w:r>
         <w:t xml:space="preserve">Falso</w:t>
       </w:r>
     </w:p>
@@ -3768,17 +3779,6 @@
     <w:p>
       <w:pPr>
         <w:numPr>
-          <w:ilvl w:val="1"/>
-          <w:numId w:val="1025"/>
-        </w:numPr>
-      </w:pPr>
-      <w:r>
-        <w:t xml:space="preserve">Verdadero</w:t>
-      </w:r>
-    </w:p>
-    <w:p>
-      <w:pPr>
-        <w:numPr>
           <w:ilvl w:val="0"/>
           <w:numId w:val="1001"/>
         </w:numPr>
@@ -3794,7 +3794,7 @@
         <w:br/>
       </w:r>
       <w:r>
-        <w:t xml:space="preserve">En el esquema se muestran los valores proporcionales de integrantes en un programa de capacitación, dependiendo del género y la edad.</w:t>
+        <w:t xml:space="preserve">En el esquema se muestran los datos estadísticos de miembros en un curso de extensión, dependiendo del género y la edad.</w:t>
       </w:r>
     </w:p>
     <w:p>
@@ -3807,7 +3807,7 @@
       <w:r>
         <w:drawing>
           <wp:inline>
-            <wp:extent cx="2519999" cy="402786"/>
+            <wp:extent cx="2519999" cy="209552"/>
             <wp:effectExtent b="0" l="0" r="0" t="0"/>
             <wp:docPr descr="image" title="" id="51" name="Picture"/>
             <a:graphic>
@@ -3837,7 +3837,7 @@
                   <pic:spPr bwMode="auto">
                     <a:xfrm>
                       <a:off x="0" y="0"/>
-                      <a:ext cx="2519999" cy="402786"/>
+                      <a:ext cx="2519999" cy="209552"/>
                     </a:xfrm>
                     <a:prstGeom prst="rect">
                       <a:avLst/>
@@ -3864,7 +3864,7 @@
         </w:numPr>
       </w:pPr>
       <w:r>
-        <w:t xml:space="preserve">Por ejemplo, el 37.7% de los integrantes son varones menores de 21 años. Según el esquema, ¿cuál es la probabilidad de que al escoger una persona al azar pertenezca al grupo de los mujeres, si ya se sabe que hace parte del grupo de mayores de 21 años?</w:t>
+        <w:t xml:space="preserve">Por ejemplo, el 13.5% de los miembros son participantes de género femenino mayores de 21 años. Según el esquema, ¿cuál es la probabilidad de que al escoger una persona al azar pertenezca al grupo de los mayores de 21 años, si ya se sabe que hace parte del grupo de participantes de género femenino?</w:t>
       </w:r>
     </w:p>
     <w:p>
@@ -3875,7 +3875,7 @@
         </w:numPr>
       </w:pPr>
       <w:r>
-        <w:t xml:space="preserve">0.278/0.345</w:t>
+        <w:t xml:space="preserve">0.191/0.416</w:t>
       </w:r>
     </w:p>
     <w:p>
@@ -3886,7 +3886,7 @@
         </w:numPr>
       </w:pPr>
       <w:r>
-        <w:t xml:space="preserve">0.345/0.167</w:t>
+        <w:t xml:space="preserve">0.135/0.416</w:t>
       </w:r>
     </w:p>
     <w:p>
@@ -3897,7 +3897,7 @@
         </w:numPr>
       </w:pPr>
       <w:r>
-        <w:t xml:space="preserve">0.167/0.555</w:t>
+        <w:t xml:space="preserve">0.135/0.326</w:t>
       </w:r>
     </w:p>
     <w:p>
@@ -3908,7 +3908,7 @@
         </w:numPr>
       </w:pPr>
       <w:r>
-        <w:t xml:space="preserve">0.167/0.345</w:t>
+        <w:t xml:space="preserve">0.416/0.135</w:t>
       </w:r>
     </w:p>
     <w:p>
@@ -4008,7 +4008,7 @@
                   <m:nor/>
                   <m:sty m:val="p"/>
                 </m:rPr>
-                <m:t>mujeres</m:t>
+                <m:t>mayores de 21 años</m:t>
               </m:r>
               <m:r>
                 <m:rPr>
@@ -4021,7 +4021,7 @@
                   <m:nor/>
                   <m:sty m:val="p"/>
                 </m:rPr>
-                <m:t>mayores de 21 años</m:t>
+                <m:t>participantes de género femenino</m:t>
               </m:r>
             </m:e>
           </m:d>
@@ -4159,7 +4159,7 @@
         <w:t xml:space="preserve"> </w:t>
       </w:r>
       <w:r>
-        <w:t xml:space="preserve">= evento de interés: mujeres</w:t>
+        <w:t xml:space="preserve">= evento de interés: mayores de 21 años</w:t>
       </w:r>
     </w:p>
     <w:p>
@@ -4178,7 +4178,7 @@
         <w:t xml:space="preserve"> </w:t>
       </w:r>
       <w:r>
-        <w:t xml:space="preserve">= condición dada: mayores de 21 años</w:t>
+        <w:t xml:space="preserve">= condición dada: participantes de género femenino</w:t>
       </w:r>
     </w:p>
     <w:p>
@@ -4317,7 +4317,7 @@
         <w:t xml:space="preserve"> </w:t>
       </w:r>
       <w:r>
-        <w:t xml:space="preserve">varones) = 0.377</w:t>
+        <w:t xml:space="preserve">asistentes masculinos) = 0.393</w:t>
       </w:r>
     </w:p>
     <w:p>
@@ -4345,7 +4345,7 @@
         <w:t xml:space="preserve"> </w:t>
       </w:r>
       <w:r>
-        <w:t xml:space="preserve">mujeres) = 0.278</w:t>
+        <w:t xml:space="preserve">participantes de género femenino) = 0.281</w:t>
       </w:r>
     </w:p>
     <w:p>
@@ -4373,7 +4373,7 @@
         <w:t xml:space="preserve"> </w:t>
       </w:r>
       <w:r>
-        <w:t xml:space="preserve">varones) = 0.178</w:t>
+        <w:t xml:space="preserve">asistentes masculinos) = 0.191</w:t>
       </w:r>
     </w:p>
     <w:p>
@@ -4401,7 +4401,7 @@
         <w:t xml:space="preserve"> </w:t>
       </w:r>
       <w:r>
-        <w:t xml:space="preserve">mujeres) = 0.167</w:t>
+        <w:t xml:space="preserve">participantes de género femenino) = 0.135</w:t>
       </w:r>
     </w:p>
     <w:p>
@@ -4468,7 +4468,7 @@
         </w:numPr>
       </w:pPr>
       <w:r>
-        <w:t xml:space="preserve">P(varones) = 0.377 + 0.178 = 0.555</w:t>
+        <w:t xml:space="preserve">P(asistentes masculinos) = 0.393 + 0.191 = 0.584</w:t>
       </w:r>
     </w:p>
     <w:p>
@@ -4479,7 +4479,7 @@
         </w:numPr>
       </w:pPr>
       <w:r>
-        <w:t xml:space="preserve">P(mujeres) = 0.278 + 0.167 = 0.445</w:t>
+        <w:t xml:space="preserve">P(participantes de género femenino) = 0.281 + 0.135 = 0.416</w:t>
       </w:r>
     </w:p>
     <w:p>
@@ -4505,7 +4505,7 @@
         </w:numPr>
       </w:pPr>
       <w:r>
-        <w:t xml:space="preserve">P(menores de 21 años) = 0.377 + 0.278 = 0.655</w:t>
+        <w:t xml:space="preserve">P(menores de 21 años) = 0.393 + 0.281 = 0.674</w:t>
       </w:r>
     </w:p>
     <w:p>
@@ -4516,7 +4516,7 @@
         </w:numPr>
       </w:pPr>
       <w:r>
-        <w:t xml:space="preserve">P(mayores de 21 años) = 0.178 + 0.167 = 0.345</w:t>
+        <w:t xml:space="preserve">P(mayores de 21 años) = 0.191 + 0.135 = 0.326</w:t>
       </w:r>
     </w:p>
     <w:p>
@@ -4569,7 +4569,7 @@
                   <m:nor/>
                   <m:sty m:val="p"/>
                 </m:rPr>
-                <m:t>mujeres</m:t>
+                <m:t>mayores de 21 años</m:t>
               </m:r>
               <m:r>
                 <m:rPr>
@@ -4582,7 +4582,7 @@
                   <m:nor/>
                   <m:sty m:val="p"/>
                 </m:rPr>
-                <m:t>mayores de 21 años</m:t>
+                <m:t>participantes de género femenino</m:t>
               </m:r>
             </m:e>
           </m:d>
@@ -4597,41 +4597,6 @@
               <m:type m:val="bar"/>
             </m:fPr>
             <m:num>
-              <m:r>
-                <m:t>P</m:t>
-              </m:r>
-              <m:d>
-                <m:dPr>
-                  <m:begChr m:val="("/>
-                  <m:endChr m:val=")"/>
-                  <m:sepChr m:val=""/>
-                  <m:grow/>
-                </m:dPr>
-                <m:e>
-                  <m:r>
-                    <m:rPr>
-                      <m:nor/>
-                      <m:sty m:val="p"/>
-                    </m:rPr>
-                    <m:t>mujeres</m:t>
-                  </m:r>
-                  <m:r>
-                    <m:rPr>
-                      <m:sty m:val="p"/>
-                    </m:rPr>
-                    <m:t>∩</m:t>
-                  </m:r>
-                  <m:r>
-                    <m:rPr>
-                      <m:nor/>
-                      <m:sty m:val="p"/>
-                    </m:rPr>
-                    <m:t>mayores de 21 años</m:t>
-                  </m:r>
-                </m:e>
-              </m:d>
-            </m:num>
-            <m:den>
               <m:r>
                 <m:t>P</m:t>
               </m:r>
@@ -4649,6 +4614,41 @@
                       <m:sty m:val="p"/>
                     </m:rPr>
                     <m:t>mayores de 21 años</m:t>
+                  </m:r>
+                  <m:r>
+                    <m:rPr>
+                      <m:sty m:val="p"/>
+                    </m:rPr>
+                    <m:t>∩</m:t>
+                  </m:r>
+                  <m:r>
+                    <m:rPr>
+                      <m:nor/>
+                      <m:sty m:val="p"/>
+                    </m:rPr>
+                    <m:t>participantes de género femenino</m:t>
+                  </m:r>
+                </m:e>
+              </m:d>
+            </m:num>
+            <m:den>
+              <m:r>
+                <m:t>P</m:t>
+              </m:r>
+              <m:d>
+                <m:dPr>
+                  <m:begChr m:val="("/>
+                  <m:endChr m:val=")"/>
+                  <m:sepChr m:val=""/>
+                  <m:grow/>
+                </m:dPr>
+                <m:e>
+                  <m:r>
+                    <m:rPr>
+                      <m:nor/>
+                      <m:sty m:val="p"/>
+                    </m:rPr>
+                    <m:t>participantes de género femenino</m:t>
                   </m:r>
                 </m:e>
               </m:d>
@@ -4693,7 +4693,7 @@
                   <m:nor/>
                   <m:sty m:val="p"/>
                 </m:rPr>
-                <m:t>mujeres</m:t>
+                <m:t>mayores de 21 años</m:t>
               </m:r>
               <m:r>
                 <m:rPr>
@@ -4706,7 +4706,7 @@
                   <m:nor/>
                   <m:sty m:val="p"/>
                 </m:rPr>
-                <m:t>mayores de 21 años</m:t>
+                <m:t>participantes de género femenino</m:t>
               </m:r>
             </m:e>
           </m:d>
@@ -4722,12 +4722,12 @@
             </m:fPr>
             <m:num>
               <m:r>
-                <m:t>0.167</m:t>
+                <m:t>0.135</m:t>
               </m:r>
             </m:num>
             <m:den>
               <m:r>
-                <m:t>0.345</m:t>
+                <m:t>0.416</m:t>
               </m:r>
             </m:den>
           </m:f>
@@ -4766,7 +4766,7 @@
         <w:t xml:space="preserve"> </w:t>
       </w:r>
       <w:r>
-        <w:t xml:space="preserve">0.167/0.345 = 0.484</w:t>
+        <w:t xml:space="preserve">0.135/0.416 = 0.325</w:t>
       </w:r>
     </w:p>
     <w:p>
@@ -4796,7 +4796,7 @@
           <w:b/>
           <w:bCs/>
         </w:rPr>
-        <w:t xml:space="preserve">0.167/0.555</w:t>
+        <w:t xml:space="preserve">0.135/0.326</w:t>
       </w:r>
       <w:r>
         <w:t xml:space="preserve">: Error de</w:t>
@@ -4830,7 +4830,7 @@
           <w:b/>
           <w:bCs/>
         </w:rPr>
-        <w:t xml:space="preserve">0.278/0.345</w:t>
+        <w:t xml:space="preserve">0.191/0.416</w:t>
       </w:r>
       <w:r>
         <w:t xml:space="preserve">: Error de</w:t>
@@ -4864,7 +4864,7 @@
           <w:b/>
           <w:bCs/>
         </w:rPr>
-        <w:t xml:space="preserve">0.345/0.167</w:t>
+        <w:t xml:space="preserve">0.416/0.135</w:t>
       </w:r>
       <w:r>
         <w:t xml:space="preserve">: Error de</w:t>
@@ -4908,17 +4908,17 @@
         </w:numPr>
       </w:pPr>
       <w:r>
-        <w:t xml:space="preserve">Por lo tanto, la probabilidad de que una persona pertenezca al grupo de mujeres, dado que es mayores de 21 años, es</w:t>
-      </w:r>
-      <w:r>
-        <w:t xml:space="preserve"> </w:t>
-      </w:r>
-      <w:r>
-        <w:rPr>
-          <w:b/>
-          <w:bCs/>
-        </w:rPr>
-        <w:t xml:space="preserve">0.167/0.345</w:t>
+        <w:t xml:space="preserve">Por lo tanto, la probabilidad de que una persona pertenezca al grupo de mayores de 21 años, dado que es participantes de género femenino, es</w:t>
+      </w:r>
+      <w:r>
+        <w:t xml:space="preserve"> </w:t>
+      </w:r>
+      <w:r>
+        <w:rPr>
+          <w:b/>
+          <w:bCs/>
+        </w:rPr>
+        <w:t xml:space="preserve">0.135/0.416</w:t>
       </w:r>
       <w:r>
         <w:t xml:space="preserve">.</w:t>
@@ -4998,6 +4998,17 @@
         </w:numPr>
       </w:pPr>
       <w:r>
+        <w:t xml:space="preserve">Verdadero</w:t>
+      </w:r>
+    </w:p>
+    <w:p>
+      <w:pPr>
+        <w:numPr>
+          <w:ilvl w:val="1"/>
+          <w:numId w:val="1033"/>
+        </w:numPr>
+      </w:pPr>
+      <w:r>
         <w:t xml:space="preserve">Falso</w:t>
       </w:r>
     </w:p>
@@ -5015,17 +5026,6 @@
     <w:p>
       <w:pPr>
         <w:numPr>
-          <w:ilvl w:val="1"/>
-          <w:numId w:val="1033"/>
-        </w:numPr>
-      </w:pPr>
-      <w:r>
-        <w:t xml:space="preserve">Verdadero</w:t>
-      </w:r>
-    </w:p>
-    <w:p>
-      <w:pPr>
-        <w:numPr>
           <w:ilvl w:val="0"/>
           <w:numId w:val="1001"/>
         </w:numPr>
@@ -5041,7 +5041,7 @@
         <w:br/>
       </w:r>
       <w:r>
-        <w:t xml:space="preserve">En el cuadro se muestran los datos estadísticos de asistentes del grupo en un diplomado especializado, dependiendo del género y la edad.</w:t>
+        <w:t xml:space="preserve">En el esquema se muestran los datos estadísticos de integrantes en un programa formativo, dependiendo del género y la edad.</w:t>
       </w:r>
     </w:p>
     <w:p>
@@ -5054,7 +5054,7 @@
       <w:r>
         <w:drawing>
           <wp:inline>
-            <wp:extent cx="2519999" cy="219865"/>
+            <wp:extent cx="2519999" cy="401142"/>
             <wp:effectExtent b="0" l="0" r="0" t="0"/>
             <wp:docPr descr="image" title="" id="61" name="Picture"/>
             <a:graphic>
@@ -5084,7 +5084,7 @@
                   <pic:spPr bwMode="auto">
                     <a:xfrm>
                       <a:off x="0" y="0"/>
-                      <a:ext cx="2519999" cy="219865"/>
+                      <a:ext cx="2519999" cy="401142"/>
                     </a:xfrm>
                     <a:prstGeom prst="rect">
                       <a:avLst/>
@@ -5111,7 +5111,7 @@
         </w:numPr>
       </w:pPr>
       <w:r>
-        <w:t xml:space="preserve">Por ejemplo, el 35.6% de los asistentes del grupo son personas de género femenino mayores de 22 años. Según el cuadro, ¿cuál es la probabilidad de que al escoger una persona al azar pertenezca al grupo de los menores de 22 años, si ya se sabe que hace parte del grupo de asistentes masculinos?</w:t>
+        <w:t xml:space="preserve">Por ejemplo, el 23.1% de los integrantes son hombres menores de 21 años. Según el esquema, ¿cuál es la probabilidad de que al escoger una persona al azar pertenezca al grupo de los mujeres, si ya se sabe que hace parte del grupo de menores de 21 años?</w:t>
       </w:r>
     </w:p>
     <w:p>
@@ -5122,7 +5122,7 @@
         </w:numPr>
       </w:pPr>
       <w:r>
-        <w:t xml:space="preserve">0.198/0.653</w:t>
+        <w:t xml:space="preserve">0.22/0.451</w:t>
       </w:r>
     </w:p>
     <w:p>
@@ -5133,7 +5133,7 @@
         </w:numPr>
       </w:pPr>
       <w:r>
-        <w:t xml:space="preserve">0.347/0.198</w:t>
+        <w:t xml:space="preserve">0.22/0.615</w:t>
       </w:r>
     </w:p>
     <w:p>
@@ -5144,7 +5144,7 @@
         </w:numPr>
       </w:pPr>
       <w:r>
-        <w:t xml:space="preserve">0.149/0.347</w:t>
+        <w:t xml:space="preserve">0.384/0.451</w:t>
       </w:r>
     </w:p>
     <w:p>
@@ -5155,7 +5155,7 @@
         </w:numPr>
       </w:pPr>
       <w:r>
-        <w:t xml:space="preserve">0.198/0.347</w:t>
+        <w:t xml:space="preserve">0.451/0.22</w:t>
       </w:r>
     </w:p>
     <w:p>
@@ -5255,7 +5255,7 @@
                   <m:nor/>
                   <m:sty m:val="p"/>
                 </m:rPr>
-                <m:t>menores de 22 años</m:t>
+                <m:t>mujeres</m:t>
               </m:r>
               <m:r>
                 <m:rPr>
@@ -5268,7 +5268,7 @@
                   <m:nor/>
                   <m:sty m:val="p"/>
                 </m:rPr>
-                <m:t>asistentes masculinos</m:t>
+                <m:t>menores de 21 años</m:t>
               </m:r>
             </m:e>
           </m:d>
@@ -5406,7 +5406,7 @@
         <w:t xml:space="preserve"> </w:t>
       </w:r>
       <w:r>
-        <w:t xml:space="preserve">= evento de interés: menores de 22 años</w:t>
+        <w:t xml:space="preserve">= evento de interés: mujeres</w:t>
       </w:r>
     </w:p>
     <w:p>
@@ -5425,7 +5425,7 @@
         <w:t xml:space="preserve"> </w:t>
       </w:r>
       <w:r>
-        <w:t xml:space="preserve">= condición dada: asistentes masculinos</w:t>
+        <w:t xml:space="preserve">= condición dada: menores de 21 años</w:t>
       </w:r>
     </w:p>
     <w:p>
@@ -5547,7 +5547,7 @@
         </w:numPr>
       </w:pPr>
       <w:r>
-        <w:t xml:space="preserve">P(menores de 22 años</w:t>
+        <w:t xml:space="preserve">P(menores de 21 años</w:t>
       </w:r>
       <w:r>
         <w:t xml:space="preserve"> </w:t>
@@ -5564,7 +5564,7 @@
         <w:t xml:space="preserve"> </w:t>
       </w:r>
       <w:r>
-        <w:t xml:space="preserve">asistentes masculinos) = 0.198</w:t>
+        <w:t xml:space="preserve">hombres) = 0.231</w:t>
       </w:r>
     </w:p>
     <w:p>
@@ -5575,7 +5575,7 @@
         </w:numPr>
       </w:pPr>
       <w:r>
-        <w:t xml:space="preserve">P(menores de 22 años</w:t>
+        <w:t xml:space="preserve">P(menores de 21 años</w:t>
       </w:r>
       <w:r>
         <w:t xml:space="preserve"> </w:t>
@@ -5592,7 +5592,7 @@
         <w:t xml:space="preserve"> </w:t>
       </w:r>
       <w:r>
-        <w:t xml:space="preserve">personas de género femenino) = 0.297</w:t>
+        <w:t xml:space="preserve">mujeres) = 0.220</w:t>
       </w:r>
     </w:p>
     <w:p>
@@ -5603,7 +5603,7 @@
         </w:numPr>
       </w:pPr>
       <w:r>
-        <w:t xml:space="preserve">P(mayores de 22 años</w:t>
+        <w:t xml:space="preserve">P(mayores de 21 años</w:t>
       </w:r>
       <w:r>
         <w:t xml:space="preserve"> </w:t>
@@ -5620,7 +5620,7 @@
         <w:t xml:space="preserve"> </w:t>
       </w:r>
       <w:r>
-        <w:t xml:space="preserve">asistentes masculinos) = 0.149</w:t>
+        <w:t xml:space="preserve">hombres) = 0.384</w:t>
       </w:r>
     </w:p>
     <w:p>
@@ -5631,7 +5631,7 @@
         </w:numPr>
       </w:pPr>
       <w:r>
-        <w:t xml:space="preserve">P(mayores de 22 años</w:t>
+        <w:t xml:space="preserve">P(mayores de 21 años</w:t>
       </w:r>
       <w:r>
         <w:t xml:space="preserve"> </w:t>
@@ -5648,7 +5648,7 @@
         <w:t xml:space="preserve"> </w:t>
       </w:r>
       <w:r>
-        <w:t xml:space="preserve">personas de género femenino) = 0.356</w:t>
+        <w:t xml:space="preserve">mujeres) = 0.165</w:t>
       </w:r>
     </w:p>
     <w:p>
@@ -5715,7 +5715,7 @@
         </w:numPr>
       </w:pPr>
       <w:r>
-        <w:t xml:space="preserve">P(asistentes masculinos) = 0.198 + 0.149 = 0.347</w:t>
+        <w:t xml:space="preserve">P(hombres) = 0.231 + 0.384 = 0.615</w:t>
       </w:r>
     </w:p>
     <w:p>
@@ -5726,7 +5726,7 @@
         </w:numPr>
       </w:pPr>
       <w:r>
-        <w:t xml:space="preserve">P(personas de género femenino) = 0.297 + 0.356 = 0.653</w:t>
+        <w:t xml:space="preserve">P(mujeres) = 0.220 + 0.165 = 0.385</w:t>
       </w:r>
     </w:p>
     <w:p>
@@ -5752,7 +5752,7 @@
         </w:numPr>
       </w:pPr>
       <w:r>
-        <w:t xml:space="preserve">P(menores de 22 años) = 0.198 + 0.297 = 0.495</w:t>
+        <w:t xml:space="preserve">P(menores de 21 años) = 0.231 + 0.220 = 0.451</w:t>
       </w:r>
     </w:p>
     <w:p>
@@ -5763,7 +5763,7 @@
         </w:numPr>
       </w:pPr>
       <w:r>
-        <w:t xml:space="preserve">P(mayores de 22 años) = 0.149 + 0.356 = 0.505</w:t>
+        <w:t xml:space="preserve">P(mayores de 21 años) = 0.384 + 0.165 = 0.549</w:t>
       </w:r>
     </w:p>
     <w:p>
@@ -5816,7 +5816,7 @@
                   <m:nor/>
                   <m:sty m:val="p"/>
                 </m:rPr>
-                <m:t>menores de 22 años</m:t>
+                <m:t>mujeres</m:t>
               </m:r>
               <m:r>
                 <m:rPr>
@@ -5829,7 +5829,7 @@
                   <m:nor/>
                   <m:sty m:val="p"/>
                 </m:rPr>
-                <m:t>asistentes masculinos</m:t>
+                <m:t>menores de 21 años</m:t>
               </m:r>
             </m:e>
           </m:d>
@@ -5860,7 +5860,7 @@
                       <m:nor/>
                       <m:sty m:val="p"/>
                     </m:rPr>
-                    <m:t>menores de 22 años</m:t>
+                    <m:t>mujeres</m:t>
                   </m:r>
                   <m:r>
                     <m:rPr>
@@ -5873,7 +5873,7 @@
                       <m:nor/>
                       <m:sty m:val="p"/>
                     </m:rPr>
-                    <m:t>asistentes masculinos</m:t>
+                    <m:t>menores de 21 años</m:t>
                   </m:r>
                 </m:e>
               </m:d>
@@ -5895,7 +5895,7 @@
                       <m:nor/>
                       <m:sty m:val="p"/>
                     </m:rPr>
-                    <m:t>asistentes masculinos</m:t>
+                    <m:t>menores de 21 años</m:t>
                   </m:r>
                 </m:e>
               </m:d>
@@ -5940,7 +5940,7 @@
                   <m:nor/>
                   <m:sty m:val="p"/>
                 </m:rPr>
-                <m:t>menores de 22 años</m:t>
+                <m:t>mujeres</m:t>
               </m:r>
               <m:r>
                 <m:rPr>
@@ -5953,7 +5953,7 @@
                   <m:nor/>
                   <m:sty m:val="p"/>
                 </m:rPr>
-                <m:t>asistentes masculinos</m:t>
+                <m:t>menores de 21 años</m:t>
               </m:r>
             </m:e>
           </m:d>
@@ -5969,12 +5969,12 @@
             </m:fPr>
             <m:num>
               <m:r>
-                <m:t>0.198</m:t>
+                <m:t>0.220</m:t>
               </m:r>
             </m:num>
             <m:den>
               <m:r>
-                <m:t>0.347</m:t>
+                <m:t>0.451</m:t>
               </m:r>
             </m:den>
           </m:f>
@@ -6013,7 +6013,7 @@
         <w:t xml:space="preserve"> </w:t>
       </w:r>
       <w:r>
-        <w:t xml:space="preserve">0.198/0.347 = 0.571</w:t>
+        <w:t xml:space="preserve">0.22/0.451 = 0.488</w:t>
       </w:r>
     </w:p>
     <w:p>
@@ -6043,7 +6043,7 @@
           <w:b/>
           <w:bCs/>
         </w:rPr>
-        <w:t xml:space="preserve">0.198/0.653</w:t>
+        <w:t xml:space="preserve">0.22/0.615</w:t>
       </w:r>
       <w:r>
         <w:t xml:space="preserve">: Error de</w:t>
@@ -6077,7 +6077,7 @@
           <w:b/>
           <w:bCs/>
         </w:rPr>
-        <w:t xml:space="preserve">0.149/0.347</w:t>
+        <w:t xml:space="preserve">0.384/0.451</w:t>
       </w:r>
       <w:r>
         <w:t xml:space="preserve">: Error de</w:t>
@@ -6111,7 +6111,7 @@
           <w:b/>
           <w:bCs/>
         </w:rPr>
-        <w:t xml:space="preserve">0.347/0.198</w:t>
+        <w:t xml:space="preserve">0.451/0.22</w:t>
       </w:r>
       <w:r>
         <w:t xml:space="preserve">: Error de</w:t>
@@ -6155,17 +6155,17 @@
         </w:numPr>
       </w:pPr>
       <w:r>
-        <w:t xml:space="preserve">Por lo tanto, la probabilidad de que una persona pertenezca al grupo de menores de 22 años, dado que es asistentes masculinos, es</w:t>
-      </w:r>
-      <w:r>
-        <w:t xml:space="preserve"> </w:t>
-      </w:r>
-      <w:r>
-        <w:rPr>
-          <w:b/>
-          <w:bCs/>
-        </w:rPr>
-        <w:t xml:space="preserve">0.198/0.347</w:t>
+        <w:t xml:space="preserve">Por lo tanto, la probabilidad de que una persona pertenezca al grupo de mujeres, dado que es menores de 21 años, es</w:t>
+      </w:r>
+      <w:r>
+        <w:t xml:space="preserve"> </w:t>
+      </w:r>
+      <w:r>
+        <w:rPr>
+          <w:b/>
+          <w:bCs/>
+        </w:rPr>
+        <w:t xml:space="preserve">0.22/0.451</w:t>
       </w:r>
       <w:r>
         <w:t xml:space="preserve">.</w:t>
@@ -6234,6 +6234,17 @@
         </w:numPr>
       </w:pPr>
       <w:r>
+        <w:t xml:space="preserve">Verdadero</w:t>
+      </w:r>
+    </w:p>
+    <w:p>
+      <w:pPr>
+        <w:numPr>
+          <w:ilvl w:val="1"/>
+          <w:numId w:val="1041"/>
+        </w:numPr>
+      </w:pPr>
+      <w:r>
         <w:t xml:space="preserve">Falso</w:t>
       </w:r>
     </w:p>
@@ -6257,17 +6268,6 @@
       </w:pPr>
       <w:r>
         <w:t xml:space="preserve">Falso</w:t>
-      </w:r>
-    </w:p>
-    <w:p>
-      <w:pPr>
-        <w:numPr>
-          <w:ilvl w:val="1"/>
-          <w:numId w:val="1041"/>
-        </w:numPr>
-      </w:pPr>
-      <w:r>
-        <w:t xml:space="preserve">Verdadero</w:t>
       </w:r>
     </w:p>
     <w:bookmarkEnd w:id="70"/>

--- a/Lab/02-S1-2025-SEDQ/salida/probabilidad_condicional_tabla_contingencia_razonamiento_nivel3_v2_1.docx
+++ b/Lab/02-S1-2025-SEDQ/salida/probabilidad_condicional_tabla_contingencia_razonamiento_nivel3_v2_1.docx
@@ -53,7 +53,7 @@
         <w:br/>
       </w:r>
       <w:r>
-        <w:t xml:space="preserve">En el cuadro se muestran los valores proporcionales de participantes en un curso de extensión, dependiendo del género y la edad.</w:t>
+        <w:t xml:space="preserve">En el esquema se muestran los datos estadísticos de asistentes del grupo en un entrenamiento técnico, dependiendo del género y la edad.</w:t>
       </w:r>
     </w:p>
     <w:p>
@@ -66,7 +66,7 @@
       <w:r>
         <w:drawing>
           <wp:inline>
-            <wp:extent cx="2519999" cy="252647"/>
+            <wp:extent cx="2519999" cy="260689"/>
             <wp:effectExtent b="0" l="0" r="0" t="0"/>
             <wp:docPr descr="image" title="" id="21" name="Picture"/>
             <a:graphic>
@@ -96,7 +96,7 @@
                   <pic:spPr bwMode="auto">
                     <a:xfrm>
                       <a:off x="0" y="0"/>
-                      <a:ext cx="2519999" cy="252647"/>
+                      <a:ext cx="2519999" cy="260689"/>
                     </a:xfrm>
                     <a:prstGeom prst="rect">
                       <a:avLst/>
@@ -123,7 +123,7 @@
         </w:numPr>
       </w:pPr>
       <w:r>
-        <w:t xml:space="preserve">Por ejemplo, el 17.7% de los participantes son estudiantes de género femenino mayores de 16 años. Según el cuadro, ¿cuál es la probabilidad de que al escoger una persona al azar pertenezca al grupo de los menores de 16 años, si ya se sabe que hace parte del grupo de hombres?</w:t>
+        <w:t xml:space="preserve">Por ejemplo, el 10.9% de los asistentes del grupo son asistentes masculinos menores de 19 años. Según el esquema, ¿cuál es la probabilidad de que al escoger una persona al azar pertenezca al grupo de los mayores de 19 años, si ya se sabe que hace parte del grupo de asistentes masculinos?</w:t>
       </w:r>
     </w:p>
     <w:p>
@@ -134,7 +134,7 @@
         </w:numPr>
       </w:pPr>
       <w:r>
-        <w:t xml:space="preserve">0.26/0.625</w:t>
+        <w:t xml:space="preserve">0.239/0.576</w:t>
       </w:r>
     </w:p>
     <w:p>
@@ -145,7 +145,7 @@
         </w:numPr>
       </w:pPr>
       <w:r>
-        <w:t xml:space="preserve">0.625/0.26</w:t>
+        <w:t xml:space="preserve">0.348/0.239</w:t>
       </w:r>
     </w:p>
     <w:p>
@@ -156,7 +156,7 @@
         </w:numPr>
       </w:pPr>
       <w:r>
-        <w:t xml:space="preserve">0.26/0.375</w:t>
+        <w:t xml:space="preserve">0.315/0.348</w:t>
       </w:r>
     </w:p>
     <w:p>
@@ -167,7 +167,7 @@
         </w:numPr>
       </w:pPr>
       <w:r>
-        <w:t xml:space="preserve">0.198/0.625</w:t>
+        <w:t xml:space="preserve">0.239/0.348</w:t>
       </w:r>
     </w:p>
     <w:p>
@@ -267,7 +267,7 @@
                   <m:nor/>
                   <m:sty m:val="p"/>
                 </m:rPr>
-                <m:t>menores de 16 años</m:t>
+                <m:t>mayores de 19 años</m:t>
               </m:r>
               <m:r>
                 <m:rPr>
@@ -280,7 +280,7 @@
                   <m:nor/>
                   <m:sty m:val="p"/>
                 </m:rPr>
-                <m:t>hombres</m:t>
+                <m:t>asistentes masculinos</m:t>
               </m:r>
             </m:e>
           </m:d>
@@ -418,7 +418,7 @@
         <w:t xml:space="preserve"> </w:t>
       </w:r>
       <w:r>
-        <w:t xml:space="preserve">= evento de interés: menores de 16 años</w:t>
+        <w:t xml:space="preserve">= evento de interés: mayores de 19 años</w:t>
       </w:r>
     </w:p>
     <w:p>
@@ -437,7 +437,7 @@
         <w:t xml:space="preserve"> </w:t>
       </w:r>
       <w:r>
-        <w:t xml:space="preserve">= condición dada: hombres</w:t>
+        <w:t xml:space="preserve">= condición dada: asistentes masculinos</w:t>
       </w:r>
     </w:p>
     <w:p>
@@ -559,7 +559,7 @@
         </w:numPr>
       </w:pPr>
       <w:r>
-        <w:t xml:space="preserve">P(menores de 16 años</w:t>
+        <w:t xml:space="preserve">P(menores de 19 años</w:t>
       </w:r>
       <w:r>
         <w:t xml:space="preserve"> </w:t>
@@ -576,7 +576,7 @@
         <w:t xml:space="preserve"> </w:t>
       </w:r>
       <w:r>
-        <w:t xml:space="preserve">hombres) = 0.260</w:t>
+        <w:t xml:space="preserve">asistentes masculinos) = 0.109</w:t>
       </w:r>
     </w:p>
     <w:p>
@@ -587,7 +587,7 @@
         </w:numPr>
       </w:pPr>
       <w:r>
-        <w:t xml:space="preserve">P(menores de 16 años</w:t>
+        <w:t xml:space="preserve">P(menores de 19 años</w:t>
       </w:r>
       <w:r>
         <w:t xml:space="preserve"> </w:t>
@@ -604,7 +604,7 @@
         <w:t xml:space="preserve"> </w:t>
       </w:r>
       <w:r>
-        <w:t xml:space="preserve">estudiantes de género femenino) = 0.198</w:t>
+        <w:t xml:space="preserve">estudiantes de género femenino) = 0.315</w:t>
       </w:r>
     </w:p>
     <w:p>
@@ -615,7 +615,7 @@
         </w:numPr>
       </w:pPr>
       <w:r>
-        <w:t xml:space="preserve">P(mayores de 16 años</w:t>
+        <w:t xml:space="preserve">P(mayores de 19 años</w:t>
       </w:r>
       <w:r>
         <w:t xml:space="preserve"> </w:t>
@@ -632,7 +632,7 @@
         <w:t xml:space="preserve"> </w:t>
       </w:r>
       <w:r>
-        <w:t xml:space="preserve">hombres) = 0.365</w:t>
+        <w:t xml:space="preserve">asistentes masculinos) = 0.239</w:t>
       </w:r>
     </w:p>
     <w:p>
@@ -643,7 +643,7 @@
         </w:numPr>
       </w:pPr>
       <w:r>
-        <w:t xml:space="preserve">P(mayores de 16 años</w:t>
+        <w:t xml:space="preserve">P(mayores de 19 años</w:t>
       </w:r>
       <w:r>
         <w:t xml:space="preserve"> </w:t>
@@ -660,7 +660,7 @@
         <w:t xml:space="preserve"> </w:t>
       </w:r>
       <w:r>
-        <w:t xml:space="preserve">estudiantes de género femenino) = 0.177</w:t>
+        <w:t xml:space="preserve">estudiantes de género femenino) = 0.337</w:t>
       </w:r>
     </w:p>
     <w:p>
@@ -727,7 +727,7 @@
         </w:numPr>
       </w:pPr>
       <w:r>
-        <w:t xml:space="preserve">P(hombres) = 0.260 + 0.365 = 0.625</w:t>
+        <w:t xml:space="preserve">P(asistentes masculinos) = 0.109 + 0.239 = 0.348</w:t>
       </w:r>
     </w:p>
     <w:p>
@@ -738,7 +738,7 @@
         </w:numPr>
       </w:pPr>
       <w:r>
-        <w:t xml:space="preserve">P(estudiantes de género femenino) = 0.198 + 0.177 = 0.375</w:t>
+        <w:t xml:space="preserve">P(estudiantes de género femenino) = 0.315 + 0.337 = 0.652</w:t>
       </w:r>
     </w:p>
     <w:p>
@@ -764,7 +764,7 @@
         </w:numPr>
       </w:pPr>
       <w:r>
-        <w:t xml:space="preserve">P(menores de 16 años) = 0.260 + 0.198 = 0.458</w:t>
+        <w:t xml:space="preserve">P(menores de 19 años) = 0.109 + 0.315 = 0.424</w:t>
       </w:r>
     </w:p>
     <w:p>
@@ -775,7 +775,7 @@
         </w:numPr>
       </w:pPr>
       <w:r>
-        <w:t xml:space="preserve">P(mayores de 16 años) = 0.365 + 0.177 = 0.542</w:t>
+        <w:t xml:space="preserve">P(mayores de 19 años) = 0.239 + 0.337 = 0.576</w:t>
       </w:r>
     </w:p>
     <w:p>
@@ -828,7 +828,7 @@
                   <m:nor/>
                   <m:sty m:val="p"/>
                 </m:rPr>
-                <m:t>menores de 16 años</m:t>
+                <m:t>mayores de 19 años</m:t>
               </m:r>
               <m:r>
                 <m:rPr>
@@ -841,7 +841,7 @@
                   <m:nor/>
                   <m:sty m:val="p"/>
                 </m:rPr>
-                <m:t>hombres</m:t>
+                <m:t>asistentes masculinos</m:t>
               </m:r>
             </m:e>
           </m:d>
@@ -872,7 +872,7 @@
                       <m:nor/>
                       <m:sty m:val="p"/>
                     </m:rPr>
-                    <m:t>menores de 16 años</m:t>
+                    <m:t>mayores de 19 años</m:t>
                   </m:r>
                   <m:r>
                     <m:rPr>
@@ -885,7 +885,7 @@
                       <m:nor/>
                       <m:sty m:val="p"/>
                     </m:rPr>
-                    <m:t>hombres</m:t>
+                    <m:t>asistentes masculinos</m:t>
                   </m:r>
                 </m:e>
               </m:d>
@@ -907,7 +907,7 @@
                       <m:nor/>
                       <m:sty m:val="p"/>
                     </m:rPr>
-                    <m:t>hombres</m:t>
+                    <m:t>asistentes masculinos</m:t>
                   </m:r>
                 </m:e>
               </m:d>
@@ -952,7 +952,7 @@
                   <m:nor/>
                   <m:sty m:val="p"/>
                 </m:rPr>
-                <m:t>menores de 16 años</m:t>
+                <m:t>mayores de 19 años</m:t>
               </m:r>
               <m:r>
                 <m:rPr>
@@ -965,7 +965,7 @@
                   <m:nor/>
                   <m:sty m:val="p"/>
                 </m:rPr>
-                <m:t>hombres</m:t>
+                <m:t>asistentes masculinos</m:t>
               </m:r>
             </m:e>
           </m:d>
@@ -981,12 +981,12 @@
             </m:fPr>
             <m:num>
               <m:r>
-                <m:t>0.260</m:t>
+                <m:t>0.239</m:t>
               </m:r>
             </m:num>
             <m:den>
               <m:r>
-                <m:t>0.625</m:t>
+                <m:t>0.348</m:t>
               </m:r>
             </m:den>
           </m:f>
@@ -1025,7 +1025,7 @@
         <w:t xml:space="preserve"> </w:t>
       </w:r>
       <w:r>
-        <w:t xml:space="preserve">0.26/0.625 = 0.416</w:t>
+        <w:t xml:space="preserve">0.239/0.348 = 0.687</w:t>
       </w:r>
     </w:p>
     <w:p>
@@ -1055,7 +1055,7 @@
           <w:b/>
           <w:bCs/>
         </w:rPr>
-        <w:t xml:space="preserve">0.26/0.375</w:t>
+        <w:t xml:space="preserve">0.239/0.576</w:t>
       </w:r>
       <w:r>
         <w:t xml:space="preserve">: Error de</w:t>
@@ -1089,7 +1089,7 @@
           <w:b/>
           <w:bCs/>
         </w:rPr>
-        <w:t xml:space="preserve">0.198/0.625</w:t>
+        <w:t xml:space="preserve">0.315/0.348</w:t>
       </w:r>
       <w:r>
         <w:t xml:space="preserve">: Error de</w:t>
@@ -1123,7 +1123,7 @@
           <w:b/>
           <w:bCs/>
         </w:rPr>
-        <w:t xml:space="preserve">0.625/0.26</w:t>
+        <w:t xml:space="preserve">0.348/0.239</w:t>
       </w:r>
       <w:r>
         <w:t xml:space="preserve">: Error de</w:t>
@@ -1167,17 +1167,17 @@
         </w:numPr>
       </w:pPr>
       <w:r>
-        <w:t xml:space="preserve">Por lo tanto, la probabilidad de que una persona pertenezca al grupo de menores de 16 años, dado que es hombres, es</w:t>
-      </w:r>
-      <w:r>
-        <w:t xml:space="preserve"> </w:t>
-      </w:r>
-      <w:r>
-        <w:rPr>
-          <w:b/>
-          <w:bCs/>
-        </w:rPr>
-        <w:t xml:space="preserve">0.26/0.625</w:t>
+        <w:t xml:space="preserve">Por lo tanto, la probabilidad de que una persona pertenezca al grupo de mayores de 19 años, dado que es asistentes masculinos, es</w:t>
+      </w:r>
+      <w:r>
+        <w:t xml:space="preserve"> </w:t>
+      </w:r>
+      <w:r>
+        <w:rPr>
+          <w:b/>
+          <w:bCs/>
+        </w:rPr>
+        <w:t xml:space="preserve">0.239/0.348</w:t>
       </w:r>
       <w:r>
         <w:t xml:space="preserve">.</w:t>
@@ -1246,45 +1246,45 @@
         </w:numPr>
       </w:pPr>
       <w:r>
+        <w:t xml:space="preserve">Falso</w:t>
+      </w:r>
+    </w:p>
+    <w:p>
+      <w:pPr>
+        <w:numPr>
+          <w:ilvl w:val="1"/>
+          <w:numId w:val="1009"/>
+        </w:numPr>
+      </w:pPr>
+      <w:r>
+        <w:t xml:space="preserve">Falso</w:t>
+      </w:r>
+    </w:p>
+    <w:p>
+      <w:pPr>
+        <w:numPr>
+          <w:ilvl w:val="1"/>
+          <w:numId w:val="1009"/>
+        </w:numPr>
+      </w:pPr>
+      <w:r>
+        <w:t xml:space="preserve">Falso</w:t>
+      </w:r>
+    </w:p>
+    <w:p>
+      <w:pPr>
+        <w:numPr>
+          <w:ilvl w:val="1"/>
+          <w:numId w:val="1009"/>
+        </w:numPr>
+      </w:pPr>
+      <w:r>
         <w:t xml:space="preserve">Verdadero</w:t>
       </w:r>
     </w:p>
     <w:p>
       <w:pPr>
         <w:numPr>
-          <w:ilvl w:val="1"/>
-          <w:numId w:val="1009"/>
-        </w:numPr>
-      </w:pPr>
-      <w:r>
-        <w:t xml:space="preserve">Falso</w:t>
-      </w:r>
-    </w:p>
-    <w:p>
-      <w:pPr>
-        <w:numPr>
-          <w:ilvl w:val="1"/>
-          <w:numId w:val="1009"/>
-        </w:numPr>
-      </w:pPr>
-      <w:r>
-        <w:t xml:space="preserve">Falso</w:t>
-      </w:r>
-    </w:p>
-    <w:p>
-      <w:pPr>
-        <w:numPr>
-          <w:ilvl w:val="1"/>
-          <w:numId w:val="1009"/>
-        </w:numPr>
-      </w:pPr>
-      <w:r>
-        <w:t xml:space="preserve">Falso</w:t>
-      </w:r>
-    </w:p>
-    <w:p>
-      <w:pPr>
-        <w:numPr>
           <w:ilvl w:val="0"/>
           <w:numId w:val="1001"/>
         </w:numPr>
@@ -1300,7 +1300,7 @@
         <w:br/>
       </w:r>
       <w:r>
-        <w:t xml:space="preserve">En el diagrama se muestran los datos estadísticos de estudiantes en un diplomado especializado, dependiendo del género y la edad.</w:t>
+        <w:t xml:space="preserve">En el cuadro se muestran los datos estadísticos de estudiantes en un programa de capacitación, dependiendo del género y la edad.</w:t>
       </w:r>
     </w:p>
     <w:p>
@@ -1313,7 +1313,7 @@
       <w:r>
         <w:drawing>
           <wp:inline>
-            <wp:extent cx="2519999" cy="311752"/>
+            <wp:extent cx="2519999" cy="304272"/>
             <wp:effectExtent b="0" l="0" r="0" t="0"/>
             <wp:docPr descr="image" title="" id="31" name="Picture"/>
             <a:graphic>
@@ -1343,7 +1343,7 @@
                   <pic:spPr bwMode="auto">
                     <a:xfrm>
                       <a:off x="0" y="0"/>
-                      <a:ext cx="2519999" cy="311752"/>
+                      <a:ext cx="2519999" cy="304272"/>
                     </a:xfrm>
                     <a:prstGeom prst="rect">
                       <a:avLst/>
@@ -1370,7 +1370,7 @@
         </w:numPr>
       </w:pPr>
       <w:r>
-        <w:t xml:space="preserve">Por ejemplo, el 19.1% de los estudiantes son participantes de género femenino menores de 22 años. Según el diagrama, ¿cuál es la probabilidad de que al escoger una persona al azar pertenezca al grupo de los varones, si ya se sabe que hace parte del grupo de menores de 22 años?</w:t>
+        <w:t xml:space="preserve">Por ejemplo, el 10.8% de los estudiantes son mujeres menores de 22 años. Según el cuadro, ¿cuál es la probabilidad de que al escoger una persona al azar pertenezca al grupo de los miembros masculinos, si ya se sabe que hace parte del grupo de menores de 22 años?</w:t>
       </w:r>
     </w:p>
     <w:p>
@@ -1381,7 +1381,7 @@
         </w:numPr>
       </w:pPr>
       <w:r>
-        <w:t xml:space="preserve">0.427/0.236</w:t>
+        <w:t xml:space="preserve">0.392/0.284</w:t>
       </w:r>
     </w:p>
     <w:p>
@@ -1392,7 +1392,7 @@
         </w:numPr>
       </w:pPr>
       <w:r>
-        <w:t xml:space="preserve">0.236/0.427</w:t>
+        <w:t xml:space="preserve">0.284/0.392</w:t>
       </w:r>
     </w:p>
     <w:p>
@@ -1403,7 +1403,7 @@
         </w:numPr>
       </w:pPr>
       <w:r>
-        <w:t xml:space="preserve">0.264/0.427</w:t>
+        <w:t xml:space="preserve">0.284/0.343</w:t>
       </w:r>
     </w:p>
     <w:p>
@@ -1414,7 +1414,7 @@
         </w:numPr>
       </w:pPr>
       <w:r>
-        <w:t xml:space="preserve">0.236/0.455</w:t>
+        <w:t xml:space="preserve">0.108/0.392</w:t>
       </w:r>
     </w:p>
     <w:p>
@@ -1514,7 +1514,7 @@
                   <m:nor/>
                   <m:sty m:val="p"/>
                 </m:rPr>
-                <m:t>varones</m:t>
+                <m:t>miembros masculinos</m:t>
               </m:r>
               <m:r>
                 <m:rPr>
@@ -1665,7 +1665,7 @@
         <w:t xml:space="preserve"> </w:t>
       </w:r>
       <w:r>
-        <w:t xml:space="preserve">= evento de interés: varones</w:t>
+        <w:t xml:space="preserve">= evento de interés: miembros masculinos</w:t>
       </w:r>
     </w:p>
     <w:p>
@@ -1823,7 +1823,7 @@
         <w:t xml:space="preserve"> </w:t>
       </w:r>
       <w:r>
-        <w:t xml:space="preserve">varones) = 0.236</w:t>
+        <w:t xml:space="preserve">miembros masculinos) = 0.284</w:t>
       </w:r>
     </w:p>
     <w:p>
@@ -1851,7 +1851,7 @@
         <w:t xml:space="preserve"> </w:t>
       </w:r>
       <w:r>
-        <w:t xml:space="preserve">participantes de género femenino) = 0.191</w:t>
+        <w:t xml:space="preserve">mujeres) = 0.108</w:t>
       </w:r>
     </w:p>
     <w:p>
@@ -1879,7 +1879,7 @@
         <w:t xml:space="preserve"> </w:t>
       </w:r>
       <w:r>
-        <w:t xml:space="preserve">varones) = 0.309</w:t>
+        <w:t xml:space="preserve">miembros masculinos) = 0.373</w:t>
       </w:r>
     </w:p>
     <w:p>
@@ -1907,7 +1907,7 @@
         <w:t xml:space="preserve"> </w:t>
       </w:r>
       <w:r>
-        <w:t xml:space="preserve">participantes de género femenino) = 0.264</w:t>
+        <w:t xml:space="preserve">mujeres) = 0.235</w:t>
       </w:r>
     </w:p>
     <w:p>
@@ -1974,7 +1974,7 @@
         </w:numPr>
       </w:pPr>
       <w:r>
-        <w:t xml:space="preserve">P(varones) = 0.236 + 0.309 = 0.545</w:t>
+        <w:t xml:space="preserve">P(miembros masculinos) = 0.284 + 0.373 = 0.657</w:t>
       </w:r>
     </w:p>
     <w:p>
@@ -1985,7 +1985,7 @@
         </w:numPr>
       </w:pPr>
       <w:r>
-        <w:t xml:space="preserve">P(participantes de género femenino) = 0.191 + 0.264 = 0.455</w:t>
+        <w:t xml:space="preserve">P(mujeres) = 0.108 + 0.235 = 0.343</w:t>
       </w:r>
     </w:p>
     <w:p>
@@ -2011,7 +2011,7 @@
         </w:numPr>
       </w:pPr>
       <w:r>
-        <w:t xml:space="preserve">P(menores de 22 años) = 0.236 + 0.191 = 0.427</w:t>
+        <w:t xml:space="preserve">P(menores de 22 años) = 0.284 + 0.108 = 0.392</w:t>
       </w:r>
     </w:p>
     <w:p>
@@ -2022,7 +2022,7 @@
         </w:numPr>
       </w:pPr>
       <w:r>
-        <w:t xml:space="preserve">P(mayores de 22 años) = 0.309 + 0.264 = 0.573</w:t>
+        <w:t xml:space="preserve">P(mayores de 22 años) = 0.373 + 0.235 = 0.608</w:t>
       </w:r>
     </w:p>
     <w:p>
@@ -2075,7 +2075,7 @@
                   <m:nor/>
                   <m:sty m:val="p"/>
                 </m:rPr>
-                <m:t>varones</m:t>
+                <m:t>miembros masculinos</m:t>
               </m:r>
               <m:r>
                 <m:rPr>
@@ -2119,7 +2119,7 @@
                       <m:nor/>
                       <m:sty m:val="p"/>
                     </m:rPr>
-                    <m:t>varones</m:t>
+                    <m:t>miembros masculinos</m:t>
                   </m:r>
                   <m:r>
                     <m:rPr>
@@ -2199,7 +2199,7 @@
                   <m:nor/>
                   <m:sty m:val="p"/>
                 </m:rPr>
-                <m:t>varones</m:t>
+                <m:t>miembros masculinos</m:t>
               </m:r>
               <m:r>
                 <m:rPr>
@@ -2228,12 +2228,12 @@
             </m:fPr>
             <m:num>
               <m:r>
-                <m:t>0.236</m:t>
+                <m:t>0.284</m:t>
               </m:r>
             </m:num>
             <m:den>
               <m:r>
-                <m:t>0.427</m:t>
+                <m:t>0.392</m:t>
               </m:r>
             </m:den>
           </m:f>
@@ -2272,7 +2272,7 @@
         <w:t xml:space="preserve"> </w:t>
       </w:r>
       <w:r>
-        <w:t xml:space="preserve">0.236/0.427 = 0.553</w:t>
+        <w:t xml:space="preserve">0.284/0.392 = 0.724</w:t>
       </w:r>
     </w:p>
     <w:p>
@@ -2302,7 +2302,7 @@
           <w:b/>
           <w:bCs/>
         </w:rPr>
-        <w:t xml:space="preserve">0.236/0.455</w:t>
+        <w:t xml:space="preserve">0.284/0.343</w:t>
       </w:r>
       <w:r>
         <w:t xml:space="preserve">: Error de</w:t>
@@ -2336,7 +2336,7 @@
           <w:b/>
           <w:bCs/>
         </w:rPr>
-        <w:t xml:space="preserve">0.264/0.427</w:t>
+        <w:t xml:space="preserve">0.108/0.392</w:t>
       </w:r>
       <w:r>
         <w:t xml:space="preserve">: Error de</w:t>
@@ -2370,7 +2370,7 @@
           <w:b/>
           <w:bCs/>
         </w:rPr>
-        <w:t xml:space="preserve">0.427/0.236</w:t>
+        <w:t xml:space="preserve">0.392/0.284</w:t>
       </w:r>
       <w:r>
         <w:t xml:space="preserve">: Error de</w:t>
@@ -2414,17 +2414,17 @@
         </w:numPr>
       </w:pPr>
       <w:r>
-        <w:t xml:space="preserve">Por lo tanto, la probabilidad de que una persona pertenezca al grupo de varones, dado que es menores de 22 años, es</w:t>
-      </w:r>
-      <w:r>
-        <w:t xml:space="preserve"> </w:t>
-      </w:r>
-      <w:r>
-        <w:rPr>
-          <w:b/>
-          <w:bCs/>
-        </w:rPr>
-        <w:t xml:space="preserve">0.236/0.427</w:t>
+        <w:t xml:space="preserve">Por lo tanto, la probabilidad de que una persona pertenezca al grupo de miembros masculinos, dado que es menores de 22 años, es</w:t>
+      </w:r>
+      <w:r>
+        <w:t xml:space="preserve"> </w:t>
+      </w:r>
+      <w:r>
+        <w:rPr>
+          <w:b/>
+          <w:bCs/>
+        </w:rPr>
+        <w:t xml:space="preserve">0.284/0.392</w:t>
       </w:r>
       <w:r>
         <w:t xml:space="preserve">.</w:t>
@@ -2547,7 +2547,7 @@
         <w:br/>
       </w:r>
       <w:r>
-        <w:t xml:space="preserve">En el cuadro se muestran los valores proporcionales de miembros en un curso vacacional, dependiendo del género y la edad.</w:t>
+        <w:t xml:space="preserve">En el esquema se muestran los valores proporcionales de miembros en un encuentro formativo, dependiendo del género y la edad.</w:t>
       </w:r>
     </w:p>
     <w:p>
@@ -2560,7 +2560,7 @@
       <w:r>
         <w:drawing>
           <wp:inline>
-            <wp:extent cx="2519999" cy="259999"/>
+            <wp:extent cx="2519999" cy="411213"/>
             <wp:effectExtent b="0" l="0" r="0" t="0"/>
             <wp:docPr descr="image" title="" id="41" name="Picture"/>
             <a:graphic>
@@ -2590,7 +2590,7 @@
                   <pic:spPr bwMode="auto">
                     <a:xfrm>
                       <a:off x="0" y="0"/>
-                      <a:ext cx="2519999" cy="259999"/>
+                      <a:ext cx="2519999" cy="411213"/>
                     </a:xfrm>
                     <a:prstGeom prst="rect">
                       <a:avLst/>
@@ -2617,7 +2617,7 @@
         </w:numPr>
       </w:pPr>
       <w:r>
-        <w:t xml:space="preserve">Por ejemplo, el 38.2% de los miembros son varones mayores de 20 años. Según el cuadro, ¿cuál es la probabilidad de que al escoger una persona al azar pertenezca al grupo de los mayores de 20 años, si ya se sabe que hace parte del grupo de estudiantes de género femenino?</w:t>
+        <w:t xml:space="preserve">Por ejemplo, el 20% de los miembros son mujeres mayores de 21 años. Según el esquema, ¿cuál es la probabilidad de que al escoger una persona al azar pertenezca al grupo de los mujeres, si ya se sabe que hace parte del grupo de mayores de 21 años?</w:t>
       </w:r>
     </w:p>
     <w:p>
@@ -2628,7 +2628,7 @@
         </w:numPr>
       </w:pPr>
       <w:r>
-        <w:t xml:space="preserve">0.35/0.175</w:t>
+        <w:t xml:space="preserve">0.2/0.4</w:t>
       </w:r>
     </w:p>
     <w:p>
@@ -2639,7 +2639,7 @@
         </w:numPr>
       </w:pPr>
       <w:r>
-        <w:t xml:space="preserve">0.175/0.35</w:t>
+        <w:t xml:space="preserve">0.4/0.2</w:t>
       </w:r>
     </w:p>
     <w:p>
@@ -2650,7 +2650,7 @@
         </w:numPr>
       </w:pPr>
       <w:r>
-        <w:t xml:space="preserve">0.382/0.35</w:t>
+        <w:t xml:space="preserve">0.32/0.4</w:t>
       </w:r>
     </w:p>
     <w:p>
@@ -2661,7 +2661,7 @@
         </w:numPr>
       </w:pPr>
       <w:r>
-        <w:t xml:space="preserve">0.175/0.443</w:t>
+        <w:t xml:space="preserve">0.2/0.52</w:t>
       </w:r>
     </w:p>
     <w:p>
@@ -2761,7 +2761,7 @@
                   <m:nor/>
                   <m:sty m:val="p"/>
                 </m:rPr>
-                <m:t>mayores de 20 años</m:t>
+                <m:t>mujeres</m:t>
               </m:r>
               <m:r>
                 <m:rPr>
@@ -2774,7 +2774,7 @@
                   <m:nor/>
                   <m:sty m:val="p"/>
                 </m:rPr>
-                <m:t>estudiantes de género femenino</m:t>
+                <m:t>mayores de 21 años</m:t>
               </m:r>
             </m:e>
           </m:d>
@@ -2912,7 +2912,7 @@
         <w:t xml:space="preserve"> </w:t>
       </w:r>
       <w:r>
-        <w:t xml:space="preserve">= evento de interés: mayores de 20 años</w:t>
+        <w:t xml:space="preserve">= evento de interés: mujeres</w:t>
       </w:r>
     </w:p>
     <w:p>
@@ -2931,7 +2931,7 @@
         <w:t xml:space="preserve"> </w:t>
       </w:r>
       <w:r>
-        <w:t xml:space="preserve">= condición dada: estudiantes de género femenino</w:t>
+        <w:t xml:space="preserve">= condición dada: mayores de 21 años</w:t>
       </w:r>
     </w:p>
     <w:p>
@@ -3053,7 +3053,7 @@
         </w:numPr>
       </w:pPr>
       <w:r>
-        <w:t xml:space="preserve">P(menores de 20 años</w:t>
+        <w:t xml:space="preserve">P(menores de 21 años</w:t>
       </w:r>
       <w:r>
         <w:t xml:space="preserve"> </w:t>
@@ -3070,7 +3070,7 @@
         <w:t xml:space="preserve"> </w:t>
       </w:r>
       <w:r>
-        <w:t xml:space="preserve">varones) = 0.268</w:t>
+        <w:t xml:space="preserve">varones) = 0.320</w:t>
       </w:r>
     </w:p>
     <w:p>
@@ -3081,7 +3081,7 @@
         </w:numPr>
       </w:pPr>
       <w:r>
-        <w:t xml:space="preserve">P(menores de 20 años</w:t>
+        <w:t xml:space="preserve">P(menores de 21 años</w:t>
       </w:r>
       <w:r>
         <w:t xml:space="preserve"> </w:t>
@@ -3098,7 +3098,7 @@
         <w:t xml:space="preserve"> </w:t>
       </w:r>
       <w:r>
-        <w:t xml:space="preserve">estudiantes de género femenino) = 0.175</w:t>
+        <w:t xml:space="preserve">mujeres) = 0.280</w:t>
       </w:r>
     </w:p>
     <w:p>
@@ -3109,7 +3109,7 @@
         </w:numPr>
       </w:pPr>
       <w:r>
-        <w:t xml:space="preserve">P(mayores de 20 años</w:t>
+        <w:t xml:space="preserve">P(mayores de 21 años</w:t>
       </w:r>
       <w:r>
         <w:t xml:space="preserve"> </w:t>
@@ -3126,7 +3126,7 @@
         <w:t xml:space="preserve"> </w:t>
       </w:r>
       <w:r>
-        <w:t xml:space="preserve">varones) = 0.382</w:t>
+        <w:t xml:space="preserve">varones) = 0.200</w:t>
       </w:r>
     </w:p>
     <w:p>
@@ -3137,7 +3137,7 @@
         </w:numPr>
       </w:pPr>
       <w:r>
-        <w:t xml:space="preserve">P(mayores de 20 años</w:t>
+        <w:t xml:space="preserve">P(mayores de 21 años</w:t>
       </w:r>
       <w:r>
         <w:t xml:space="preserve"> </w:t>
@@ -3154,7 +3154,7 @@
         <w:t xml:space="preserve"> </w:t>
       </w:r>
       <w:r>
-        <w:t xml:space="preserve">estudiantes de género femenino) = 0.175</w:t>
+        <w:t xml:space="preserve">mujeres) = 0.200</w:t>
       </w:r>
     </w:p>
     <w:p>
@@ -3221,7 +3221,7 @@
         </w:numPr>
       </w:pPr>
       <w:r>
-        <w:t xml:space="preserve">P(varones) = 0.268 + 0.382 = 0.650</w:t>
+        <w:t xml:space="preserve">P(varones) = 0.320 + 0.200 = 0.520</w:t>
       </w:r>
     </w:p>
     <w:p>
@@ -3232,7 +3232,7 @@
         </w:numPr>
       </w:pPr>
       <w:r>
-        <w:t xml:space="preserve">P(estudiantes de género femenino) = 0.175 + 0.175 = 0.350</w:t>
+        <w:t xml:space="preserve">P(mujeres) = 0.280 + 0.200 = 0.480</w:t>
       </w:r>
     </w:p>
     <w:p>
@@ -3258,7 +3258,7 @@
         </w:numPr>
       </w:pPr>
       <w:r>
-        <w:t xml:space="preserve">P(menores de 20 años) = 0.268 + 0.175 = 0.443</w:t>
+        <w:t xml:space="preserve">P(menores de 21 años) = 0.320 + 0.280 = 0.600</w:t>
       </w:r>
     </w:p>
     <w:p>
@@ -3269,7 +3269,7 @@
         </w:numPr>
       </w:pPr>
       <w:r>
-        <w:t xml:space="preserve">P(mayores de 20 años) = 0.382 + 0.175 = 0.557</w:t>
+        <w:t xml:space="preserve">P(mayores de 21 años) = 0.200 + 0.200 = 0.400</w:t>
       </w:r>
     </w:p>
     <w:p>
@@ -3322,7 +3322,7 @@
                   <m:nor/>
                   <m:sty m:val="p"/>
                 </m:rPr>
-                <m:t>mayores de 20 años</m:t>
+                <m:t>mujeres</m:t>
               </m:r>
               <m:r>
                 <m:rPr>
@@ -3335,7 +3335,7 @@
                   <m:nor/>
                   <m:sty m:val="p"/>
                 </m:rPr>
-                <m:t>estudiantes de género femenino</m:t>
+                <m:t>mayores de 21 años</m:t>
               </m:r>
             </m:e>
           </m:d>
@@ -3366,7 +3366,7 @@
                       <m:nor/>
                       <m:sty m:val="p"/>
                     </m:rPr>
-                    <m:t>mayores de 20 años</m:t>
+                    <m:t>mujeres</m:t>
                   </m:r>
                   <m:r>
                     <m:rPr>
@@ -3379,7 +3379,7 @@
                       <m:nor/>
                       <m:sty m:val="p"/>
                     </m:rPr>
-                    <m:t>estudiantes de género femenino</m:t>
+                    <m:t>mayores de 21 años</m:t>
                   </m:r>
                 </m:e>
               </m:d>
@@ -3401,7 +3401,7 @@
                       <m:nor/>
                       <m:sty m:val="p"/>
                     </m:rPr>
-                    <m:t>estudiantes de género femenino</m:t>
+                    <m:t>mayores de 21 años</m:t>
                   </m:r>
                 </m:e>
               </m:d>
@@ -3446,7 +3446,7 @@
                   <m:nor/>
                   <m:sty m:val="p"/>
                 </m:rPr>
-                <m:t>mayores de 20 años</m:t>
+                <m:t>mujeres</m:t>
               </m:r>
               <m:r>
                 <m:rPr>
@@ -3459,7 +3459,7 @@
                   <m:nor/>
                   <m:sty m:val="p"/>
                 </m:rPr>
-                <m:t>estudiantes de género femenino</m:t>
+                <m:t>mayores de 21 años</m:t>
               </m:r>
             </m:e>
           </m:d>
@@ -3475,12 +3475,12 @@
             </m:fPr>
             <m:num>
               <m:r>
-                <m:t>0.175</m:t>
+                <m:t>0.200</m:t>
               </m:r>
             </m:num>
             <m:den>
               <m:r>
-                <m:t>0.350</m:t>
+                <m:t>0.400</m:t>
               </m:r>
             </m:den>
           </m:f>
@@ -3519,7 +3519,7 @@
         <w:t xml:space="preserve"> </w:t>
       </w:r>
       <w:r>
-        <w:t xml:space="preserve">0.175/0.35 = 0.500</w:t>
+        <w:t xml:space="preserve">0.2/0.4 = 0.500</w:t>
       </w:r>
     </w:p>
     <w:p>
@@ -3549,7 +3549,7 @@
           <w:b/>
           <w:bCs/>
         </w:rPr>
-        <w:t xml:space="preserve">0.175/0.443</w:t>
+        <w:t xml:space="preserve">0.2/0.52</w:t>
       </w:r>
       <w:r>
         <w:t xml:space="preserve">: Error de</w:t>
@@ -3583,7 +3583,7 @@
           <w:b/>
           <w:bCs/>
         </w:rPr>
-        <w:t xml:space="preserve">0.382/0.35</w:t>
+        <w:t xml:space="preserve">0.32/0.4</w:t>
       </w:r>
       <w:r>
         <w:t xml:space="preserve">: Error de</w:t>
@@ -3617,7 +3617,7 @@
           <w:b/>
           <w:bCs/>
         </w:rPr>
-        <w:t xml:space="preserve">0.35/0.175</w:t>
+        <w:t xml:space="preserve">0.4/0.2</w:t>
       </w:r>
       <w:r>
         <w:t xml:space="preserve">: Error de</w:t>
@@ -3661,17 +3661,17 @@
         </w:numPr>
       </w:pPr>
       <w:r>
-        <w:t xml:space="preserve">Por lo tanto, la probabilidad de que una persona pertenezca al grupo de mayores de 20 años, dado que es estudiantes de género femenino, es</w:t>
-      </w:r>
-      <w:r>
-        <w:t xml:space="preserve"> </w:t>
-      </w:r>
-      <w:r>
-        <w:rPr>
-          <w:b/>
-          <w:bCs/>
-        </w:rPr>
-        <w:t xml:space="preserve">0.175/0.35</w:t>
+        <w:t xml:space="preserve">Por lo tanto, la probabilidad de que una persona pertenezca al grupo de mujeres, dado que es mayores de 21 años, es</w:t>
+      </w:r>
+      <w:r>
+        <w:t xml:space="preserve"> </w:t>
+      </w:r>
+      <w:r>
+        <w:rPr>
+          <w:b/>
+          <w:bCs/>
+        </w:rPr>
+        <w:t xml:space="preserve">0.2/0.4</w:t>
       </w:r>
       <w:r>
         <w:t xml:space="preserve">.</w:t>
@@ -3740,6 +3740,17 @@
         </w:numPr>
       </w:pPr>
       <w:r>
+        <w:t xml:space="preserve">Verdadero</w:t>
+      </w:r>
+    </w:p>
+    <w:p>
+      <w:pPr>
+        <w:numPr>
+          <w:ilvl w:val="1"/>
+          <w:numId w:val="1025"/>
+        </w:numPr>
+      </w:pPr>
+      <w:r>
         <w:t xml:space="preserve">Falso</w:t>
       </w:r>
     </w:p>
@@ -3751,7 +3762,7 @@
         </w:numPr>
       </w:pPr>
       <w:r>
-        <w:t xml:space="preserve">Verdadero</w:t>
+        <w:t xml:space="preserve">Falso</w:t>
       </w:r>
     </w:p>
     <w:p>
@@ -3768,17 +3779,6 @@
     <w:p>
       <w:pPr>
         <w:numPr>
-          <w:ilvl w:val="1"/>
-          <w:numId w:val="1025"/>
-        </w:numPr>
-      </w:pPr>
-      <w:r>
-        <w:t xml:space="preserve">Falso</w:t>
-      </w:r>
-    </w:p>
-    <w:p>
-      <w:pPr>
-        <w:numPr>
           <w:ilvl w:val="0"/>
           <w:numId w:val="1001"/>
         </w:numPr>
@@ -3794,7 +3794,7 @@
         <w:br/>
       </w:r>
       <w:r>
-        <w:t xml:space="preserve">En el esquema se muestran los datos estadísticos de miembros en un curso de extensión, dependiendo del género y la edad.</w:t>
+        <w:t xml:space="preserve">En el esquema se muestran los datos estadísticos de estudiantes en un programa formativo, dependiendo del género y la edad.</w:t>
       </w:r>
     </w:p>
     <w:p>
@@ -3807,7 +3807,7 @@
       <w:r>
         <w:drawing>
           <wp:inline>
-            <wp:extent cx="2519999" cy="209552"/>
+            <wp:extent cx="2519999" cy="269999"/>
             <wp:effectExtent b="0" l="0" r="0" t="0"/>
             <wp:docPr descr="image" title="" id="51" name="Picture"/>
             <a:graphic>
@@ -3837,7 +3837,7 @@
                   <pic:spPr bwMode="auto">
                     <a:xfrm>
                       <a:off x="0" y="0"/>
-                      <a:ext cx="2519999" cy="209552"/>
+                      <a:ext cx="2519999" cy="269999"/>
                     </a:xfrm>
                     <a:prstGeom prst="rect">
                       <a:avLst/>
@@ -3864,7 +3864,7 @@
         </w:numPr>
       </w:pPr>
       <w:r>
-        <w:t xml:space="preserve">Por ejemplo, el 13.5% de los miembros son participantes de género femenino mayores de 21 años. Según el esquema, ¿cuál es la probabilidad de que al escoger una persona al azar pertenezca al grupo de los mayores de 21 años, si ya se sabe que hace parte del grupo de participantes de género femenino?</w:t>
+        <w:t xml:space="preserve">Por ejemplo, el 33% de los estudiantes son varones mayores de 17 años. Según el esquema, ¿cuál es la probabilidad de que al escoger una persona al azar pertenezca al grupo de los menores de 17 años, si ya se sabe que hace parte del grupo de personas de género femenino?</w:t>
       </w:r>
     </w:p>
     <w:p>
@@ -3875,7 +3875,7 @@
         </w:numPr>
       </w:pPr>
       <w:r>
-        <w:t xml:space="preserve">0.191/0.416</w:t>
+        <w:t xml:space="preserve">0.33/0.392</w:t>
       </w:r>
     </w:p>
     <w:p>
@@ -3886,7 +3886,7 @@
         </w:numPr>
       </w:pPr>
       <w:r>
-        <w:t xml:space="preserve">0.135/0.416</w:t>
+        <w:t xml:space="preserve">0.206/0.516</w:t>
       </w:r>
     </w:p>
     <w:p>
@@ -3897,7 +3897,7 @@
         </w:numPr>
       </w:pPr>
       <w:r>
-        <w:t xml:space="preserve">0.135/0.326</w:t>
+        <w:t xml:space="preserve">0.392/0.206</w:t>
       </w:r>
     </w:p>
     <w:p>
@@ -3908,7 +3908,7 @@
         </w:numPr>
       </w:pPr>
       <w:r>
-        <w:t xml:space="preserve">0.416/0.135</w:t>
+        <w:t xml:space="preserve">0.206/0.392</w:t>
       </w:r>
     </w:p>
     <w:p>
@@ -4008,7 +4008,7 @@
                   <m:nor/>
                   <m:sty m:val="p"/>
                 </m:rPr>
-                <m:t>mayores de 21 años</m:t>
+                <m:t>menores de 17 años</m:t>
               </m:r>
               <m:r>
                 <m:rPr>
@@ -4021,7 +4021,7 @@
                   <m:nor/>
                   <m:sty m:val="p"/>
                 </m:rPr>
-                <m:t>participantes de género femenino</m:t>
+                <m:t>personas de género femenino</m:t>
               </m:r>
             </m:e>
           </m:d>
@@ -4159,7 +4159,7 @@
         <w:t xml:space="preserve"> </w:t>
       </w:r>
       <w:r>
-        <w:t xml:space="preserve">= evento de interés: mayores de 21 años</w:t>
+        <w:t xml:space="preserve">= evento de interés: menores de 17 años</w:t>
       </w:r>
     </w:p>
     <w:p>
@@ -4178,7 +4178,7 @@
         <w:t xml:space="preserve"> </w:t>
       </w:r>
       <w:r>
-        <w:t xml:space="preserve">= condición dada: participantes de género femenino</w:t>
+        <w:t xml:space="preserve">= condición dada: personas de género femenino</w:t>
       </w:r>
     </w:p>
     <w:p>
@@ -4300,7 +4300,7 @@
         </w:numPr>
       </w:pPr>
       <w:r>
-        <w:t xml:space="preserve">P(menores de 21 años</w:t>
+        <w:t xml:space="preserve">P(menores de 17 años</w:t>
       </w:r>
       <w:r>
         <w:t xml:space="preserve"> </w:t>
@@ -4317,7 +4317,7 @@
         <w:t xml:space="preserve"> </w:t>
       </w:r>
       <w:r>
-        <w:t xml:space="preserve">asistentes masculinos) = 0.393</w:t>
+        <w:t xml:space="preserve">varones) = 0.278</w:t>
       </w:r>
     </w:p>
     <w:p>
@@ -4328,7 +4328,7 @@
         </w:numPr>
       </w:pPr>
       <w:r>
-        <w:t xml:space="preserve">P(menores de 21 años</w:t>
+        <w:t xml:space="preserve">P(menores de 17 años</w:t>
       </w:r>
       <w:r>
         <w:t xml:space="preserve"> </w:t>
@@ -4345,7 +4345,7 @@
         <w:t xml:space="preserve"> </w:t>
       </w:r>
       <w:r>
-        <w:t xml:space="preserve">participantes de género femenino) = 0.281</w:t>
+        <w:t xml:space="preserve">personas de género femenino) = 0.206</w:t>
       </w:r>
     </w:p>
     <w:p>
@@ -4356,7 +4356,7 @@
         </w:numPr>
       </w:pPr>
       <w:r>
-        <w:t xml:space="preserve">P(mayores de 21 años</w:t>
+        <w:t xml:space="preserve">P(mayores de 17 años</w:t>
       </w:r>
       <w:r>
         <w:t xml:space="preserve"> </w:t>
@@ -4373,7 +4373,7 @@
         <w:t xml:space="preserve"> </w:t>
       </w:r>
       <w:r>
-        <w:t xml:space="preserve">asistentes masculinos) = 0.191</w:t>
+        <w:t xml:space="preserve">varones) = 0.330</w:t>
       </w:r>
     </w:p>
     <w:p>
@@ -4384,7 +4384,7 @@
         </w:numPr>
       </w:pPr>
       <w:r>
-        <w:t xml:space="preserve">P(mayores de 21 años</w:t>
+        <w:t xml:space="preserve">P(mayores de 17 años</w:t>
       </w:r>
       <w:r>
         <w:t xml:space="preserve"> </w:t>
@@ -4401,7 +4401,7 @@
         <w:t xml:space="preserve"> </w:t>
       </w:r>
       <w:r>
-        <w:t xml:space="preserve">participantes de género femenino) = 0.135</w:t>
+        <w:t xml:space="preserve">personas de género femenino) = 0.186</w:t>
       </w:r>
     </w:p>
     <w:p>
@@ -4468,7 +4468,7 @@
         </w:numPr>
       </w:pPr>
       <w:r>
-        <w:t xml:space="preserve">P(asistentes masculinos) = 0.393 + 0.191 = 0.584</w:t>
+        <w:t xml:space="preserve">P(varones) = 0.278 + 0.330 = 0.608</w:t>
       </w:r>
     </w:p>
     <w:p>
@@ -4479,7 +4479,7 @@
         </w:numPr>
       </w:pPr>
       <w:r>
-        <w:t xml:space="preserve">P(participantes de género femenino) = 0.281 + 0.135 = 0.416</w:t>
+        <w:t xml:space="preserve">P(personas de género femenino) = 0.206 + 0.186 = 0.392</w:t>
       </w:r>
     </w:p>
     <w:p>
@@ -4505,7 +4505,7 @@
         </w:numPr>
       </w:pPr>
       <w:r>
-        <w:t xml:space="preserve">P(menores de 21 años) = 0.393 + 0.281 = 0.674</w:t>
+        <w:t xml:space="preserve">P(menores de 17 años) = 0.278 + 0.206 = 0.484</w:t>
       </w:r>
     </w:p>
     <w:p>
@@ -4516,7 +4516,7 @@
         </w:numPr>
       </w:pPr>
       <w:r>
-        <w:t xml:space="preserve">P(mayores de 21 años) = 0.191 + 0.135 = 0.326</w:t>
+        <w:t xml:space="preserve">P(mayores de 17 años) = 0.330 + 0.186 = 0.516</w:t>
       </w:r>
     </w:p>
     <w:p>
@@ -4569,7 +4569,7 @@
                   <m:nor/>
                   <m:sty m:val="p"/>
                 </m:rPr>
-                <m:t>mayores de 21 años</m:t>
+                <m:t>menores de 17 años</m:t>
               </m:r>
               <m:r>
                 <m:rPr>
@@ -4582,7 +4582,7 @@
                   <m:nor/>
                   <m:sty m:val="p"/>
                 </m:rPr>
-                <m:t>participantes de género femenino</m:t>
+                <m:t>personas de género femenino</m:t>
               </m:r>
             </m:e>
           </m:d>
@@ -4613,7 +4613,7 @@
                       <m:nor/>
                       <m:sty m:val="p"/>
                     </m:rPr>
-                    <m:t>mayores de 21 años</m:t>
+                    <m:t>menores de 17 años</m:t>
                   </m:r>
                   <m:r>
                     <m:rPr>
@@ -4626,7 +4626,7 @@
                       <m:nor/>
                       <m:sty m:val="p"/>
                     </m:rPr>
-                    <m:t>participantes de género femenino</m:t>
+                    <m:t>personas de género femenino</m:t>
                   </m:r>
                 </m:e>
               </m:d>
@@ -4648,7 +4648,7 @@
                       <m:nor/>
                       <m:sty m:val="p"/>
                     </m:rPr>
-                    <m:t>participantes de género femenino</m:t>
+                    <m:t>personas de género femenino</m:t>
                   </m:r>
                 </m:e>
               </m:d>
@@ -4693,7 +4693,7 @@
                   <m:nor/>
                   <m:sty m:val="p"/>
                 </m:rPr>
-                <m:t>mayores de 21 años</m:t>
+                <m:t>menores de 17 años</m:t>
               </m:r>
               <m:r>
                 <m:rPr>
@@ -4706,7 +4706,7 @@
                   <m:nor/>
                   <m:sty m:val="p"/>
                 </m:rPr>
-                <m:t>participantes de género femenino</m:t>
+                <m:t>personas de género femenino</m:t>
               </m:r>
             </m:e>
           </m:d>
@@ -4722,12 +4722,12 @@
             </m:fPr>
             <m:num>
               <m:r>
-                <m:t>0.135</m:t>
+                <m:t>0.206</m:t>
               </m:r>
             </m:num>
             <m:den>
               <m:r>
-                <m:t>0.416</m:t>
+                <m:t>0.392</m:t>
               </m:r>
             </m:den>
           </m:f>
@@ -4766,7 +4766,7 @@
         <w:t xml:space="preserve"> </w:t>
       </w:r>
       <w:r>
-        <w:t xml:space="preserve">0.135/0.416 = 0.325</w:t>
+        <w:t xml:space="preserve">0.206/0.392 = 0.526</w:t>
       </w:r>
     </w:p>
     <w:p>
@@ -4796,7 +4796,7 @@
           <w:b/>
           <w:bCs/>
         </w:rPr>
-        <w:t xml:space="preserve">0.135/0.326</w:t>
+        <w:t xml:space="preserve">0.206/0.516</w:t>
       </w:r>
       <w:r>
         <w:t xml:space="preserve">: Error de</w:t>
@@ -4830,7 +4830,7 @@
           <w:b/>
           <w:bCs/>
         </w:rPr>
-        <w:t xml:space="preserve">0.191/0.416</w:t>
+        <w:t xml:space="preserve">0.33/0.392</w:t>
       </w:r>
       <w:r>
         <w:t xml:space="preserve">: Error de</w:t>
@@ -4864,7 +4864,7 @@
           <w:b/>
           <w:bCs/>
         </w:rPr>
-        <w:t xml:space="preserve">0.416/0.135</w:t>
+        <w:t xml:space="preserve">0.392/0.206</w:t>
       </w:r>
       <w:r>
         <w:t xml:space="preserve">: Error de</w:t>
@@ -4908,17 +4908,17 @@
         </w:numPr>
       </w:pPr>
       <w:r>
-        <w:t xml:space="preserve">Por lo tanto, la probabilidad de que una persona pertenezca al grupo de mayores de 21 años, dado que es participantes de género femenino, es</w:t>
-      </w:r>
-      <w:r>
-        <w:t xml:space="preserve"> </w:t>
-      </w:r>
-      <w:r>
-        <w:rPr>
-          <w:b/>
-          <w:bCs/>
-        </w:rPr>
-        <w:t xml:space="preserve">0.135/0.416</w:t>
+        <w:t xml:space="preserve">Por lo tanto, la probabilidad de que una persona pertenezca al grupo de menores de 17 años, dado que es personas de género femenino, es</w:t>
+      </w:r>
+      <w:r>
+        <w:t xml:space="preserve"> </w:t>
+      </w:r>
+      <w:r>
+        <w:rPr>
+          <w:b/>
+          <w:bCs/>
+        </w:rPr>
+        <w:t xml:space="preserve">0.206/0.392</w:t>
       </w:r>
       <w:r>
         <w:t xml:space="preserve">.</w:t>
@@ -4998,34 +4998,34 @@
         </w:numPr>
       </w:pPr>
       <w:r>
+        <w:t xml:space="preserve">Falso</w:t>
+      </w:r>
+    </w:p>
+    <w:p>
+      <w:pPr>
+        <w:numPr>
+          <w:ilvl w:val="1"/>
+          <w:numId w:val="1033"/>
+        </w:numPr>
+      </w:pPr>
+      <w:r>
+        <w:t xml:space="preserve">Falso</w:t>
+      </w:r>
+    </w:p>
+    <w:p>
+      <w:pPr>
+        <w:numPr>
+          <w:ilvl w:val="1"/>
+          <w:numId w:val="1033"/>
+        </w:numPr>
+      </w:pPr>
+      <w:r>
         <w:t xml:space="preserve">Verdadero</w:t>
       </w:r>
     </w:p>
     <w:p>
       <w:pPr>
         <w:numPr>
-          <w:ilvl w:val="1"/>
-          <w:numId w:val="1033"/>
-        </w:numPr>
-      </w:pPr>
-      <w:r>
-        <w:t xml:space="preserve">Falso</w:t>
-      </w:r>
-    </w:p>
-    <w:p>
-      <w:pPr>
-        <w:numPr>
-          <w:ilvl w:val="1"/>
-          <w:numId w:val="1033"/>
-        </w:numPr>
-      </w:pPr>
-      <w:r>
-        <w:t xml:space="preserve">Falso</w:t>
-      </w:r>
-    </w:p>
-    <w:p>
-      <w:pPr>
-        <w:numPr>
           <w:ilvl w:val="0"/>
           <w:numId w:val="1001"/>
         </w:numPr>
@@ -5041,7 +5041,7 @@
         <w:br/>
       </w:r>
       <w:r>
-        <w:t xml:space="preserve">En el esquema se muestran los datos estadísticos de integrantes en un programa formativo, dependiendo del género y la edad.</w:t>
+        <w:t xml:space="preserve">En el diagrama se muestran los valores proporcionales de integrantes en un curso de extensión, dependiendo del género y la edad.</w:t>
       </w:r>
     </w:p>
     <w:p>
@@ -5054,7 +5054,7 @@
       <w:r>
         <w:drawing>
           <wp:inline>
-            <wp:extent cx="2519999" cy="401142"/>
+            <wp:extent cx="2519999" cy="269999"/>
             <wp:effectExtent b="0" l="0" r="0" t="0"/>
             <wp:docPr descr="image" title="" id="61" name="Picture"/>
             <a:graphic>
@@ -5084,7 +5084,7 @@
                   <pic:spPr bwMode="auto">
                     <a:xfrm>
                       <a:off x="0" y="0"/>
-                      <a:ext cx="2519999" cy="401142"/>
+                      <a:ext cx="2519999" cy="269999"/>
                     </a:xfrm>
                     <a:prstGeom prst="rect">
                       <a:avLst/>
@@ -5111,7 +5111,7 @@
         </w:numPr>
       </w:pPr>
       <w:r>
-        <w:t xml:space="preserve">Por ejemplo, el 23.1% de los integrantes son hombres menores de 21 años. Según el esquema, ¿cuál es la probabilidad de que al escoger una persona al azar pertenezca al grupo de los mujeres, si ya se sabe que hace parte del grupo de menores de 21 años?</w:t>
+        <w:t xml:space="preserve">Por ejemplo, el 22.4% de los integrantes son personas de género femenino mayores de 16 años. Según el diagrama, ¿cuál es la probabilidad de que al escoger una persona al azar pertenezca al grupo de los varones, si ya se sabe que hace parte del grupo de mayores de 16 años?</w:t>
       </w:r>
     </w:p>
     <w:p>
@@ -5122,7 +5122,7 @@
         </w:numPr>
       </w:pPr>
       <w:r>
-        <w:t xml:space="preserve">0.22/0.451</w:t>
+        <w:t xml:space="preserve">0.365/0.589</w:t>
       </w:r>
     </w:p>
     <w:p>
@@ -5133,7 +5133,7 @@
         </w:numPr>
       </w:pPr>
       <w:r>
-        <w:t xml:space="preserve">0.22/0.615</w:t>
+        <w:t xml:space="preserve">0.365/0.392</w:t>
       </w:r>
     </w:p>
     <w:p>
@@ -5144,7 +5144,7 @@
         </w:numPr>
       </w:pPr>
       <w:r>
-        <w:t xml:space="preserve">0.384/0.451</w:t>
+        <w:t xml:space="preserve">0.589/0.365</w:t>
       </w:r>
     </w:p>
     <w:p>
@@ -5155,7 +5155,7 @@
         </w:numPr>
       </w:pPr>
       <w:r>
-        <w:t xml:space="preserve">0.451/0.22</w:t>
+        <w:t xml:space="preserve">0.168/0.589</w:t>
       </w:r>
     </w:p>
     <w:p>
@@ -5255,7 +5255,7 @@
                   <m:nor/>
                   <m:sty m:val="p"/>
                 </m:rPr>
-                <m:t>mujeres</m:t>
+                <m:t>varones</m:t>
               </m:r>
               <m:r>
                 <m:rPr>
@@ -5268,7 +5268,7 @@
                   <m:nor/>
                   <m:sty m:val="p"/>
                 </m:rPr>
-                <m:t>menores de 21 años</m:t>
+                <m:t>mayores de 16 años</m:t>
               </m:r>
             </m:e>
           </m:d>
@@ -5406,7 +5406,7 @@
         <w:t xml:space="preserve"> </w:t>
       </w:r>
       <w:r>
-        <w:t xml:space="preserve">= evento de interés: mujeres</w:t>
+        <w:t xml:space="preserve">= evento de interés: varones</w:t>
       </w:r>
     </w:p>
     <w:p>
@@ -5425,7 +5425,7 @@
         <w:t xml:space="preserve"> </w:t>
       </w:r>
       <w:r>
-        <w:t xml:space="preserve">= condición dada: menores de 21 años</w:t>
+        <w:t xml:space="preserve">= condición dada: mayores de 16 años</w:t>
       </w:r>
     </w:p>
     <w:p>
@@ -5547,7 +5547,7 @@
         </w:numPr>
       </w:pPr>
       <w:r>
-        <w:t xml:space="preserve">P(menores de 21 años</w:t>
+        <w:t xml:space="preserve">P(menores de 16 años</w:t>
       </w:r>
       <w:r>
         <w:t xml:space="preserve"> </w:t>
@@ -5564,7 +5564,7 @@
         <w:t xml:space="preserve"> </w:t>
       </w:r>
       <w:r>
-        <w:t xml:space="preserve">hombres) = 0.231</w:t>
+        <w:t xml:space="preserve">varones) = 0.243</w:t>
       </w:r>
     </w:p>
     <w:p>
@@ -5575,7 +5575,7 @@
         </w:numPr>
       </w:pPr>
       <w:r>
-        <w:t xml:space="preserve">P(menores de 21 años</w:t>
+        <w:t xml:space="preserve">P(menores de 16 años</w:t>
       </w:r>
       <w:r>
         <w:t xml:space="preserve"> </w:t>
@@ -5592,7 +5592,7 @@
         <w:t xml:space="preserve"> </w:t>
       </w:r>
       <w:r>
-        <w:t xml:space="preserve">mujeres) = 0.220</w:t>
+        <w:t xml:space="preserve">personas de género femenino) = 0.168</w:t>
       </w:r>
     </w:p>
     <w:p>
@@ -5603,7 +5603,7 @@
         </w:numPr>
       </w:pPr>
       <w:r>
-        <w:t xml:space="preserve">P(mayores de 21 años</w:t>
+        <w:t xml:space="preserve">P(mayores de 16 años</w:t>
       </w:r>
       <w:r>
         <w:t xml:space="preserve"> </w:t>
@@ -5620,7 +5620,7 @@
         <w:t xml:space="preserve"> </w:t>
       </w:r>
       <w:r>
-        <w:t xml:space="preserve">hombres) = 0.384</w:t>
+        <w:t xml:space="preserve">varones) = 0.365</w:t>
       </w:r>
     </w:p>
     <w:p>
@@ -5631,7 +5631,7 @@
         </w:numPr>
       </w:pPr>
       <w:r>
-        <w:t xml:space="preserve">P(mayores de 21 años</w:t>
+        <w:t xml:space="preserve">P(mayores de 16 años</w:t>
       </w:r>
       <w:r>
         <w:t xml:space="preserve"> </w:t>
@@ -5648,7 +5648,7 @@
         <w:t xml:space="preserve"> </w:t>
       </w:r>
       <w:r>
-        <w:t xml:space="preserve">mujeres) = 0.165</w:t>
+        <w:t xml:space="preserve">personas de género femenino) = 0.224</w:t>
       </w:r>
     </w:p>
     <w:p>
@@ -5715,7 +5715,7 @@
         </w:numPr>
       </w:pPr>
       <w:r>
-        <w:t xml:space="preserve">P(hombres) = 0.231 + 0.384 = 0.615</w:t>
+        <w:t xml:space="preserve">P(varones) = 0.243 + 0.365 = 0.608</w:t>
       </w:r>
     </w:p>
     <w:p>
@@ -5726,7 +5726,7 @@
         </w:numPr>
       </w:pPr>
       <w:r>
-        <w:t xml:space="preserve">P(mujeres) = 0.220 + 0.165 = 0.385</w:t>
+        <w:t xml:space="preserve">P(personas de género femenino) = 0.168 + 0.224 = 0.392</w:t>
       </w:r>
     </w:p>
     <w:p>
@@ -5752,7 +5752,7 @@
         </w:numPr>
       </w:pPr>
       <w:r>
-        <w:t xml:space="preserve">P(menores de 21 años) = 0.231 + 0.220 = 0.451</w:t>
+        <w:t xml:space="preserve">P(menores de 16 años) = 0.243 + 0.168 = 0.411</w:t>
       </w:r>
     </w:p>
     <w:p>
@@ -5763,7 +5763,7 @@
         </w:numPr>
       </w:pPr>
       <w:r>
-        <w:t xml:space="preserve">P(mayores de 21 años) = 0.384 + 0.165 = 0.549</w:t>
+        <w:t xml:space="preserve">P(mayores de 16 años) = 0.365 + 0.224 = 0.589</w:t>
       </w:r>
     </w:p>
     <w:p>
@@ -5816,7 +5816,7 @@
                   <m:nor/>
                   <m:sty m:val="p"/>
                 </m:rPr>
-                <m:t>mujeres</m:t>
+                <m:t>varones</m:t>
               </m:r>
               <m:r>
                 <m:rPr>
@@ -5829,7 +5829,7 @@
                   <m:nor/>
                   <m:sty m:val="p"/>
                 </m:rPr>
-                <m:t>menores de 21 años</m:t>
+                <m:t>mayores de 16 años</m:t>
               </m:r>
             </m:e>
           </m:d>
@@ -5860,7 +5860,7 @@
                       <m:nor/>
                       <m:sty m:val="p"/>
                     </m:rPr>
-                    <m:t>mujeres</m:t>
+                    <m:t>varones</m:t>
                   </m:r>
                   <m:r>
                     <m:rPr>
@@ -5873,7 +5873,7 @@
                       <m:nor/>
                       <m:sty m:val="p"/>
                     </m:rPr>
-                    <m:t>menores de 21 años</m:t>
+                    <m:t>mayores de 16 años</m:t>
                   </m:r>
                 </m:e>
               </m:d>
@@ -5895,7 +5895,7 @@
                       <m:nor/>
                       <m:sty m:val="p"/>
                     </m:rPr>
-                    <m:t>menores de 21 años</m:t>
+                    <m:t>mayores de 16 años</m:t>
                   </m:r>
                 </m:e>
               </m:d>
@@ -5940,7 +5940,7 @@
                   <m:nor/>
                   <m:sty m:val="p"/>
                 </m:rPr>
-                <m:t>mujeres</m:t>
+                <m:t>varones</m:t>
               </m:r>
               <m:r>
                 <m:rPr>
@@ -5953,7 +5953,7 @@
                   <m:nor/>
                   <m:sty m:val="p"/>
                 </m:rPr>
-                <m:t>menores de 21 años</m:t>
+                <m:t>mayores de 16 años</m:t>
               </m:r>
             </m:e>
           </m:d>
@@ -5969,12 +5969,12 @@
             </m:fPr>
             <m:num>
               <m:r>
-                <m:t>0.220</m:t>
+                <m:t>0.365</m:t>
               </m:r>
             </m:num>
             <m:den>
               <m:r>
-                <m:t>0.451</m:t>
+                <m:t>0.589</m:t>
               </m:r>
             </m:den>
           </m:f>
@@ -6013,7 +6013,7 @@
         <w:t xml:space="preserve"> </w:t>
       </w:r>
       <w:r>
-        <w:t xml:space="preserve">0.22/0.451 = 0.488</w:t>
+        <w:t xml:space="preserve">0.365/0.589 = 0.620</w:t>
       </w:r>
     </w:p>
     <w:p>
@@ -6043,7 +6043,7 @@
           <w:b/>
           <w:bCs/>
         </w:rPr>
-        <w:t xml:space="preserve">0.22/0.615</w:t>
+        <w:t xml:space="preserve">0.365/0.392</w:t>
       </w:r>
       <w:r>
         <w:t xml:space="preserve">: Error de</w:t>
@@ -6077,7 +6077,7 @@
           <w:b/>
           <w:bCs/>
         </w:rPr>
-        <w:t xml:space="preserve">0.384/0.451</w:t>
+        <w:t xml:space="preserve">0.168/0.589</w:t>
       </w:r>
       <w:r>
         <w:t xml:space="preserve">: Error de</w:t>
@@ -6111,7 +6111,7 @@
           <w:b/>
           <w:bCs/>
         </w:rPr>
-        <w:t xml:space="preserve">0.451/0.22</w:t>
+        <w:t xml:space="preserve">0.589/0.365</w:t>
       </w:r>
       <w:r>
         <w:t xml:space="preserve">: Error de</w:t>
@@ -6155,17 +6155,17 @@
         </w:numPr>
       </w:pPr>
       <w:r>
-        <w:t xml:space="preserve">Por lo tanto, la probabilidad de que una persona pertenezca al grupo de mujeres, dado que es menores de 21 años, es</w:t>
-      </w:r>
-      <w:r>
-        <w:t xml:space="preserve"> </w:t>
-      </w:r>
-      <w:r>
-        <w:rPr>
-          <w:b/>
-          <w:bCs/>
-        </w:rPr>
-        <w:t xml:space="preserve">0.22/0.451</w:t>
+        <w:t xml:space="preserve">Por lo tanto, la probabilidad de que una persona pertenezca al grupo de varones, dado que es mayores de 16 años, es</w:t>
+      </w:r>
+      <w:r>
+        <w:t xml:space="preserve"> </w:t>
+      </w:r>
+      <w:r>
+        <w:rPr>
+          <w:b/>
+          <w:bCs/>
+        </w:rPr>
+        <w:t xml:space="preserve">0.365/0.589</w:t>
       </w:r>
       <w:r>
         <w:t xml:space="preserve">.</w:t>

--- a/Lab/02-S1-2025-SEDQ/salida/probabilidad_condicional_tabla_contingencia_razonamiento_nivel3_v2_1.docx
+++ b/Lab/02-S1-2025-SEDQ/salida/probabilidad_condicional_tabla_contingencia_razonamiento_nivel3_v2_1.docx
@@ -53,7 +53,7 @@
         <w:br/>
       </w:r>
       <w:r>
-        <w:t xml:space="preserve">En el esquema se muestran los datos estadísticos de asistentes del grupo en un entrenamiento técnico, dependiendo del género y la edad.</w:t>
+        <w:t xml:space="preserve">En el diagrama se muestran los valores proporcionales de asistentes del grupo en un encuentro formativo, dependiendo del género y la edad.</w:t>
       </w:r>
     </w:p>
     <w:p>
@@ -66,7 +66,7 @@
       <w:r>
         <w:drawing>
           <wp:inline>
-            <wp:extent cx="2519999" cy="260689"/>
+            <wp:extent cx="2519999" cy="215999"/>
             <wp:effectExtent b="0" l="0" r="0" t="0"/>
             <wp:docPr descr="image" title="" id="21" name="Picture"/>
             <a:graphic>
@@ -96,7 +96,7 @@
                   <pic:spPr bwMode="auto">
                     <a:xfrm>
                       <a:off x="0" y="0"/>
-                      <a:ext cx="2519999" cy="260689"/>
+                      <a:ext cx="2519999" cy="215999"/>
                     </a:xfrm>
                     <a:prstGeom prst="rect">
                       <a:avLst/>
@@ -123,7 +123,7 @@
         </w:numPr>
       </w:pPr>
       <w:r>
-        <w:t xml:space="preserve">Por ejemplo, el 10.9% de los asistentes del grupo son asistentes masculinos menores de 19 años. Según el esquema, ¿cuál es la probabilidad de que al escoger una persona al azar pertenezca al grupo de los mayores de 19 años, si ya se sabe que hace parte del grupo de asistentes masculinos?</w:t>
+        <w:t xml:space="preserve">Por ejemplo, el 25.3% de los asistentes del grupo son personas de género femenino menores de 22 años. Según el diagrama, ¿cuál es la probabilidad de que al escoger una persona al azar pertenezca al grupo de los personas de género femenino, si ya se sabe que hace parte del grupo de menores de 22 años?</w:t>
       </w:r>
     </w:p>
     <w:p>
@@ -134,7 +134,7 @@
         </w:numPr>
       </w:pPr>
       <w:r>
-        <w:t xml:space="preserve">0.239/0.576</w:t>
+        <w:t xml:space="preserve">0.253/0.402</w:t>
       </w:r>
     </w:p>
     <w:p>
@@ -145,7 +145,7 @@
         </w:numPr>
       </w:pPr>
       <w:r>
-        <w:t xml:space="preserve">0.348/0.239</w:t>
+        <w:t xml:space="preserve">0.253/0.667</w:t>
       </w:r>
     </w:p>
     <w:p>
@@ -156,7 +156,7 @@
         </w:numPr>
       </w:pPr>
       <w:r>
-        <w:t xml:space="preserve">0.315/0.348</w:t>
+        <w:t xml:space="preserve">0.184/0.402</w:t>
       </w:r>
     </w:p>
     <w:p>
@@ -167,7 +167,7 @@
         </w:numPr>
       </w:pPr>
       <w:r>
-        <w:t xml:space="preserve">0.239/0.348</w:t>
+        <w:t xml:space="preserve">0.402/0.253</w:t>
       </w:r>
     </w:p>
     <w:p>
@@ -212,9 +212,9 @@
           <w:numId w:val="1000"/>
         </w:numPr>
       </w:pPr>
-      <w:bookmarkStart w:id="24" w:name="X27f9aa5f6c13b6322c9ff79efa32e6e1351ddc4"/>
-      <w:r>
-        <w:t xml:space="preserve">Paso 1: Identificar el tipo de problema y la fórmula</w:t>
+      <w:bookmarkStart w:id="24" w:name="paso-1"/>
+      <w:r>
+        <w:t xml:space="preserve">Paso 1:</w:t>
       </w:r>
       <w:bookmarkEnd w:id="24"/>
     </w:p>
@@ -225,6 +225,12 @@
           <w:numId w:val="1000"/>
         </w:numPr>
       </w:pPr>
+      <w:r>
+        <w:t xml:space="preserve">Identificar el tipo de problema y la fórmula</w:t>
+      </w:r>
+      <w:r>
+        <w:t xml:space="preserve"> </w:t>
+      </w:r>
       <w:r>
         <w:t xml:space="preserve">Este es un problema de</w:t>
       </w:r>
@@ -267,7 +273,7 @@
                   <m:nor/>
                   <m:sty m:val="p"/>
                 </m:rPr>
-                <m:t>mayores de 19 años</m:t>
+                <m:t>personas de género femenino</m:t>
               </m:r>
               <m:r>
                 <m:rPr>
@@ -280,7 +286,7 @@
                   <m:nor/>
                   <m:sty m:val="p"/>
                 </m:rPr>
-                <m:t>asistentes masculinos</m:t>
+                <m:t>menores de 22 años</m:t>
               </m:r>
             </m:e>
           </m:d>
@@ -418,7 +424,7 @@
         <w:t xml:space="preserve"> </w:t>
       </w:r>
       <w:r>
-        <w:t xml:space="preserve">= evento de interés: mayores de 19 años</w:t>
+        <w:t xml:space="preserve">= evento de interés: personas de género femenino</w:t>
       </w:r>
     </w:p>
     <w:p>
@@ -437,7 +443,7 @@
         <w:t xml:space="preserve"> </w:t>
       </w:r>
       <w:r>
-        <w:t xml:space="preserve">= condición dada: asistentes masculinos</w:t>
+        <w:t xml:space="preserve">= condición dada: menores de 22 años</w:t>
       </w:r>
     </w:p>
     <w:p>
@@ -521,9 +527,9 @@
           <w:numId w:val="1000"/>
         </w:numPr>
       </w:pPr>
-      <w:bookmarkStart w:id="25" w:name="X034a7fc5eb2a36f1505c0e99dcfa9761b834956"/>
-      <w:r>
-        <w:t xml:space="preserve">Paso 2: Extraer información de la tabla de contingencia</w:t>
+      <w:bookmarkStart w:id="25" w:name="paso-2"/>
+      <w:r>
+        <w:t xml:space="preserve">Paso 2:</w:t>
       </w:r>
       <w:bookmarkEnd w:id="25"/>
     </w:p>
@@ -534,6 +540,12 @@
           <w:numId w:val="1000"/>
         </w:numPr>
       </w:pPr>
+      <w:r>
+        <w:t xml:space="preserve">Extraer información de la tabla de contingencia.</w:t>
+      </w:r>
+      <w:r>
+        <w:t xml:space="preserve"> </w:t>
+      </w:r>
       <w:r>
         <w:t xml:space="preserve">De la tabla podemos obtener las siguientes</w:t>
       </w:r>
@@ -559,7 +571,7 @@
         </w:numPr>
       </w:pPr>
       <w:r>
-        <w:t xml:space="preserve">P(menores de 19 años</w:t>
+        <w:t xml:space="preserve">P(menores de 22 años</w:t>
       </w:r>
       <w:r>
         <w:t xml:space="preserve"> </w:t>
@@ -576,7 +588,7 @@
         <w:t xml:space="preserve"> </w:t>
       </w:r>
       <w:r>
-        <w:t xml:space="preserve">asistentes masculinos) = 0.109</w:t>
+        <w:t xml:space="preserve">estudiantes masculinos) = 0.149</w:t>
       </w:r>
     </w:p>
     <w:p>
@@ -587,7 +599,7 @@
         </w:numPr>
       </w:pPr>
       <w:r>
-        <w:t xml:space="preserve">P(menores de 19 años</w:t>
+        <w:t xml:space="preserve">P(menores de 22 años</w:t>
       </w:r>
       <w:r>
         <w:t xml:space="preserve"> </w:t>
@@ -604,7 +616,7 @@
         <w:t xml:space="preserve"> </w:t>
       </w:r>
       <w:r>
-        <w:t xml:space="preserve">estudiantes de género femenino) = 0.315</w:t>
+        <w:t xml:space="preserve">personas de género femenino) = 0.253</w:t>
       </w:r>
     </w:p>
     <w:p>
@@ -615,7 +627,7 @@
         </w:numPr>
       </w:pPr>
       <w:r>
-        <w:t xml:space="preserve">P(mayores de 19 años</w:t>
+        <w:t xml:space="preserve">P(mayores de 22 años</w:t>
       </w:r>
       <w:r>
         <w:t xml:space="preserve"> </w:t>
@@ -632,7 +644,7 @@
         <w:t xml:space="preserve"> </w:t>
       </w:r>
       <w:r>
-        <w:t xml:space="preserve">asistentes masculinos) = 0.239</w:t>
+        <w:t xml:space="preserve">estudiantes masculinos) = 0.184</w:t>
       </w:r>
     </w:p>
     <w:p>
@@ -643,7 +655,7 @@
         </w:numPr>
       </w:pPr>
       <w:r>
-        <w:t xml:space="preserve">P(mayores de 19 años</w:t>
+        <w:t xml:space="preserve">P(mayores de 22 años</w:t>
       </w:r>
       <w:r>
         <w:t xml:space="preserve"> </w:t>
@@ -660,7 +672,7 @@
         <w:t xml:space="preserve"> </w:t>
       </w:r>
       <w:r>
-        <w:t xml:space="preserve">estudiantes de género femenino) = 0.337</w:t>
+        <w:t xml:space="preserve">personas de género femenino) = 0.414</w:t>
       </w:r>
     </w:p>
     <w:p>
@@ -671,9 +683,9 @@
           <w:numId w:val="1000"/>
         </w:numPr>
       </w:pPr>
-      <w:bookmarkStart w:id="26" w:name="X51467d4c720f9ec29dbe487dcea51d36fe24a71"/>
-      <w:r>
-        <w:t xml:space="preserve">Paso 3: Calcular probabilidades marginales</w:t>
+      <w:bookmarkStart w:id="26" w:name="paso-3"/>
+      <w:r>
+        <w:t xml:space="preserve">Paso 3:</w:t>
       </w:r>
       <w:bookmarkEnd w:id="26"/>
     </w:p>
@@ -684,6 +696,12 @@
           <w:numId w:val="1000"/>
         </w:numPr>
       </w:pPr>
+      <w:r>
+        <w:t xml:space="preserve">Calcular probabilidades marginales</w:t>
+      </w:r>
+      <w:r>
+        <w:t xml:space="preserve"> </w:t>
+      </w:r>
       <w:r>
         <w:t xml:space="preserve">Las</w:t>
       </w:r>
@@ -727,7 +745,7 @@
         </w:numPr>
       </w:pPr>
       <w:r>
-        <w:t xml:space="preserve">P(asistentes masculinos) = 0.109 + 0.239 = 0.348</w:t>
+        <w:t xml:space="preserve">P(estudiantes masculinos) = 0.149 + 0.184 = 0.333</w:t>
       </w:r>
     </w:p>
     <w:p>
@@ -738,7 +756,7 @@
         </w:numPr>
       </w:pPr>
       <w:r>
-        <w:t xml:space="preserve">P(estudiantes de género femenino) = 0.315 + 0.337 = 0.652</w:t>
+        <w:t xml:space="preserve">P(personas de género femenino) = 0.253 + 0.414 = 0.667</w:t>
       </w:r>
     </w:p>
     <w:p>
@@ -764,7 +782,7 @@
         </w:numPr>
       </w:pPr>
       <w:r>
-        <w:t xml:space="preserve">P(menores de 19 años) = 0.109 + 0.315 = 0.424</w:t>
+        <w:t xml:space="preserve">P(menores de 22 años) = 0.149 + 0.253 = 0.402</w:t>
       </w:r>
     </w:p>
     <w:p>
@@ -775,7 +793,7 @@
         </w:numPr>
       </w:pPr>
       <w:r>
-        <w:t xml:space="preserve">P(mayores de 19 años) = 0.239 + 0.337 = 0.576</w:t>
+        <w:t xml:space="preserve">P(mayores de 22 años) = 0.184 + 0.414 = 0.598</w:t>
       </w:r>
     </w:p>
     <w:p>
@@ -786,9 +804,9 @@
           <w:numId w:val="1000"/>
         </w:numPr>
       </w:pPr>
-      <w:bookmarkStart w:id="27" w:name="X1c746f8d4d81daa3dc3f9633c91a957c818cfac"/>
-      <w:r>
-        <w:t xml:space="preserve">Paso 4: Aplicar la fórmula para nuestro problema específico</w:t>
+      <w:bookmarkStart w:id="27" w:name="paso-4"/>
+      <w:r>
+        <w:t xml:space="preserve">Paso 4:</w:t>
       </w:r>
       <w:bookmarkEnd w:id="27"/>
     </w:p>
@@ -799,6 +817,12 @@
           <w:numId w:val="1000"/>
         </w:numPr>
       </w:pPr>
+      <w:r>
+        <w:t xml:space="preserve">Aplicar la fórmula para nuestro problema específico</w:t>
+      </w:r>
+      <w:r>
+        <w:t xml:space="preserve"> </w:t>
+      </w:r>
       <w:r>
         <w:t xml:space="preserve">Para nuestro problema:</w:t>
       </w:r>
@@ -828,7 +852,7 @@
                   <m:nor/>
                   <m:sty m:val="p"/>
                 </m:rPr>
-                <m:t>mayores de 19 años</m:t>
+                <m:t>personas de género femenino</m:t>
               </m:r>
               <m:r>
                 <m:rPr>
@@ -841,7 +865,7 @@
                   <m:nor/>
                   <m:sty m:val="p"/>
                 </m:rPr>
-                <m:t>asistentes masculinos</m:t>
+                <m:t>menores de 22 años</m:t>
               </m:r>
             </m:e>
           </m:d>
@@ -872,7 +896,7 @@
                       <m:nor/>
                       <m:sty m:val="p"/>
                     </m:rPr>
-                    <m:t>mayores de 19 años</m:t>
+                    <m:t>personas de género femenino</m:t>
                   </m:r>
                   <m:r>
                     <m:rPr>
@@ -885,7 +909,7 @@
                       <m:nor/>
                       <m:sty m:val="p"/>
                     </m:rPr>
-                    <m:t>asistentes masculinos</m:t>
+                    <m:t>menores de 22 años</m:t>
                   </m:r>
                 </m:e>
               </m:d>
@@ -907,7 +931,7 @@
                       <m:nor/>
                       <m:sty m:val="p"/>
                     </m:rPr>
-                    <m:t>asistentes masculinos</m:t>
+                    <m:t>menores de 22 años</m:t>
                   </m:r>
                 </m:e>
               </m:d>
@@ -952,7 +976,7 @@
                   <m:nor/>
                   <m:sty m:val="p"/>
                 </m:rPr>
-                <m:t>mayores de 19 años</m:t>
+                <m:t>personas de género femenino</m:t>
               </m:r>
               <m:r>
                 <m:rPr>
@@ -965,7 +989,7 @@
                   <m:nor/>
                   <m:sty m:val="p"/>
                 </m:rPr>
-                <m:t>asistentes masculinos</m:t>
+                <m:t>menores de 22 años</m:t>
               </m:r>
             </m:e>
           </m:d>
@@ -981,12 +1005,12 @@
             </m:fPr>
             <m:num>
               <m:r>
-                <m:t>0.239</m:t>
+                <m:t>0.253</m:t>
               </m:r>
             </m:num>
             <m:den>
               <m:r>
-                <m:t>0.348</m:t>
+                <m:t>0.402</m:t>
               </m:r>
             </m:den>
           </m:f>
@@ -1001,11 +1025,22 @@
           <w:numId w:val="1000"/>
         </w:numPr>
       </w:pPr>
-      <w:bookmarkStart w:id="28" w:name="X62f217c400bb06f168bf80d69cdd680121fdeab"/>
-      <w:r>
-        <w:t xml:space="preserve">Paso 5: Verificación y análisis de distractores</w:t>
+      <w:bookmarkStart w:id="28" w:name="paso-5"/>
+      <w:r>
+        <w:t xml:space="preserve">Paso 5:</w:t>
       </w:r>
       <w:bookmarkEnd w:id="28"/>
+    </w:p>
+    <w:p>
+      <w:pPr>
+        <w:numPr>
+          <w:ilvl w:val="0"/>
+          <w:numId w:val="1000"/>
+        </w:numPr>
+      </w:pPr>
+      <w:r>
+        <w:t xml:space="preserve">Verificación y análisis de distractores</w:t>
+      </w:r>
     </w:p>
     <w:p>
       <w:pPr>
@@ -1025,7 +1060,7 @@
         <w:t xml:space="preserve"> </w:t>
       </w:r>
       <w:r>
-        <w:t xml:space="preserve">0.239/0.348 = 0.687</w:t>
+        <w:t xml:space="preserve">0.253/0.402 = 0.629.</w:t>
       </w:r>
     </w:p>
     <w:p>
@@ -1055,7 +1090,7 @@
           <w:b/>
           <w:bCs/>
         </w:rPr>
-        <w:t xml:space="preserve">0.239/0.576</w:t>
+        <w:t xml:space="preserve">0.253/0.667</w:t>
       </w:r>
       <w:r>
         <w:t xml:space="preserve">: Error de</w:t>
@@ -1089,7 +1124,7 @@
           <w:b/>
           <w:bCs/>
         </w:rPr>
-        <w:t xml:space="preserve">0.315/0.348</w:t>
+        <w:t xml:space="preserve">0.184/0.402</w:t>
       </w:r>
       <w:r>
         <w:t xml:space="preserve">: Error de</w:t>
@@ -1123,7 +1158,7 @@
           <w:b/>
           <w:bCs/>
         </w:rPr>
-        <w:t xml:space="preserve">0.348/0.239</w:t>
+        <w:t xml:space="preserve">0.402/0.253</w:t>
       </w:r>
       <w:r>
         <w:t xml:space="preserve">: Error de</w:t>
@@ -1167,7 +1202,7 @@
         </w:numPr>
       </w:pPr>
       <w:r>
-        <w:t xml:space="preserve">Por lo tanto, la probabilidad de que una persona pertenezca al grupo de mayores de 19 años, dado que es asistentes masculinos, es</w:t>
+        <w:t xml:space="preserve">Por lo tanto, la probabilidad de que una persona pertenezca al grupo de personas de género femenino, dado que es menores de 22 años, es</w:t>
       </w:r>
       <w:r>
         <w:t xml:space="preserve"> </w:t>
@@ -1177,7 +1212,7 @@
           <w:b/>
           <w:bCs/>
         </w:rPr>
-        <w:t xml:space="preserve">0.239/0.348</w:t>
+        <w:t xml:space="preserve">0.253/0.402</w:t>
       </w:r>
       <w:r>
         <w:t xml:space="preserve">.</w:t>
@@ -1246,6 +1281,17 @@
         </w:numPr>
       </w:pPr>
       <w:r>
+        <w:t xml:space="preserve">Verdadero</w:t>
+      </w:r>
+    </w:p>
+    <w:p>
+      <w:pPr>
+        <w:numPr>
+          <w:ilvl w:val="1"/>
+          <w:numId w:val="1009"/>
+        </w:numPr>
+      </w:pPr>
+      <w:r>
         <w:t xml:space="preserve">Falso</w:t>
       </w:r>
     </w:p>
@@ -1269,17 +1315,6 @@
       </w:pPr>
       <w:r>
         <w:t xml:space="preserve">Falso</w:t>
-      </w:r>
-    </w:p>
-    <w:p>
-      <w:pPr>
-        <w:numPr>
-          <w:ilvl w:val="1"/>
-          <w:numId w:val="1009"/>
-        </w:numPr>
-      </w:pPr>
-      <w:r>
-        <w:t xml:space="preserve">Verdadero</w:t>
       </w:r>
     </w:p>
     <w:p>
@@ -1300,7 +1335,7 @@
         <w:br/>
       </w:r>
       <w:r>
-        <w:t xml:space="preserve">En el cuadro se muestran los datos estadísticos de estudiantes en un programa de capacitación, dependiendo del género y la edad.</w:t>
+        <w:t xml:space="preserve">En el cuadro se muestran los valores proporcionales de integrantes en un programa de desarrollo, dependiendo del género y la edad.</w:t>
       </w:r>
     </w:p>
     <w:p>
@@ -1313,7 +1348,7 @@
       <w:r>
         <w:drawing>
           <wp:inline>
-            <wp:extent cx="2519999" cy="304272"/>
+            <wp:extent cx="2519999" cy="376822"/>
             <wp:effectExtent b="0" l="0" r="0" t="0"/>
             <wp:docPr descr="image" title="" id="31" name="Picture"/>
             <a:graphic>
@@ -1343,7 +1378,7 @@
                   <pic:spPr bwMode="auto">
                     <a:xfrm>
                       <a:off x="0" y="0"/>
-                      <a:ext cx="2519999" cy="304272"/>
+                      <a:ext cx="2519999" cy="376822"/>
                     </a:xfrm>
                     <a:prstGeom prst="rect">
                       <a:avLst/>
@@ -1370,7 +1405,7 @@
         </w:numPr>
       </w:pPr>
       <w:r>
-        <w:t xml:space="preserve">Por ejemplo, el 10.8% de los estudiantes son mujeres menores de 22 años. Según el cuadro, ¿cuál es la probabilidad de que al escoger una persona al azar pertenezca al grupo de los miembros masculinos, si ya se sabe que hace parte del grupo de menores de 22 años?</w:t>
+        <w:t xml:space="preserve">Por ejemplo, el 29.7% de los integrantes son mujeres mayores de 21 años. Según el cuadro, ¿cuál es la probabilidad de que al escoger una persona al azar pertenezca al grupo de los menores de 21 años, si ya se sabe que hace parte del grupo de miembros masculinos?</w:t>
       </w:r>
     </w:p>
     <w:p>
@@ -1381,7 +1416,7 @@
         </w:numPr>
       </w:pPr>
       <w:r>
-        <w:t xml:space="preserve">0.392/0.284</w:t>
+        <w:t xml:space="preserve">0.515/0.099</w:t>
       </w:r>
     </w:p>
     <w:p>
@@ -1392,7 +1427,7 @@
         </w:numPr>
       </w:pPr>
       <w:r>
-        <w:t xml:space="preserve">0.284/0.392</w:t>
+        <w:t xml:space="preserve">0.099/0.485</w:t>
       </w:r>
     </w:p>
     <w:p>
@@ -1403,7 +1438,7 @@
         </w:numPr>
       </w:pPr>
       <w:r>
-        <w:t xml:space="preserve">0.284/0.343</w:t>
+        <w:t xml:space="preserve">0.416/0.515</w:t>
       </w:r>
     </w:p>
     <w:p>
@@ -1414,7 +1449,7 @@
         </w:numPr>
       </w:pPr>
       <w:r>
-        <w:t xml:space="preserve">0.108/0.392</w:t>
+        <w:t xml:space="preserve">0.099/0.515</w:t>
       </w:r>
     </w:p>
     <w:p>
@@ -1459,9 +1494,9 @@
           <w:numId w:val="1000"/>
         </w:numPr>
       </w:pPr>
-      <w:bookmarkStart w:id="34" w:name="X27f9aa5f6c13b6322c9ff79efa32e6e1351ddc4"/>
-      <w:r>
-        <w:t xml:space="preserve">Paso 1: Identificar el tipo de problema y la fórmula</w:t>
+      <w:bookmarkStart w:id="34" w:name="paso-1"/>
+      <w:r>
+        <w:t xml:space="preserve">Paso 1:</w:t>
       </w:r>
       <w:bookmarkEnd w:id="34"/>
     </w:p>
@@ -1472,6 +1507,12 @@
           <w:numId w:val="1000"/>
         </w:numPr>
       </w:pPr>
+      <w:r>
+        <w:t xml:space="preserve">Identificar el tipo de problema y la fórmula</w:t>
+      </w:r>
+      <w:r>
+        <w:t xml:space="preserve"> </w:t>
+      </w:r>
       <w:r>
         <w:t xml:space="preserve">Este es un problema de</w:t>
       </w:r>
@@ -1514,7 +1555,7 @@
                   <m:nor/>
                   <m:sty m:val="p"/>
                 </m:rPr>
-                <m:t>miembros masculinos</m:t>
+                <m:t>menores de 21 años</m:t>
               </m:r>
               <m:r>
                 <m:rPr>
@@ -1527,7 +1568,7 @@
                   <m:nor/>
                   <m:sty m:val="p"/>
                 </m:rPr>
-                <m:t>menores de 22 años</m:t>
+                <m:t>miembros masculinos</m:t>
               </m:r>
             </m:e>
           </m:d>
@@ -1665,7 +1706,7 @@
         <w:t xml:space="preserve"> </w:t>
       </w:r>
       <w:r>
-        <w:t xml:space="preserve">= evento de interés: miembros masculinos</w:t>
+        <w:t xml:space="preserve">= evento de interés: menores de 21 años</w:t>
       </w:r>
     </w:p>
     <w:p>
@@ -1684,7 +1725,7 @@
         <w:t xml:space="preserve"> </w:t>
       </w:r>
       <w:r>
-        <w:t xml:space="preserve">= condición dada: menores de 22 años</w:t>
+        <w:t xml:space="preserve">= condición dada: miembros masculinos</w:t>
       </w:r>
     </w:p>
     <w:p>
@@ -1768,9 +1809,9 @@
           <w:numId w:val="1000"/>
         </w:numPr>
       </w:pPr>
-      <w:bookmarkStart w:id="35" w:name="X034a7fc5eb2a36f1505c0e99dcfa9761b834956"/>
-      <w:r>
-        <w:t xml:space="preserve">Paso 2: Extraer información de la tabla de contingencia</w:t>
+      <w:bookmarkStart w:id="35" w:name="paso-2"/>
+      <w:r>
+        <w:t xml:space="preserve">Paso 2:</w:t>
       </w:r>
       <w:bookmarkEnd w:id="35"/>
     </w:p>
@@ -1781,6 +1822,12 @@
           <w:numId w:val="1000"/>
         </w:numPr>
       </w:pPr>
+      <w:r>
+        <w:t xml:space="preserve">Extraer información de la tabla de contingencia.</w:t>
+      </w:r>
+      <w:r>
+        <w:t xml:space="preserve"> </w:t>
+      </w:r>
       <w:r>
         <w:t xml:space="preserve">De la tabla podemos obtener las siguientes</w:t>
       </w:r>
@@ -1806,7 +1853,7 @@
         </w:numPr>
       </w:pPr>
       <w:r>
-        <w:t xml:space="preserve">P(menores de 22 años</w:t>
+        <w:t xml:space="preserve">P(menores de 21 años</w:t>
       </w:r>
       <w:r>
         <w:t xml:space="preserve"> </w:t>
@@ -1823,7 +1870,7 @@
         <w:t xml:space="preserve"> </w:t>
       </w:r>
       <w:r>
-        <w:t xml:space="preserve">miembros masculinos) = 0.284</w:t>
+        <w:t xml:space="preserve">miembros masculinos) = 0.099</w:t>
       </w:r>
     </w:p>
     <w:p>
@@ -1834,7 +1881,7 @@
         </w:numPr>
       </w:pPr>
       <w:r>
-        <w:t xml:space="preserve">P(menores de 22 años</w:t>
+        <w:t xml:space="preserve">P(menores de 21 años</w:t>
       </w:r>
       <w:r>
         <w:t xml:space="preserve"> </w:t>
@@ -1851,7 +1898,7 @@
         <w:t xml:space="preserve"> </w:t>
       </w:r>
       <w:r>
-        <w:t xml:space="preserve">mujeres) = 0.108</w:t>
+        <w:t xml:space="preserve">mujeres) = 0.188</w:t>
       </w:r>
     </w:p>
     <w:p>
@@ -1862,7 +1909,7 @@
         </w:numPr>
       </w:pPr>
       <w:r>
-        <w:t xml:space="preserve">P(mayores de 22 años</w:t>
+        <w:t xml:space="preserve">P(mayores de 21 años</w:t>
       </w:r>
       <w:r>
         <w:t xml:space="preserve"> </w:t>
@@ -1879,7 +1926,7 @@
         <w:t xml:space="preserve"> </w:t>
       </w:r>
       <w:r>
-        <w:t xml:space="preserve">miembros masculinos) = 0.373</w:t>
+        <w:t xml:space="preserve">miembros masculinos) = 0.416</w:t>
       </w:r>
     </w:p>
     <w:p>
@@ -1890,7 +1937,7 @@
         </w:numPr>
       </w:pPr>
       <w:r>
-        <w:t xml:space="preserve">P(mayores de 22 años</w:t>
+        <w:t xml:space="preserve">P(mayores de 21 años</w:t>
       </w:r>
       <w:r>
         <w:t xml:space="preserve"> </w:t>
@@ -1907,7 +1954,7 @@
         <w:t xml:space="preserve"> </w:t>
       </w:r>
       <w:r>
-        <w:t xml:space="preserve">mujeres) = 0.235</w:t>
+        <w:t xml:space="preserve">mujeres) = 0.297</w:t>
       </w:r>
     </w:p>
     <w:p>
@@ -1918,9 +1965,9 @@
           <w:numId w:val="1000"/>
         </w:numPr>
       </w:pPr>
-      <w:bookmarkStart w:id="36" w:name="X51467d4c720f9ec29dbe487dcea51d36fe24a71"/>
-      <w:r>
-        <w:t xml:space="preserve">Paso 3: Calcular probabilidades marginales</w:t>
+      <w:bookmarkStart w:id="36" w:name="paso-3"/>
+      <w:r>
+        <w:t xml:space="preserve">Paso 3:</w:t>
       </w:r>
       <w:bookmarkEnd w:id="36"/>
     </w:p>
@@ -1931,6 +1978,12 @@
           <w:numId w:val="1000"/>
         </w:numPr>
       </w:pPr>
+      <w:r>
+        <w:t xml:space="preserve">Calcular probabilidades marginales</w:t>
+      </w:r>
+      <w:r>
+        <w:t xml:space="preserve"> </w:t>
+      </w:r>
       <w:r>
         <w:t xml:space="preserve">Las</w:t>
       </w:r>
@@ -1974,7 +2027,7 @@
         </w:numPr>
       </w:pPr>
       <w:r>
-        <w:t xml:space="preserve">P(miembros masculinos) = 0.284 + 0.373 = 0.657</w:t>
+        <w:t xml:space="preserve">P(miembros masculinos) = 0.099 + 0.416 = 0.515</w:t>
       </w:r>
     </w:p>
     <w:p>
@@ -1985,7 +2038,7 @@
         </w:numPr>
       </w:pPr>
       <w:r>
-        <w:t xml:space="preserve">P(mujeres) = 0.108 + 0.235 = 0.343</w:t>
+        <w:t xml:space="preserve">P(mujeres) = 0.188 + 0.297 = 0.485</w:t>
       </w:r>
     </w:p>
     <w:p>
@@ -2011,7 +2064,7 @@
         </w:numPr>
       </w:pPr>
       <w:r>
-        <w:t xml:space="preserve">P(menores de 22 años) = 0.284 + 0.108 = 0.392</w:t>
+        <w:t xml:space="preserve">P(menores de 21 años) = 0.099 + 0.188 = 0.287</w:t>
       </w:r>
     </w:p>
     <w:p>
@@ -2022,7 +2075,7 @@
         </w:numPr>
       </w:pPr>
       <w:r>
-        <w:t xml:space="preserve">P(mayores de 22 años) = 0.373 + 0.235 = 0.608</w:t>
+        <w:t xml:space="preserve">P(mayores de 21 años) = 0.416 + 0.297 = 0.713</w:t>
       </w:r>
     </w:p>
     <w:p>
@@ -2033,9 +2086,9 @@
           <w:numId w:val="1000"/>
         </w:numPr>
       </w:pPr>
-      <w:bookmarkStart w:id="37" w:name="X1c746f8d4d81daa3dc3f9633c91a957c818cfac"/>
-      <w:r>
-        <w:t xml:space="preserve">Paso 4: Aplicar la fórmula para nuestro problema específico</w:t>
+      <w:bookmarkStart w:id="37" w:name="paso-4"/>
+      <w:r>
+        <w:t xml:space="preserve">Paso 4:</w:t>
       </w:r>
       <w:bookmarkEnd w:id="37"/>
     </w:p>
@@ -2046,6 +2099,12 @@
           <w:numId w:val="1000"/>
         </w:numPr>
       </w:pPr>
+      <w:r>
+        <w:t xml:space="preserve">Aplicar la fórmula para nuestro problema específico</w:t>
+      </w:r>
+      <w:r>
+        <w:t xml:space="preserve"> </w:t>
+      </w:r>
       <w:r>
         <w:t xml:space="preserve">Para nuestro problema:</w:t>
       </w:r>
@@ -2075,7 +2134,7 @@
                   <m:nor/>
                   <m:sty m:val="p"/>
                 </m:rPr>
-                <m:t>miembros masculinos</m:t>
+                <m:t>menores de 21 años</m:t>
               </m:r>
               <m:r>
                 <m:rPr>
@@ -2088,7 +2147,7 @@
                   <m:nor/>
                   <m:sty m:val="p"/>
                 </m:rPr>
-                <m:t>menores de 22 años</m:t>
+                <m:t>miembros masculinos</m:t>
               </m:r>
             </m:e>
           </m:d>
@@ -2103,6 +2162,41 @@
               <m:type m:val="bar"/>
             </m:fPr>
             <m:num>
+              <m:r>
+                <m:t>P</m:t>
+              </m:r>
+              <m:d>
+                <m:dPr>
+                  <m:begChr m:val="("/>
+                  <m:endChr m:val=")"/>
+                  <m:sepChr m:val=""/>
+                  <m:grow/>
+                </m:dPr>
+                <m:e>
+                  <m:r>
+                    <m:rPr>
+                      <m:nor/>
+                      <m:sty m:val="p"/>
+                    </m:rPr>
+                    <m:t>menores de 21 años</m:t>
+                  </m:r>
+                  <m:r>
+                    <m:rPr>
+                      <m:sty m:val="p"/>
+                    </m:rPr>
+                    <m:t>∩</m:t>
+                  </m:r>
+                  <m:r>
+                    <m:rPr>
+                      <m:nor/>
+                      <m:sty m:val="p"/>
+                    </m:rPr>
+                    <m:t>miembros masculinos</m:t>
+                  </m:r>
+                </m:e>
+              </m:d>
+            </m:num>
+            <m:den>
               <m:r>
                 <m:t>P</m:t>
               </m:r>
@@ -2120,41 +2214,6 @@
                       <m:sty m:val="p"/>
                     </m:rPr>
                     <m:t>miembros masculinos</m:t>
-                  </m:r>
-                  <m:r>
-                    <m:rPr>
-                      <m:sty m:val="p"/>
-                    </m:rPr>
-                    <m:t>∩</m:t>
-                  </m:r>
-                  <m:r>
-                    <m:rPr>
-                      <m:nor/>
-                      <m:sty m:val="p"/>
-                    </m:rPr>
-                    <m:t>menores de 22 años</m:t>
-                  </m:r>
-                </m:e>
-              </m:d>
-            </m:num>
-            <m:den>
-              <m:r>
-                <m:t>P</m:t>
-              </m:r>
-              <m:d>
-                <m:dPr>
-                  <m:begChr m:val="("/>
-                  <m:endChr m:val=")"/>
-                  <m:sepChr m:val=""/>
-                  <m:grow/>
-                </m:dPr>
-                <m:e>
-                  <m:r>
-                    <m:rPr>
-                      <m:nor/>
-                      <m:sty m:val="p"/>
-                    </m:rPr>
-                    <m:t>menores de 22 años</m:t>
                   </m:r>
                 </m:e>
               </m:d>
@@ -2199,7 +2258,7 @@
                   <m:nor/>
                   <m:sty m:val="p"/>
                 </m:rPr>
-                <m:t>miembros masculinos</m:t>
+                <m:t>menores de 21 años</m:t>
               </m:r>
               <m:r>
                 <m:rPr>
@@ -2212,7 +2271,7 @@
                   <m:nor/>
                   <m:sty m:val="p"/>
                 </m:rPr>
-                <m:t>menores de 22 años</m:t>
+                <m:t>miembros masculinos</m:t>
               </m:r>
             </m:e>
           </m:d>
@@ -2228,12 +2287,12 @@
             </m:fPr>
             <m:num>
               <m:r>
-                <m:t>0.284</m:t>
+                <m:t>0.099</m:t>
               </m:r>
             </m:num>
             <m:den>
               <m:r>
-                <m:t>0.392</m:t>
+                <m:t>0.515</m:t>
               </m:r>
             </m:den>
           </m:f>
@@ -2248,11 +2307,22 @@
           <w:numId w:val="1000"/>
         </w:numPr>
       </w:pPr>
-      <w:bookmarkStart w:id="38" w:name="X62f217c400bb06f168bf80d69cdd680121fdeab"/>
-      <w:r>
-        <w:t xml:space="preserve">Paso 5: Verificación y análisis de distractores</w:t>
+      <w:bookmarkStart w:id="38" w:name="paso-5"/>
+      <w:r>
+        <w:t xml:space="preserve">Paso 5:</w:t>
       </w:r>
       <w:bookmarkEnd w:id="38"/>
+    </w:p>
+    <w:p>
+      <w:pPr>
+        <w:numPr>
+          <w:ilvl w:val="0"/>
+          <w:numId w:val="1000"/>
+        </w:numPr>
+      </w:pPr>
+      <w:r>
+        <w:t xml:space="preserve">Verificación y análisis de distractores</w:t>
+      </w:r>
     </w:p>
     <w:p>
       <w:pPr>
@@ -2272,7 +2342,7 @@
         <w:t xml:space="preserve"> </w:t>
       </w:r>
       <w:r>
-        <w:t xml:space="preserve">0.284/0.392 = 0.724</w:t>
+        <w:t xml:space="preserve">0.099/0.515 = 0.192.</w:t>
       </w:r>
     </w:p>
     <w:p>
@@ -2302,7 +2372,7 @@
           <w:b/>
           <w:bCs/>
         </w:rPr>
-        <w:t xml:space="preserve">0.284/0.343</w:t>
+        <w:t xml:space="preserve">0.099/0.485</w:t>
       </w:r>
       <w:r>
         <w:t xml:space="preserve">: Error de</w:t>
@@ -2336,7 +2406,7 @@
           <w:b/>
           <w:bCs/>
         </w:rPr>
-        <w:t xml:space="preserve">0.108/0.392</w:t>
+        <w:t xml:space="preserve">0.416/0.515</w:t>
       </w:r>
       <w:r>
         <w:t xml:space="preserve">: Error de</w:t>
@@ -2370,7 +2440,7 @@
           <w:b/>
           <w:bCs/>
         </w:rPr>
-        <w:t xml:space="preserve">0.392/0.284</w:t>
+        <w:t xml:space="preserve">0.515/0.099</w:t>
       </w:r>
       <w:r>
         <w:t xml:space="preserve">: Error de</w:t>
@@ -2414,7 +2484,7 @@
         </w:numPr>
       </w:pPr>
       <w:r>
-        <w:t xml:space="preserve">Por lo tanto, la probabilidad de que una persona pertenezca al grupo de miembros masculinos, dado que es menores de 22 años, es</w:t>
+        <w:t xml:space="preserve">Por lo tanto, la probabilidad de que una persona pertenezca al grupo de menores de 21 años, dado que es miembros masculinos, es</w:t>
       </w:r>
       <w:r>
         <w:t xml:space="preserve"> </w:t>
@@ -2424,7 +2494,7 @@
           <w:b/>
           <w:bCs/>
         </w:rPr>
-        <w:t xml:space="preserve">0.284/0.392</w:t>
+        <w:t xml:space="preserve">0.099/0.515</w:t>
       </w:r>
       <w:r>
         <w:t xml:space="preserve">.</w:t>
@@ -2504,29 +2574,29 @@
         </w:numPr>
       </w:pPr>
       <w:r>
+        <w:t xml:space="preserve">Falso</w:t>
+      </w:r>
+    </w:p>
+    <w:p>
+      <w:pPr>
+        <w:numPr>
+          <w:ilvl w:val="1"/>
+          <w:numId w:val="1017"/>
+        </w:numPr>
+      </w:pPr>
+      <w:r>
+        <w:t xml:space="preserve">Falso</w:t>
+      </w:r>
+    </w:p>
+    <w:p>
+      <w:pPr>
+        <w:numPr>
+          <w:ilvl w:val="1"/>
+          <w:numId w:val="1017"/>
+        </w:numPr>
+      </w:pPr>
+      <w:r>
         <w:t xml:space="preserve">Verdadero</w:t>
-      </w:r>
-    </w:p>
-    <w:p>
-      <w:pPr>
-        <w:numPr>
-          <w:ilvl w:val="1"/>
-          <w:numId w:val="1017"/>
-        </w:numPr>
-      </w:pPr>
-      <w:r>
-        <w:t xml:space="preserve">Falso</w:t>
-      </w:r>
-    </w:p>
-    <w:p>
-      <w:pPr>
-        <w:numPr>
-          <w:ilvl w:val="1"/>
-          <w:numId w:val="1017"/>
-        </w:numPr>
-      </w:pPr>
-      <w:r>
-        <w:t xml:space="preserve">Falso</w:t>
       </w:r>
     </w:p>
     <w:p>
@@ -2547,7 +2617,7 @@
         <w:br/>
       </w:r>
       <w:r>
-        <w:t xml:space="preserve">En el esquema se muestran los valores proporcionales de miembros en un encuentro formativo, dependiendo del género y la edad.</w:t>
+        <w:t xml:space="preserve">En el cuadro se muestran los valores proporcionales de asistentes al programa en un workshop educativo, dependiendo del género y la edad.</w:t>
       </w:r>
     </w:p>
     <w:p>
@@ -2560,7 +2630,7 @@
       <w:r>
         <w:drawing>
           <wp:inline>
-            <wp:extent cx="2519999" cy="411213"/>
+            <wp:extent cx="2519999" cy="212727"/>
             <wp:effectExtent b="0" l="0" r="0" t="0"/>
             <wp:docPr descr="image" title="" id="41" name="Picture"/>
             <a:graphic>
@@ -2590,7 +2660,7 @@
                   <pic:spPr bwMode="auto">
                     <a:xfrm>
                       <a:off x="0" y="0"/>
-                      <a:ext cx="2519999" cy="411213"/>
+                      <a:ext cx="2519999" cy="212727"/>
                     </a:xfrm>
                     <a:prstGeom prst="rect">
                       <a:avLst/>
@@ -2617,7 +2687,7 @@
         </w:numPr>
       </w:pPr>
       <w:r>
-        <w:t xml:space="preserve">Por ejemplo, el 20% de los miembros son mujeres mayores de 21 años. Según el esquema, ¿cuál es la probabilidad de que al escoger una persona al azar pertenezca al grupo de los mujeres, si ya se sabe que hace parte del grupo de mayores de 21 años?</w:t>
+        <w:t xml:space="preserve">Por ejemplo, el 10.1% de los asistentes al programa son participantes masculinos menores de 18 años. Según el cuadro, ¿cuál es la probabilidad de que al escoger una persona al azar pertenezca al grupo de los personas de género femenino, si ya se sabe que hace parte del grupo de menores de 18 años?</w:t>
       </w:r>
     </w:p>
     <w:p>
@@ -2628,7 +2698,7 @@
         </w:numPr>
       </w:pPr>
       <w:r>
-        <w:t xml:space="preserve">0.2/0.4</w:t>
+        <w:t xml:space="preserve">0.121/0.222</w:t>
       </w:r>
     </w:p>
     <w:p>
@@ -2639,7 +2709,7 @@
         </w:numPr>
       </w:pPr>
       <w:r>
-        <w:t xml:space="preserve">0.4/0.2</w:t>
+        <w:t xml:space="preserve">0.121/0.475</w:t>
       </w:r>
     </w:p>
     <w:p>
@@ -2650,7 +2720,7 @@
         </w:numPr>
       </w:pPr>
       <w:r>
-        <w:t xml:space="preserve">0.32/0.4</w:t>
+        <w:t xml:space="preserve">0.101/0.222</w:t>
       </w:r>
     </w:p>
     <w:p>
@@ -2661,7 +2731,7 @@
         </w:numPr>
       </w:pPr>
       <w:r>
-        <w:t xml:space="preserve">0.2/0.52</w:t>
+        <w:t xml:space="preserve">0.222/0.121</w:t>
       </w:r>
     </w:p>
     <w:p>
@@ -2706,9 +2776,9 @@
           <w:numId w:val="1000"/>
         </w:numPr>
       </w:pPr>
-      <w:bookmarkStart w:id="44" w:name="X27f9aa5f6c13b6322c9ff79efa32e6e1351ddc4"/>
-      <w:r>
-        <w:t xml:space="preserve">Paso 1: Identificar el tipo de problema y la fórmula</w:t>
+      <w:bookmarkStart w:id="44" w:name="paso-1"/>
+      <w:r>
+        <w:t xml:space="preserve">Paso 1:</w:t>
       </w:r>
       <w:bookmarkEnd w:id="44"/>
     </w:p>
@@ -2719,6 +2789,12 @@
           <w:numId w:val="1000"/>
         </w:numPr>
       </w:pPr>
+      <w:r>
+        <w:t xml:space="preserve">Identificar el tipo de problema y la fórmula</w:t>
+      </w:r>
+      <w:r>
+        <w:t xml:space="preserve"> </w:t>
+      </w:r>
       <w:r>
         <w:t xml:space="preserve">Este es un problema de</w:t>
       </w:r>
@@ -2761,7 +2837,7 @@
                   <m:nor/>
                   <m:sty m:val="p"/>
                 </m:rPr>
-                <m:t>mujeres</m:t>
+                <m:t>personas de género femenino</m:t>
               </m:r>
               <m:r>
                 <m:rPr>
@@ -2774,7 +2850,7 @@
                   <m:nor/>
                   <m:sty m:val="p"/>
                 </m:rPr>
-                <m:t>mayores de 21 años</m:t>
+                <m:t>menores de 18 años</m:t>
               </m:r>
             </m:e>
           </m:d>
@@ -2912,7 +2988,7 @@
         <w:t xml:space="preserve"> </w:t>
       </w:r>
       <w:r>
-        <w:t xml:space="preserve">= evento de interés: mujeres</w:t>
+        <w:t xml:space="preserve">= evento de interés: personas de género femenino</w:t>
       </w:r>
     </w:p>
     <w:p>
@@ -2931,7 +3007,7 @@
         <w:t xml:space="preserve"> </w:t>
       </w:r>
       <w:r>
-        <w:t xml:space="preserve">= condición dada: mayores de 21 años</w:t>
+        <w:t xml:space="preserve">= condición dada: menores de 18 años</w:t>
       </w:r>
     </w:p>
     <w:p>
@@ -3015,9 +3091,9 @@
           <w:numId w:val="1000"/>
         </w:numPr>
       </w:pPr>
-      <w:bookmarkStart w:id="45" w:name="X034a7fc5eb2a36f1505c0e99dcfa9761b834956"/>
-      <w:r>
-        <w:t xml:space="preserve">Paso 2: Extraer información de la tabla de contingencia</w:t>
+      <w:bookmarkStart w:id="45" w:name="paso-2"/>
+      <w:r>
+        <w:t xml:space="preserve">Paso 2:</w:t>
       </w:r>
       <w:bookmarkEnd w:id="45"/>
     </w:p>
@@ -3028,6 +3104,12 @@
           <w:numId w:val="1000"/>
         </w:numPr>
       </w:pPr>
+      <w:r>
+        <w:t xml:space="preserve">Extraer información de la tabla de contingencia.</w:t>
+      </w:r>
+      <w:r>
+        <w:t xml:space="preserve"> </w:t>
+      </w:r>
       <w:r>
         <w:t xml:space="preserve">De la tabla podemos obtener las siguientes</w:t>
       </w:r>
@@ -3053,7 +3135,7 @@
         </w:numPr>
       </w:pPr>
       <w:r>
-        <w:t xml:space="preserve">P(menores de 21 años</w:t>
+        <w:t xml:space="preserve">P(menores de 18 años</w:t>
       </w:r>
       <w:r>
         <w:t xml:space="preserve"> </w:t>
@@ -3070,7 +3152,7 @@
         <w:t xml:space="preserve"> </w:t>
       </w:r>
       <w:r>
-        <w:t xml:space="preserve">varones) = 0.320</w:t>
+        <w:t xml:space="preserve">participantes masculinos) = 0.101</w:t>
       </w:r>
     </w:p>
     <w:p>
@@ -3081,7 +3163,7 @@
         </w:numPr>
       </w:pPr>
       <w:r>
-        <w:t xml:space="preserve">P(menores de 21 años</w:t>
+        <w:t xml:space="preserve">P(menores de 18 años</w:t>
       </w:r>
       <w:r>
         <w:t xml:space="preserve"> </w:t>
@@ -3098,7 +3180,7 @@
         <w:t xml:space="preserve"> </w:t>
       </w:r>
       <w:r>
-        <w:t xml:space="preserve">mujeres) = 0.280</w:t>
+        <w:t xml:space="preserve">personas de género femenino) = 0.121</w:t>
       </w:r>
     </w:p>
     <w:p>
@@ -3109,7 +3191,7 @@
         </w:numPr>
       </w:pPr>
       <w:r>
-        <w:t xml:space="preserve">P(mayores de 21 años</w:t>
+        <w:t xml:space="preserve">P(mayores de 18 años</w:t>
       </w:r>
       <w:r>
         <w:t xml:space="preserve"> </w:t>
@@ -3126,7 +3208,7 @@
         <w:t xml:space="preserve"> </w:t>
       </w:r>
       <w:r>
-        <w:t xml:space="preserve">varones) = 0.200</w:t>
+        <w:t xml:space="preserve">participantes masculinos) = 0.424</w:t>
       </w:r>
     </w:p>
     <w:p>
@@ -3137,7 +3219,7 @@
         </w:numPr>
       </w:pPr>
       <w:r>
-        <w:t xml:space="preserve">P(mayores de 21 años</w:t>
+        <w:t xml:space="preserve">P(mayores de 18 años</w:t>
       </w:r>
       <w:r>
         <w:t xml:space="preserve"> </w:t>
@@ -3154,7 +3236,7 @@
         <w:t xml:space="preserve"> </w:t>
       </w:r>
       <w:r>
-        <w:t xml:space="preserve">mujeres) = 0.200</w:t>
+        <w:t xml:space="preserve">personas de género femenino) = 0.354</w:t>
       </w:r>
     </w:p>
     <w:p>
@@ -3165,9 +3247,9 @@
           <w:numId w:val="1000"/>
         </w:numPr>
       </w:pPr>
-      <w:bookmarkStart w:id="46" w:name="X51467d4c720f9ec29dbe487dcea51d36fe24a71"/>
-      <w:r>
-        <w:t xml:space="preserve">Paso 3: Calcular probabilidades marginales</w:t>
+      <w:bookmarkStart w:id="46" w:name="paso-3"/>
+      <w:r>
+        <w:t xml:space="preserve">Paso 3:</w:t>
       </w:r>
       <w:bookmarkEnd w:id="46"/>
     </w:p>
@@ -3178,6 +3260,12 @@
           <w:numId w:val="1000"/>
         </w:numPr>
       </w:pPr>
+      <w:r>
+        <w:t xml:space="preserve">Calcular probabilidades marginales</w:t>
+      </w:r>
+      <w:r>
+        <w:t xml:space="preserve"> </w:t>
+      </w:r>
       <w:r>
         <w:t xml:space="preserve">Las</w:t>
       </w:r>
@@ -3221,7 +3309,7 @@
         </w:numPr>
       </w:pPr>
       <w:r>
-        <w:t xml:space="preserve">P(varones) = 0.320 + 0.200 = 0.520</w:t>
+        <w:t xml:space="preserve">P(participantes masculinos) = 0.101 + 0.424 = 0.525</w:t>
       </w:r>
     </w:p>
     <w:p>
@@ -3232,7 +3320,7 @@
         </w:numPr>
       </w:pPr>
       <w:r>
-        <w:t xml:space="preserve">P(mujeres) = 0.280 + 0.200 = 0.480</w:t>
+        <w:t xml:space="preserve">P(personas de género femenino) = 0.121 + 0.354 = 0.475</w:t>
       </w:r>
     </w:p>
     <w:p>
@@ -3258,7 +3346,7 @@
         </w:numPr>
       </w:pPr>
       <w:r>
-        <w:t xml:space="preserve">P(menores de 21 años) = 0.320 + 0.280 = 0.600</w:t>
+        <w:t xml:space="preserve">P(menores de 18 años) = 0.101 + 0.121 = 0.222</w:t>
       </w:r>
     </w:p>
     <w:p>
@@ -3269,7 +3357,7 @@
         </w:numPr>
       </w:pPr>
       <w:r>
-        <w:t xml:space="preserve">P(mayores de 21 años) = 0.200 + 0.200 = 0.400</w:t>
+        <w:t xml:space="preserve">P(mayores de 18 años) = 0.424 + 0.354 = 0.778</w:t>
       </w:r>
     </w:p>
     <w:p>
@@ -3280,9 +3368,9 @@
           <w:numId w:val="1000"/>
         </w:numPr>
       </w:pPr>
-      <w:bookmarkStart w:id="47" w:name="X1c746f8d4d81daa3dc3f9633c91a957c818cfac"/>
-      <w:r>
-        <w:t xml:space="preserve">Paso 4: Aplicar la fórmula para nuestro problema específico</w:t>
+      <w:bookmarkStart w:id="47" w:name="paso-4"/>
+      <w:r>
+        <w:t xml:space="preserve">Paso 4:</w:t>
       </w:r>
       <w:bookmarkEnd w:id="47"/>
     </w:p>
@@ -3293,6 +3381,12 @@
           <w:numId w:val="1000"/>
         </w:numPr>
       </w:pPr>
+      <w:r>
+        <w:t xml:space="preserve">Aplicar la fórmula para nuestro problema específico</w:t>
+      </w:r>
+      <w:r>
+        <w:t xml:space="preserve"> </w:t>
+      </w:r>
       <w:r>
         <w:t xml:space="preserve">Para nuestro problema:</w:t>
       </w:r>
@@ -3322,7 +3416,7 @@
                   <m:nor/>
                   <m:sty m:val="p"/>
                 </m:rPr>
-                <m:t>mujeres</m:t>
+                <m:t>personas de género femenino</m:t>
               </m:r>
               <m:r>
                 <m:rPr>
@@ -3335,7 +3429,7 @@
                   <m:nor/>
                   <m:sty m:val="p"/>
                 </m:rPr>
-                <m:t>mayores de 21 años</m:t>
+                <m:t>menores de 18 años</m:t>
               </m:r>
             </m:e>
           </m:d>
@@ -3366,7 +3460,7 @@
                       <m:nor/>
                       <m:sty m:val="p"/>
                     </m:rPr>
-                    <m:t>mujeres</m:t>
+                    <m:t>personas de género femenino</m:t>
                   </m:r>
                   <m:r>
                     <m:rPr>
@@ -3379,7 +3473,7 @@
                       <m:nor/>
                       <m:sty m:val="p"/>
                     </m:rPr>
-                    <m:t>mayores de 21 años</m:t>
+                    <m:t>menores de 18 años</m:t>
                   </m:r>
                 </m:e>
               </m:d>
@@ -3401,7 +3495,7 @@
                       <m:nor/>
                       <m:sty m:val="p"/>
                     </m:rPr>
-                    <m:t>mayores de 21 años</m:t>
+                    <m:t>menores de 18 años</m:t>
                   </m:r>
                 </m:e>
               </m:d>
@@ -3446,7 +3540,7 @@
                   <m:nor/>
                   <m:sty m:val="p"/>
                 </m:rPr>
-                <m:t>mujeres</m:t>
+                <m:t>personas de género femenino</m:t>
               </m:r>
               <m:r>
                 <m:rPr>
@@ -3459,7 +3553,7 @@
                   <m:nor/>
                   <m:sty m:val="p"/>
                 </m:rPr>
-                <m:t>mayores de 21 años</m:t>
+                <m:t>menores de 18 años</m:t>
               </m:r>
             </m:e>
           </m:d>
@@ -3475,12 +3569,12 @@
             </m:fPr>
             <m:num>
               <m:r>
-                <m:t>0.200</m:t>
+                <m:t>0.121</m:t>
               </m:r>
             </m:num>
             <m:den>
               <m:r>
-                <m:t>0.400</m:t>
+                <m:t>0.222</m:t>
               </m:r>
             </m:den>
           </m:f>
@@ -3495,11 +3589,22 @@
           <w:numId w:val="1000"/>
         </w:numPr>
       </w:pPr>
-      <w:bookmarkStart w:id="48" w:name="X62f217c400bb06f168bf80d69cdd680121fdeab"/>
-      <w:r>
-        <w:t xml:space="preserve">Paso 5: Verificación y análisis de distractores</w:t>
+      <w:bookmarkStart w:id="48" w:name="paso-5"/>
+      <w:r>
+        <w:t xml:space="preserve">Paso 5:</w:t>
       </w:r>
       <w:bookmarkEnd w:id="48"/>
+    </w:p>
+    <w:p>
+      <w:pPr>
+        <w:numPr>
+          <w:ilvl w:val="0"/>
+          <w:numId w:val="1000"/>
+        </w:numPr>
+      </w:pPr>
+      <w:r>
+        <w:t xml:space="preserve">Verificación y análisis de distractores</w:t>
+      </w:r>
     </w:p>
     <w:p>
       <w:pPr>
@@ -3519,7 +3624,7 @@
         <w:t xml:space="preserve"> </w:t>
       </w:r>
       <w:r>
-        <w:t xml:space="preserve">0.2/0.4 = 0.500</w:t>
+        <w:t xml:space="preserve">0.121/0.222 = 0.545.</w:t>
       </w:r>
     </w:p>
     <w:p>
@@ -3549,7 +3654,7 @@
           <w:b/>
           <w:bCs/>
         </w:rPr>
-        <w:t xml:space="preserve">0.2/0.52</w:t>
+        <w:t xml:space="preserve">0.121/0.475</w:t>
       </w:r>
       <w:r>
         <w:t xml:space="preserve">: Error de</w:t>
@@ -3583,7 +3688,7 @@
           <w:b/>
           <w:bCs/>
         </w:rPr>
-        <w:t xml:space="preserve">0.32/0.4</w:t>
+        <w:t xml:space="preserve">0.101/0.222</w:t>
       </w:r>
       <w:r>
         <w:t xml:space="preserve">: Error de</w:t>
@@ -3617,7 +3722,7 @@
           <w:b/>
           <w:bCs/>
         </w:rPr>
-        <w:t xml:space="preserve">0.4/0.2</w:t>
+        <w:t xml:space="preserve">0.222/0.121</w:t>
       </w:r>
       <w:r>
         <w:t xml:space="preserve">: Error de</w:t>
@@ -3661,7 +3766,7 @@
         </w:numPr>
       </w:pPr>
       <w:r>
-        <w:t xml:space="preserve">Por lo tanto, la probabilidad de que una persona pertenezca al grupo de mujeres, dado que es mayores de 21 años, es</w:t>
+        <w:t xml:space="preserve">Por lo tanto, la probabilidad de que una persona pertenezca al grupo de personas de género femenino, dado que es menores de 18 años, es</w:t>
       </w:r>
       <w:r>
         <w:t xml:space="preserve"> </w:t>
@@ -3671,7 +3776,7 @@
           <w:b/>
           <w:bCs/>
         </w:rPr>
-        <w:t xml:space="preserve">0.2/0.4</w:t>
+        <w:t xml:space="preserve">0.121/0.222</w:t>
       </w:r>
       <w:r>
         <w:t xml:space="preserve">.</w:t>
@@ -3794,7 +3899,7 @@
         <w:br/>
       </w:r>
       <w:r>
-        <w:t xml:space="preserve">En el esquema se muestran los datos estadísticos de estudiantes en un programa formativo, dependiendo del género y la edad.</w:t>
+        <w:t xml:space="preserve">En el cuadro se muestran los valores proporcionales de asistentes en un curso intensivo, dependiendo del género y la edad.</w:t>
       </w:r>
     </w:p>
     <w:p>
@@ -3807,7 +3912,7 @@
       <w:r>
         <w:drawing>
           <wp:inline>
-            <wp:extent cx="2519999" cy="269999"/>
+            <wp:extent cx="2519999" cy="355764"/>
             <wp:effectExtent b="0" l="0" r="0" t="0"/>
             <wp:docPr descr="image" title="" id="51" name="Picture"/>
             <a:graphic>
@@ -3837,7 +3942,7 @@
                   <pic:spPr bwMode="auto">
                     <a:xfrm>
                       <a:off x="0" y="0"/>
-                      <a:ext cx="2519999" cy="269999"/>
+                      <a:ext cx="2519999" cy="355764"/>
                     </a:xfrm>
                     <a:prstGeom prst="rect">
                       <a:avLst/>
@@ -3864,7 +3969,7 @@
         </w:numPr>
       </w:pPr>
       <w:r>
-        <w:t xml:space="preserve">Por ejemplo, el 33% de los estudiantes son varones mayores de 17 años. Según el esquema, ¿cuál es la probabilidad de que al escoger una persona al azar pertenezca al grupo de los menores de 17 años, si ya se sabe que hace parte del grupo de personas de género femenino?</w:t>
+        <w:t xml:space="preserve">Por ejemplo, el 23.2% de los asistentes son mujeres mayores de 16 años. Según el cuadro, ¿cuál es la probabilidad de que al escoger una persona al azar pertenezca al grupo de los mayores de 16 años, si ya se sabe que hace parte del grupo de participantes masculinos?</w:t>
       </w:r>
     </w:p>
     <w:p>
@@ -3875,7 +3980,7 @@
         </w:numPr>
       </w:pPr>
       <w:r>
-        <w:t xml:space="preserve">0.33/0.392</w:t>
+        <w:t xml:space="preserve">0.284/0.579</w:t>
       </w:r>
     </w:p>
     <w:p>
@@ -3886,7 +3991,7 @@
         </w:numPr>
       </w:pPr>
       <w:r>
-        <w:t xml:space="preserve">0.206/0.516</w:t>
+        <w:t xml:space="preserve">0.295/0.579</w:t>
       </w:r>
     </w:p>
     <w:p>
@@ -3897,7 +4002,7 @@
         </w:numPr>
       </w:pPr>
       <w:r>
-        <w:t xml:space="preserve">0.392/0.206</w:t>
+        <w:t xml:space="preserve">0.295/0.527</w:t>
       </w:r>
     </w:p>
     <w:p>
@@ -3908,7 +4013,7 @@
         </w:numPr>
       </w:pPr>
       <w:r>
-        <w:t xml:space="preserve">0.206/0.392</w:t>
+        <w:t xml:space="preserve">0.579/0.295</w:t>
       </w:r>
     </w:p>
     <w:p>
@@ -3953,9 +4058,9 @@
           <w:numId w:val="1000"/>
         </w:numPr>
       </w:pPr>
-      <w:bookmarkStart w:id="54" w:name="X27f9aa5f6c13b6322c9ff79efa32e6e1351ddc4"/>
-      <w:r>
-        <w:t xml:space="preserve">Paso 1: Identificar el tipo de problema y la fórmula</w:t>
+      <w:bookmarkStart w:id="54" w:name="paso-1"/>
+      <w:r>
+        <w:t xml:space="preserve">Paso 1:</w:t>
       </w:r>
       <w:bookmarkEnd w:id="54"/>
     </w:p>
@@ -3966,6 +4071,12 @@
           <w:numId w:val="1000"/>
         </w:numPr>
       </w:pPr>
+      <w:r>
+        <w:t xml:space="preserve">Identificar el tipo de problema y la fórmula</w:t>
+      </w:r>
+      <w:r>
+        <w:t xml:space="preserve"> </w:t>
+      </w:r>
       <w:r>
         <w:t xml:space="preserve">Este es un problema de</w:t>
       </w:r>
@@ -4008,7 +4119,7 @@
                   <m:nor/>
                   <m:sty m:val="p"/>
                 </m:rPr>
-                <m:t>menores de 17 años</m:t>
+                <m:t>mayores de 16 años</m:t>
               </m:r>
               <m:r>
                 <m:rPr>
@@ -4021,7 +4132,7 @@
                   <m:nor/>
                   <m:sty m:val="p"/>
                 </m:rPr>
-                <m:t>personas de género femenino</m:t>
+                <m:t>participantes masculinos</m:t>
               </m:r>
             </m:e>
           </m:d>
@@ -4159,7 +4270,7 @@
         <w:t xml:space="preserve"> </w:t>
       </w:r>
       <w:r>
-        <w:t xml:space="preserve">= evento de interés: menores de 17 años</w:t>
+        <w:t xml:space="preserve">= evento de interés: mayores de 16 años</w:t>
       </w:r>
     </w:p>
     <w:p>
@@ -4178,7 +4289,7 @@
         <w:t xml:space="preserve"> </w:t>
       </w:r>
       <w:r>
-        <w:t xml:space="preserve">= condición dada: personas de género femenino</w:t>
+        <w:t xml:space="preserve">= condición dada: participantes masculinos</w:t>
       </w:r>
     </w:p>
     <w:p>
@@ -4262,9 +4373,9 @@
           <w:numId w:val="1000"/>
         </w:numPr>
       </w:pPr>
-      <w:bookmarkStart w:id="55" w:name="X034a7fc5eb2a36f1505c0e99dcfa9761b834956"/>
-      <w:r>
-        <w:t xml:space="preserve">Paso 2: Extraer información de la tabla de contingencia</w:t>
+      <w:bookmarkStart w:id="55" w:name="paso-2"/>
+      <w:r>
+        <w:t xml:space="preserve">Paso 2:</w:t>
       </w:r>
       <w:bookmarkEnd w:id="55"/>
     </w:p>
@@ -4275,6 +4386,12 @@
           <w:numId w:val="1000"/>
         </w:numPr>
       </w:pPr>
+      <w:r>
+        <w:t xml:space="preserve">Extraer información de la tabla de contingencia.</w:t>
+      </w:r>
+      <w:r>
+        <w:t xml:space="preserve"> </w:t>
+      </w:r>
       <w:r>
         <w:t xml:space="preserve">De la tabla podemos obtener las siguientes</w:t>
       </w:r>
@@ -4300,7 +4417,7 @@
         </w:numPr>
       </w:pPr>
       <w:r>
-        <w:t xml:space="preserve">P(menores de 17 años</w:t>
+        <w:t xml:space="preserve">P(menores de 16 años</w:t>
       </w:r>
       <w:r>
         <w:t xml:space="preserve"> </w:t>
@@ -4317,7 +4434,7 @@
         <w:t xml:space="preserve"> </w:t>
       </w:r>
       <w:r>
-        <w:t xml:space="preserve">varones) = 0.278</w:t>
+        <w:t xml:space="preserve">participantes masculinos) = 0.284</w:t>
       </w:r>
     </w:p>
     <w:p>
@@ -4328,7 +4445,7 @@
         </w:numPr>
       </w:pPr>
       <w:r>
-        <w:t xml:space="preserve">P(menores de 17 años</w:t>
+        <w:t xml:space="preserve">P(menores de 16 años</w:t>
       </w:r>
       <w:r>
         <w:t xml:space="preserve"> </w:t>
@@ -4345,7 +4462,7 @@
         <w:t xml:space="preserve"> </w:t>
       </w:r>
       <w:r>
-        <w:t xml:space="preserve">personas de género femenino) = 0.206</w:t>
+        <w:t xml:space="preserve">mujeres) = 0.189</w:t>
       </w:r>
     </w:p>
     <w:p>
@@ -4356,7 +4473,7 @@
         </w:numPr>
       </w:pPr>
       <w:r>
-        <w:t xml:space="preserve">P(mayores de 17 años</w:t>
+        <w:t xml:space="preserve">P(mayores de 16 años</w:t>
       </w:r>
       <w:r>
         <w:t xml:space="preserve"> </w:t>
@@ -4373,7 +4490,7 @@
         <w:t xml:space="preserve"> </w:t>
       </w:r>
       <w:r>
-        <w:t xml:space="preserve">varones) = 0.330</w:t>
+        <w:t xml:space="preserve">participantes masculinos) = 0.295</w:t>
       </w:r>
     </w:p>
     <w:p>
@@ -4384,7 +4501,7 @@
         </w:numPr>
       </w:pPr>
       <w:r>
-        <w:t xml:space="preserve">P(mayores de 17 años</w:t>
+        <w:t xml:space="preserve">P(mayores de 16 años</w:t>
       </w:r>
       <w:r>
         <w:t xml:space="preserve"> </w:t>
@@ -4401,7 +4518,7 @@
         <w:t xml:space="preserve"> </w:t>
       </w:r>
       <w:r>
-        <w:t xml:space="preserve">personas de género femenino) = 0.186</w:t>
+        <w:t xml:space="preserve">mujeres) = 0.232</w:t>
       </w:r>
     </w:p>
     <w:p>
@@ -4412,9 +4529,9 @@
           <w:numId w:val="1000"/>
         </w:numPr>
       </w:pPr>
-      <w:bookmarkStart w:id="56" w:name="X51467d4c720f9ec29dbe487dcea51d36fe24a71"/>
-      <w:r>
-        <w:t xml:space="preserve">Paso 3: Calcular probabilidades marginales</w:t>
+      <w:bookmarkStart w:id="56" w:name="paso-3"/>
+      <w:r>
+        <w:t xml:space="preserve">Paso 3:</w:t>
       </w:r>
       <w:bookmarkEnd w:id="56"/>
     </w:p>
@@ -4425,6 +4542,12 @@
           <w:numId w:val="1000"/>
         </w:numPr>
       </w:pPr>
+      <w:r>
+        <w:t xml:space="preserve">Calcular probabilidades marginales</w:t>
+      </w:r>
+      <w:r>
+        <w:t xml:space="preserve"> </w:t>
+      </w:r>
       <w:r>
         <w:t xml:space="preserve">Las</w:t>
       </w:r>
@@ -4468,7 +4591,7 @@
         </w:numPr>
       </w:pPr>
       <w:r>
-        <w:t xml:space="preserve">P(varones) = 0.278 + 0.330 = 0.608</w:t>
+        <w:t xml:space="preserve">P(participantes masculinos) = 0.284 + 0.295 = 0.579</w:t>
       </w:r>
     </w:p>
     <w:p>
@@ -4479,7 +4602,7 @@
         </w:numPr>
       </w:pPr>
       <w:r>
-        <w:t xml:space="preserve">P(personas de género femenino) = 0.206 + 0.186 = 0.392</w:t>
+        <w:t xml:space="preserve">P(mujeres) = 0.189 + 0.232 = 0.421</w:t>
       </w:r>
     </w:p>
     <w:p>
@@ -4505,7 +4628,7 @@
         </w:numPr>
       </w:pPr>
       <w:r>
-        <w:t xml:space="preserve">P(menores de 17 años) = 0.278 + 0.206 = 0.484</w:t>
+        <w:t xml:space="preserve">P(menores de 16 años) = 0.284 + 0.189 = 0.473</w:t>
       </w:r>
     </w:p>
     <w:p>
@@ -4516,7 +4639,7 @@
         </w:numPr>
       </w:pPr>
       <w:r>
-        <w:t xml:space="preserve">P(mayores de 17 años) = 0.330 + 0.186 = 0.516</w:t>
+        <w:t xml:space="preserve">P(mayores de 16 años) = 0.295 + 0.232 = 0.527</w:t>
       </w:r>
     </w:p>
     <w:p>
@@ -4527,9 +4650,9 @@
           <w:numId w:val="1000"/>
         </w:numPr>
       </w:pPr>
-      <w:bookmarkStart w:id="57" w:name="X1c746f8d4d81daa3dc3f9633c91a957c818cfac"/>
-      <w:r>
-        <w:t xml:space="preserve">Paso 4: Aplicar la fórmula para nuestro problema específico</w:t>
+      <w:bookmarkStart w:id="57" w:name="paso-4"/>
+      <w:r>
+        <w:t xml:space="preserve">Paso 4:</w:t>
       </w:r>
       <w:bookmarkEnd w:id="57"/>
     </w:p>
@@ -4540,6 +4663,12 @@
           <w:numId w:val="1000"/>
         </w:numPr>
       </w:pPr>
+      <w:r>
+        <w:t xml:space="preserve">Aplicar la fórmula para nuestro problema específico</w:t>
+      </w:r>
+      <w:r>
+        <w:t xml:space="preserve"> </w:t>
+      </w:r>
       <w:r>
         <w:t xml:space="preserve">Para nuestro problema:</w:t>
       </w:r>
@@ -4569,7 +4698,7 @@
                   <m:nor/>
                   <m:sty m:val="p"/>
                 </m:rPr>
-                <m:t>menores de 17 años</m:t>
+                <m:t>mayores de 16 años</m:t>
               </m:r>
               <m:r>
                 <m:rPr>
@@ -4582,7 +4711,7 @@
                   <m:nor/>
                   <m:sty m:val="p"/>
                 </m:rPr>
-                <m:t>personas de género femenino</m:t>
+                <m:t>participantes masculinos</m:t>
               </m:r>
             </m:e>
           </m:d>
@@ -4613,7 +4742,7 @@
                       <m:nor/>
                       <m:sty m:val="p"/>
                     </m:rPr>
-                    <m:t>menores de 17 años</m:t>
+                    <m:t>mayores de 16 años</m:t>
                   </m:r>
                   <m:r>
                     <m:rPr>
@@ -4626,7 +4755,7 @@
                       <m:nor/>
                       <m:sty m:val="p"/>
                     </m:rPr>
-                    <m:t>personas de género femenino</m:t>
+                    <m:t>participantes masculinos</m:t>
                   </m:r>
                 </m:e>
               </m:d>
@@ -4648,7 +4777,7 @@
                       <m:nor/>
                       <m:sty m:val="p"/>
                     </m:rPr>
-                    <m:t>personas de género femenino</m:t>
+                    <m:t>participantes masculinos</m:t>
                   </m:r>
                 </m:e>
               </m:d>
@@ -4693,7 +4822,7 @@
                   <m:nor/>
                   <m:sty m:val="p"/>
                 </m:rPr>
-                <m:t>menores de 17 años</m:t>
+                <m:t>mayores de 16 años</m:t>
               </m:r>
               <m:r>
                 <m:rPr>
@@ -4706,7 +4835,7 @@
                   <m:nor/>
                   <m:sty m:val="p"/>
                 </m:rPr>
-                <m:t>personas de género femenino</m:t>
+                <m:t>participantes masculinos</m:t>
               </m:r>
             </m:e>
           </m:d>
@@ -4722,12 +4851,12 @@
             </m:fPr>
             <m:num>
               <m:r>
-                <m:t>0.206</m:t>
+                <m:t>0.295</m:t>
               </m:r>
             </m:num>
             <m:den>
               <m:r>
-                <m:t>0.392</m:t>
+                <m:t>0.579</m:t>
               </m:r>
             </m:den>
           </m:f>
@@ -4742,11 +4871,22 @@
           <w:numId w:val="1000"/>
         </w:numPr>
       </w:pPr>
-      <w:bookmarkStart w:id="58" w:name="X62f217c400bb06f168bf80d69cdd680121fdeab"/>
-      <w:r>
-        <w:t xml:space="preserve">Paso 5: Verificación y análisis de distractores</w:t>
+      <w:bookmarkStart w:id="58" w:name="paso-5"/>
+      <w:r>
+        <w:t xml:space="preserve">Paso 5:</w:t>
       </w:r>
       <w:bookmarkEnd w:id="58"/>
+    </w:p>
+    <w:p>
+      <w:pPr>
+        <w:numPr>
+          <w:ilvl w:val="0"/>
+          <w:numId w:val="1000"/>
+        </w:numPr>
+      </w:pPr>
+      <w:r>
+        <w:t xml:space="preserve">Verificación y análisis de distractores</w:t>
+      </w:r>
     </w:p>
     <w:p>
       <w:pPr>
@@ -4766,7 +4906,7 @@
         <w:t xml:space="preserve"> </w:t>
       </w:r>
       <w:r>
-        <w:t xml:space="preserve">0.206/0.392 = 0.526</w:t>
+        <w:t xml:space="preserve">0.295/0.579 = 0.509.</w:t>
       </w:r>
     </w:p>
     <w:p>
@@ -4796,7 +4936,7 @@
           <w:b/>
           <w:bCs/>
         </w:rPr>
-        <w:t xml:space="preserve">0.206/0.516</w:t>
+        <w:t xml:space="preserve">0.295/0.527</w:t>
       </w:r>
       <w:r>
         <w:t xml:space="preserve">: Error de</w:t>
@@ -4830,7 +4970,7 @@
           <w:b/>
           <w:bCs/>
         </w:rPr>
-        <w:t xml:space="preserve">0.33/0.392</w:t>
+        <w:t xml:space="preserve">0.284/0.579</w:t>
       </w:r>
       <w:r>
         <w:t xml:space="preserve">: Error de</w:t>
@@ -4864,7 +5004,7 @@
           <w:b/>
           <w:bCs/>
         </w:rPr>
-        <w:t xml:space="preserve">0.392/0.206</w:t>
+        <w:t xml:space="preserve">0.579/0.295</w:t>
       </w:r>
       <w:r>
         <w:t xml:space="preserve">: Error de</w:t>
@@ -4908,7 +5048,7 @@
         </w:numPr>
       </w:pPr>
       <w:r>
-        <w:t xml:space="preserve">Por lo tanto, la probabilidad de que una persona pertenezca al grupo de menores de 17 años, dado que es personas de género femenino, es</w:t>
+        <w:t xml:space="preserve">Por lo tanto, la probabilidad de que una persona pertenezca al grupo de mayores de 16 años, dado que es participantes masculinos, es</w:t>
       </w:r>
       <w:r>
         <w:t xml:space="preserve"> </w:t>
@@ -4918,7 +5058,7 @@
           <w:b/>
           <w:bCs/>
         </w:rPr>
-        <w:t xml:space="preserve">0.206/0.392</w:t>
+        <w:t xml:space="preserve">0.295/0.579</w:t>
       </w:r>
       <w:r>
         <w:t xml:space="preserve">.</w:t>
@@ -4998,6 +5138,17 @@
         </w:numPr>
       </w:pPr>
       <w:r>
+        <w:t xml:space="preserve">Verdadero</w:t>
+      </w:r>
+    </w:p>
+    <w:p>
+      <w:pPr>
+        <w:numPr>
+          <w:ilvl w:val="1"/>
+          <w:numId w:val="1033"/>
+        </w:numPr>
+      </w:pPr>
+      <w:r>
         <w:t xml:space="preserve">Falso</w:t>
       </w:r>
     </w:p>
@@ -5010,17 +5161,6 @@
       </w:pPr>
       <w:r>
         <w:t xml:space="preserve">Falso</w:t>
-      </w:r>
-    </w:p>
-    <w:p>
-      <w:pPr>
-        <w:numPr>
-          <w:ilvl w:val="1"/>
-          <w:numId w:val="1033"/>
-        </w:numPr>
-      </w:pPr>
-      <w:r>
-        <w:t xml:space="preserve">Verdadero</w:t>
       </w:r>
     </w:p>
     <w:p>
@@ -5041,7 +5181,7 @@
         <w:br/>
       </w:r>
       <w:r>
-        <w:t xml:space="preserve">En el diagrama se muestran los valores proporcionales de integrantes en un curso de extensión, dependiendo del género y la edad.</w:t>
+        <w:t xml:space="preserve">En el esquema se muestran los valores proporcionales de miembros en un programa de desarrollo, dependiendo del género y la edad.</w:t>
       </w:r>
     </w:p>
     <w:p>
@@ -5054,7 +5194,7 @@
       <w:r>
         <w:drawing>
           <wp:inline>
-            <wp:extent cx="2519999" cy="269999"/>
+            <wp:extent cx="2519999" cy="209106"/>
             <wp:effectExtent b="0" l="0" r="0" t="0"/>
             <wp:docPr descr="image" title="" id="61" name="Picture"/>
             <a:graphic>
@@ -5084,7 +5224,7 @@
                   <pic:spPr bwMode="auto">
                     <a:xfrm>
                       <a:off x="0" y="0"/>
-                      <a:ext cx="2519999" cy="269999"/>
+                      <a:ext cx="2519999" cy="209106"/>
                     </a:xfrm>
                     <a:prstGeom prst="rect">
                       <a:avLst/>
@@ -5111,7 +5251,7 @@
         </w:numPr>
       </w:pPr>
       <w:r>
-        <w:t xml:space="preserve">Por ejemplo, el 22.4% de los integrantes son personas de género femenino mayores de 16 años. Según el diagrama, ¿cuál es la probabilidad de que al escoger una persona al azar pertenezca al grupo de los varones, si ya se sabe que hace parte del grupo de mayores de 16 años?</w:t>
+        <w:t xml:space="preserve">Por ejemplo, el 34.8% de los miembros son participantes de género femenino mayores de 21 años. Según el esquema, ¿cuál es la probabilidad de que al escoger una persona al azar pertenezca al grupo de los mayores de 21 años, si ya se sabe que hace parte del grupo de participantes de género femenino?</w:t>
       </w:r>
     </w:p>
     <w:p>
@@ -5122,7 +5262,7 @@
         </w:numPr>
       </w:pPr>
       <w:r>
-        <w:t xml:space="preserve">0.365/0.589</w:t>
+        <w:t xml:space="preserve">0.348/0.326</w:t>
       </w:r>
     </w:p>
     <w:p>
@@ -5133,7 +5273,7 @@
         </w:numPr>
       </w:pPr>
       <w:r>
-        <w:t xml:space="preserve">0.365/0.392</w:t>
+        <w:t xml:space="preserve">0.14/0.674</w:t>
       </w:r>
     </w:p>
     <w:p>
@@ -5144,7 +5284,7 @@
         </w:numPr>
       </w:pPr>
       <w:r>
-        <w:t xml:space="preserve">0.589/0.365</w:t>
+        <w:t xml:space="preserve">0.674/0.348</w:t>
       </w:r>
     </w:p>
     <w:p>
@@ -5155,7 +5295,7 @@
         </w:numPr>
       </w:pPr>
       <w:r>
-        <w:t xml:space="preserve">0.168/0.589</w:t>
+        <w:t xml:space="preserve">0.348/0.674</w:t>
       </w:r>
     </w:p>
     <w:p>
@@ -5200,9 +5340,9 @@
           <w:numId w:val="1000"/>
         </w:numPr>
       </w:pPr>
-      <w:bookmarkStart w:id="64" w:name="X27f9aa5f6c13b6322c9ff79efa32e6e1351ddc4"/>
-      <w:r>
-        <w:t xml:space="preserve">Paso 1: Identificar el tipo de problema y la fórmula</w:t>
+      <w:bookmarkStart w:id="64" w:name="paso-1"/>
+      <w:r>
+        <w:t xml:space="preserve">Paso 1:</w:t>
       </w:r>
       <w:bookmarkEnd w:id="64"/>
     </w:p>
@@ -5213,6 +5353,12 @@
           <w:numId w:val="1000"/>
         </w:numPr>
       </w:pPr>
+      <w:r>
+        <w:t xml:space="preserve">Identificar el tipo de problema y la fórmula</w:t>
+      </w:r>
+      <w:r>
+        <w:t xml:space="preserve"> </w:t>
+      </w:r>
       <w:r>
         <w:t xml:space="preserve">Este es un problema de</w:t>
       </w:r>
@@ -5255,7 +5401,7 @@
                   <m:nor/>
                   <m:sty m:val="p"/>
                 </m:rPr>
-                <m:t>varones</m:t>
+                <m:t>mayores de 21 años</m:t>
               </m:r>
               <m:r>
                 <m:rPr>
@@ -5268,7 +5414,7 @@
                   <m:nor/>
                   <m:sty m:val="p"/>
                 </m:rPr>
-                <m:t>mayores de 16 años</m:t>
+                <m:t>participantes de género femenino</m:t>
               </m:r>
             </m:e>
           </m:d>
@@ -5406,7 +5552,7 @@
         <w:t xml:space="preserve"> </w:t>
       </w:r>
       <w:r>
-        <w:t xml:space="preserve">= evento de interés: varones</w:t>
+        <w:t xml:space="preserve">= evento de interés: mayores de 21 años</w:t>
       </w:r>
     </w:p>
     <w:p>
@@ -5425,7 +5571,7 @@
         <w:t xml:space="preserve"> </w:t>
       </w:r>
       <w:r>
-        <w:t xml:space="preserve">= condición dada: mayores de 16 años</w:t>
+        <w:t xml:space="preserve">= condición dada: participantes de género femenino</w:t>
       </w:r>
     </w:p>
     <w:p>
@@ -5509,9 +5655,9 @@
           <w:numId w:val="1000"/>
         </w:numPr>
       </w:pPr>
-      <w:bookmarkStart w:id="65" w:name="X034a7fc5eb2a36f1505c0e99dcfa9761b834956"/>
-      <w:r>
-        <w:t xml:space="preserve">Paso 2: Extraer información de la tabla de contingencia</w:t>
+      <w:bookmarkStart w:id="65" w:name="paso-2"/>
+      <w:r>
+        <w:t xml:space="preserve">Paso 2:</w:t>
       </w:r>
       <w:bookmarkEnd w:id="65"/>
     </w:p>
@@ -5522,6 +5668,12 @@
           <w:numId w:val="1000"/>
         </w:numPr>
       </w:pPr>
+      <w:r>
+        <w:t xml:space="preserve">Extraer información de la tabla de contingencia.</w:t>
+      </w:r>
+      <w:r>
+        <w:t xml:space="preserve"> </w:t>
+      </w:r>
       <w:r>
         <w:t xml:space="preserve">De la tabla podemos obtener las siguientes</w:t>
       </w:r>
@@ -5547,7 +5699,7 @@
         </w:numPr>
       </w:pPr>
       <w:r>
-        <w:t xml:space="preserve">P(menores de 16 años</w:t>
+        <w:t xml:space="preserve">P(menores de 21 años</w:t>
       </w:r>
       <w:r>
         <w:t xml:space="preserve"> </w:t>
@@ -5564,7 +5716,7 @@
         <w:t xml:space="preserve"> </w:t>
       </w:r>
       <w:r>
-        <w:t xml:space="preserve">varones) = 0.243</w:t>
+        <w:t xml:space="preserve">miembros masculinos) = 0.140</w:t>
       </w:r>
     </w:p>
     <w:p>
@@ -5575,7 +5727,7 @@
         </w:numPr>
       </w:pPr>
       <w:r>
-        <w:t xml:space="preserve">P(menores de 16 años</w:t>
+        <w:t xml:space="preserve">P(menores de 21 años</w:t>
       </w:r>
       <w:r>
         <w:t xml:space="preserve"> </w:t>
@@ -5592,7 +5744,7 @@
         <w:t xml:space="preserve"> </w:t>
       </w:r>
       <w:r>
-        <w:t xml:space="preserve">personas de género femenino) = 0.168</w:t>
+        <w:t xml:space="preserve">participantes de género femenino) = 0.326</w:t>
       </w:r>
     </w:p>
     <w:p>
@@ -5603,7 +5755,7 @@
         </w:numPr>
       </w:pPr>
       <w:r>
-        <w:t xml:space="preserve">P(mayores de 16 años</w:t>
+        <w:t xml:space="preserve">P(mayores de 21 años</w:t>
       </w:r>
       <w:r>
         <w:t xml:space="preserve"> </w:t>
@@ -5620,7 +5772,7 @@
         <w:t xml:space="preserve"> </w:t>
       </w:r>
       <w:r>
-        <w:t xml:space="preserve">varones) = 0.365</w:t>
+        <w:t xml:space="preserve">miembros masculinos) = 0.186</w:t>
       </w:r>
     </w:p>
     <w:p>
@@ -5631,7 +5783,7 @@
         </w:numPr>
       </w:pPr>
       <w:r>
-        <w:t xml:space="preserve">P(mayores de 16 años</w:t>
+        <w:t xml:space="preserve">P(mayores de 21 años</w:t>
       </w:r>
       <w:r>
         <w:t xml:space="preserve"> </w:t>
@@ -5648,7 +5800,7 @@
         <w:t xml:space="preserve"> </w:t>
       </w:r>
       <w:r>
-        <w:t xml:space="preserve">personas de género femenino) = 0.224</w:t>
+        <w:t xml:space="preserve">participantes de género femenino) = 0.348</w:t>
       </w:r>
     </w:p>
     <w:p>
@@ -5659,9 +5811,9 @@
           <w:numId w:val="1000"/>
         </w:numPr>
       </w:pPr>
-      <w:bookmarkStart w:id="66" w:name="X51467d4c720f9ec29dbe487dcea51d36fe24a71"/>
-      <w:r>
-        <w:t xml:space="preserve">Paso 3: Calcular probabilidades marginales</w:t>
+      <w:bookmarkStart w:id="66" w:name="paso-3"/>
+      <w:r>
+        <w:t xml:space="preserve">Paso 3:</w:t>
       </w:r>
       <w:bookmarkEnd w:id="66"/>
     </w:p>
@@ -5672,6 +5824,12 @@
           <w:numId w:val="1000"/>
         </w:numPr>
       </w:pPr>
+      <w:r>
+        <w:t xml:space="preserve">Calcular probabilidades marginales</w:t>
+      </w:r>
+      <w:r>
+        <w:t xml:space="preserve"> </w:t>
+      </w:r>
       <w:r>
         <w:t xml:space="preserve">Las</w:t>
       </w:r>
@@ -5715,7 +5873,7 @@
         </w:numPr>
       </w:pPr>
       <w:r>
-        <w:t xml:space="preserve">P(varones) = 0.243 + 0.365 = 0.608</w:t>
+        <w:t xml:space="preserve">P(miembros masculinos) = 0.140 + 0.186 = 0.326</w:t>
       </w:r>
     </w:p>
     <w:p>
@@ -5726,7 +5884,7 @@
         </w:numPr>
       </w:pPr>
       <w:r>
-        <w:t xml:space="preserve">P(personas de género femenino) = 0.168 + 0.224 = 0.392</w:t>
+        <w:t xml:space="preserve">P(participantes de género femenino) = 0.326 + 0.348 = 0.674</w:t>
       </w:r>
     </w:p>
     <w:p>
@@ -5752,7 +5910,7 @@
         </w:numPr>
       </w:pPr>
       <w:r>
-        <w:t xml:space="preserve">P(menores de 16 años) = 0.243 + 0.168 = 0.411</w:t>
+        <w:t xml:space="preserve">P(menores de 21 años) = 0.140 + 0.326 = 0.466</w:t>
       </w:r>
     </w:p>
     <w:p>
@@ -5763,7 +5921,7 @@
         </w:numPr>
       </w:pPr>
       <w:r>
-        <w:t xml:space="preserve">P(mayores de 16 años) = 0.365 + 0.224 = 0.589</w:t>
+        <w:t xml:space="preserve">P(mayores de 21 años) = 0.186 + 0.348 = 0.534</w:t>
       </w:r>
     </w:p>
     <w:p>
@@ -5774,9 +5932,9 @@
           <w:numId w:val="1000"/>
         </w:numPr>
       </w:pPr>
-      <w:bookmarkStart w:id="67" w:name="X1c746f8d4d81daa3dc3f9633c91a957c818cfac"/>
-      <w:r>
-        <w:t xml:space="preserve">Paso 4: Aplicar la fórmula para nuestro problema específico</w:t>
+      <w:bookmarkStart w:id="67" w:name="paso-4"/>
+      <w:r>
+        <w:t xml:space="preserve">Paso 4:</w:t>
       </w:r>
       <w:bookmarkEnd w:id="67"/>
     </w:p>
@@ -5787,6 +5945,12 @@
           <w:numId w:val="1000"/>
         </w:numPr>
       </w:pPr>
+      <w:r>
+        <w:t xml:space="preserve">Aplicar la fórmula para nuestro problema específico</w:t>
+      </w:r>
+      <w:r>
+        <w:t xml:space="preserve"> </w:t>
+      </w:r>
       <w:r>
         <w:t xml:space="preserve">Para nuestro problema:</w:t>
       </w:r>
@@ -5816,7 +5980,7 @@
                   <m:nor/>
                   <m:sty m:val="p"/>
                 </m:rPr>
-                <m:t>varones</m:t>
+                <m:t>mayores de 21 años</m:t>
               </m:r>
               <m:r>
                 <m:rPr>
@@ -5829,7 +5993,7 @@
                   <m:nor/>
                   <m:sty m:val="p"/>
                 </m:rPr>
-                <m:t>mayores de 16 años</m:t>
+                <m:t>participantes de género femenino</m:t>
               </m:r>
             </m:e>
           </m:d>
@@ -5860,7 +6024,7 @@
                       <m:nor/>
                       <m:sty m:val="p"/>
                     </m:rPr>
-                    <m:t>varones</m:t>
+                    <m:t>mayores de 21 años</m:t>
                   </m:r>
                   <m:r>
                     <m:rPr>
@@ -5873,7 +6037,7 @@
                       <m:nor/>
                       <m:sty m:val="p"/>
                     </m:rPr>
-                    <m:t>mayores de 16 años</m:t>
+                    <m:t>participantes de género femenino</m:t>
                   </m:r>
                 </m:e>
               </m:d>
@@ -5895,7 +6059,7 @@
                       <m:nor/>
                       <m:sty m:val="p"/>
                     </m:rPr>
-                    <m:t>mayores de 16 años</m:t>
+                    <m:t>participantes de género femenino</m:t>
                   </m:r>
                 </m:e>
               </m:d>
@@ -5940,7 +6104,7 @@
                   <m:nor/>
                   <m:sty m:val="p"/>
                 </m:rPr>
-                <m:t>varones</m:t>
+                <m:t>mayores de 21 años</m:t>
               </m:r>
               <m:r>
                 <m:rPr>
@@ -5953,7 +6117,7 @@
                   <m:nor/>
                   <m:sty m:val="p"/>
                 </m:rPr>
-                <m:t>mayores de 16 años</m:t>
+                <m:t>participantes de género femenino</m:t>
               </m:r>
             </m:e>
           </m:d>
@@ -5969,12 +6133,12 @@
             </m:fPr>
             <m:num>
               <m:r>
-                <m:t>0.365</m:t>
+                <m:t>0.348</m:t>
               </m:r>
             </m:num>
             <m:den>
               <m:r>
-                <m:t>0.589</m:t>
+                <m:t>0.674</m:t>
               </m:r>
             </m:den>
           </m:f>
@@ -5989,11 +6153,22 @@
           <w:numId w:val="1000"/>
         </w:numPr>
       </w:pPr>
-      <w:bookmarkStart w:id="68" w:name="X62f217c400bb06f168bf80d69cdd680121fdeab"/>
-      <w:r>
-        <w:t xml:space="preserve">Paso 5: Verificación y análisis de distractores</w:t>
+      <w:bookmarkStart w:id="68" w:name="paso-5"/>
+      <w:r>
+        <w:t xml:space="preserve">Paso 5:</w:t>
       </w:r>
       <w:bookmarkEnd w:id="68"/>
+    </w:p>
+    <w:p>
+      <w:pPr>
+        <w:numPr>
+          <w:ilvl w:val="0"/>
+          <w:numId w:val="1000"/>
+        </w:numPr>
+      </w:pPr>
+      <w:r>
+        <w:t xml:space="preserve">Verificación y análisis de distractores</w:t>
+      </w:r>
     </w:p>
     <w:p>
       <w:pPr>
@@ -6013,7 +6188,7 @@
         <w:t xml:space="preserve"> </w:t>
       </w:r>
       <w:r>
-        <w:t xml:space="preserve">0.365/0.589 = 0.620</w:t>
+        <w:t xml:space="preserve">0.348/0.674 = 0.516.</w:t>
       </w:r>
     </w:p>
     <w:p>
@@ -6043,7 +6218,7 @@
           <w:b/>
           <w:bCs/>
         </w:rPr>
-        <w:t xml:space="preserve">0.365/0.392</w:t>
+        <w:t xml:space="preserve">0.348/0.326</w:t>
       </w:r>
       <w:r>
         <w:t xml:space="preserve">: Error de</w:t>
@@ -6077,7 +6252,7 @@
           <w:b/>
           <w:bCs/>
         </w:rPr>
-        <w:t xml:space="preserve">0.168/0.589</w:t>
+        <w:t xml:space="preserve">0.14/0.674</w:t>
       </w:r>
       <w:r>
         <w:t xml:space="preserve">: Error de</w:t>
@@ -6111,7 +6286,7 @@
           <w:b/>
           <w:bCs/>
         </w:rPr>
-        <w:t xml:space="preserve">0.589/0.365</w:t>
+        <w:t xml:space="preserve">0.674/0.348</w:t>
       </w:r>
       <w:r>
         <w:t xml:space="preserve">: Error de</w:t>
@@ -6155,7 +6330,7 @@
         </w:numPr>
       </w:pPr>
       <w:r>
-        <w:t xml:space="preserve">Por lo tanto, la probabilidad de que una persona pertenezca al grupo de varones, dado que es mayores de 16 años, es</w:t>
+        <w:t xml:space="preserve">Por lo tanto, la probabilidad de que una persona pertenezca al grupo de mayores de 21 años, dado que es participantes de género femenino, es</w:t>
       </w:r>
       <w:r>
         <w:t xml:space="preserve"> </w:t>
@@ -6165,7 +6340,7 @@
           <w:b/>
           <w:bCs/>
         </w:rPr>
-        <w:t xml:space="preserve">0.365/0.589</w:t>
+        <w:t xml:space="preserve">0.348/0.674</w:t>
       </w:r>
       <w:r>
         <w:t xml:space="preserve">.</w:t>
@@ -6234,40 +6409,40 @@
         </w:numPr>
       </w:pPr>
       <w:r>
+        <w:t xml:space="preserve">Falso</w:t>
+      </w:r>
+    </w:p>
+    <w:p>
+      <w:pPr>
+        <w:numPr>
+          <w:ilvl w:val="1"/>
+          <w:numId w:val="1041"/>
+        </w:numPr>
+      </w:pPr>
+      <w:r>
+        <w:t xml:space="preserve">Falso</w:t>
+      </w:r>
+    </w:p>
+    <w:p>
+      <w:pPr>
+        <w:numPr>
+          <w:ilvl w:val="1"/>
+          <w:numId w:val="1041"/>
+        </w:numPr>
+      </w:pPr>
+      <w:r>
+        <w:t xml:space="preserve">Falso</w:t>
+      </w:r>
+    </w:p>
+    <w:p>
+      <w:pPr>
+        <w:numPr>
+          <w:ilvl w:val="1"/>
+          <w:numId w:val="1041"/>
+        </w:numPr>
+      </w:pPr>
+      <w:r>
         <w:t xml:space="preserve">Verdadero</w:t>
-      </w:r>
-    </w:p>
-    <w:p>
-      <w:pPr>
-        <w:numPr>
-          <w:ilvl w:val="1"/>
-          <w:numId w:val="1041"/>
-        </w:numPr>
-      </w:pPr>
-      <w:r>
-        <w:t xml:space="preserve">Falso</w:t>
-      </w:r>
-    </w:p>
-    <w:p>
-      <w:pPr>
-        <w:numPr>
-          <w:ilvl w:val="1"/>
-          <w:numId w:val="1041"/>
-        </w:numPr>
-      </w:pPr>
-      <w:r>
-        <w:t xml:space="preserve">Falso</w:t>
-      </w:r>
-    </w:p>
-    <w:p>
-      <w:pPr>
-        <w:numPr>
-          <w:ilvl w:val="1"/>
-          <w:numId w:val="1041"/>
-        </w:numPr>
-      </w:pPr>
-      <w:r>
-        <w:t xml:space="preserve">Falso</w:t>
       </w:r>
     </w:p>
     <w:bookmarkEnd w:id="70"/>
